--- a/assets/Qi_Wu_CV_OM.docx
+++ b/assets/Qi_Wu_CV_OM.docx
@@ -1,6 +1,6 @@
 
 <file path=word/document.xml><?xml version="1.0" encoding="utf-8"?>
-<w:document xmlns:wpc="http://schemas.microsoft.com/office/word/2010/wordprocessingCanvas" xmlns:cx="http://schemas.microsoft.com/office/drawing/2014/chartex" xmlns:cx1="http://schemas.microsoft.com/office/drawing/2015/9/8/chartex" xmlns:cx2="http://schemas.microsoft.com/office/drawing/2015/10/21/chartex" xmlns:cx3="http://schemas.microsoft.com/office/drawing/2016/5/9/chartex" xmlns:cx4="http://schemas.microsoft.com/office/drawing/2016/5/10/chartex" xmlns:cx5="http://schemas.microsoft.com/office/drawing/2016/5/11/chartex" xmlns:cx6="http://schemas.microsoft.com/office/drawing/2016/5/12/chartex" xmlns:cx7="http://schemas.microsoft.com/office/drawing/2016/5/13/chartex" xmlns:cx8="http://schemas.microsoft.com/office/drawing/2016/5/14/chartex" xmlns:mc="http://schemas.openxmlformats.org/markup-compatibility/2006" xmlns:aink="http://schemas.microsoft.com/office/drawing/2016/ink" xmlns:am3d="http://schemas.microsoft.com/office/drawing/2017/model3d" xmlns:o="urn:schemas-microsoft-com:office:office" xmlns:oel="http://schemas.microsoft.com/office/2019/extlst" xmlns:r="http://schemas.openxmlformats.org/officeDocument/2006/relationships" xmlns:m="http://schemas.openxmlformats.org/officeDocument/2006/math" xmlns:v="urn:schemas-microsoft-com:vml" xmlns:wp14="http://schemas.microsoft.com/office/word/2010/wordprocessingDrawing" xmlns:wp="http://schemas.openxmlformats.org/drawingml/2006/wordprocessingDrawing" xmlns:w10="urn:schemas-microsoft-com:office:word" xmlns:w="http://schemas.openxmlformats.org/wordprocessingml/2006/main" xmlns:w14="http://schemas.microsoft.com/office/word/2010/wordml" xmlns:w15="http://schemas.microsoft.com/office/word/2012/wordml" xmlns:w16cex="http://schemas.microsoft.com/office/word/2018/wordml/cex" xmlns:w16cid="http://schemas.microsoft.com/office/word/2016/wordml/cid" xmlns:w16="http://schemas.microsoft.com/office/word/2018/wordml" xmlns:w16du="http://schemas.microsoft.com/office/word/2023/wordml/word16du" xmlns:w16sdtdh="http://schemas.microsoft.com/office/word/2020/wordml/sdtdatahash" xmlns:w16sdtfl="http://schemas.microsoft.com/office/word/2024/wordml/sdtformatlock" xmlns:w16se="http://schemas.microsoft.com/office/word/2015/wordml/symex" xmlns:wpg="http://schemas.microsoft.com/office/word/2010/wordprocessingGroup" xmlns:wpi="http://schemas.microsoft.com/office/word/2010/wordprocessingInk" xmlns:wne="http://schemas.microsoft.com/office/word/2006/wordml" xmlns:wps="http://schemas.microsoft.com/office/word/2010/wordprocessingShape" mc:Ignorable="w14 w15 w16se w16cid w16 w16cex w16sdtdh w16sdtfl w16du wp14">
+<w:document xmlns:wpc="http://schemas.microsoft.com/office/word/2010/wordprocessingCanvas" xmlns:cx="http://schemas.microsoft.com/office/drawing/2014/chartex" xmlns:cx1="http://schemas.microsoft.com/office/drawing/2015/9/8/chartex" xmlns:cx2="http://schemas.microsoft.com/office/drawing/2015/10/21/chartex" xmlns:cx3="http://schemas.microsoft.com/office/drawing/2016/5/9/chartex" xmlns:cx4="http://schemas.microsoft.com/office/drawing/2016/5/10/chartex" xmlns:cx5="http://schemas.microsoft.com/office/drawing/2016/5/11/chartex" xmlns:cx6="http://schemas.microsoft.com/office/drawing/2016/5/12/chartex" xmlns:cx7="http://schemas.microsoft.com/office/drawing/2016/5/13/chartex" xmlns:cx8="http://schemas.microsoft.com/office/drawing/2016/5/14/chartex" xmlns:mc="http://schemas.openxmlformats.org/markup-compatibility/2006" xmlns:aink="http://schemas.microsoft.com/office/drawing/2016/ink" xmlns:am3d="http://schemas.microsoft.com/office/drawing/2017/model3d" xmlns:o="urn:schemas-microsoft-com:office:office" xmlns:oel="http://schemas.microsoft.com/office/2019/extlst" xmlns:r="http://schemas.openxmlformats.org/officeDocument/2006/relationships" xmlns:m="http://schemas.openxmlformats.org/officeDocument/2006/math" xmlns:v="urn:schemas-microsoft-com:vml" xmlns:wp14="http://schemas.microsoft.com/office/word/2010/wordprocessingDrawing" xmlns:wp="http://schemas.openxmlformats.org/drawingml/2006/wordprocessingDrawing" xmlns:w10="urn:schemas-microsoft-com:office:word" xmlns:w="http://schemas.openxmlformats.org/wordprocessingml/2006/main" xmlns:w14="http://schemas.microsoft.com/office/word/2010/wordml" xmlns:w15="http://schemas.microsoft.com/office/word/2012/wordml" xmlns:w16cei="http://schemas.microsoft.com/office/word/2026/wordml/cei" xmlns:w16cex="http://schemas.microsoft.com/office/word/2018/wordml/cex" xmlns:w16cid="http://schemas.microsoft.com/office/word/2016/wordml/cid" xmlns:w16="http://schemas.microsoft.com/office/word/2018/wordml" xmlns:w16du="http://schemas.microsoft.com/office/word/2023/wordml/word16du" xmlns:w16sdtdh="http://schemas.microsoft.com/office/word/2020/wordml/sdtdatahash" xmlns:w16sdtfl="http://schemas.microsoft.com/office/word/2024/wordml/sdtformatlock" xmlns:w16se="http://schemas.microsoft.com/office/word/2015/wordml/symex" xmlns:wpg="http://schemas.microsoft.com/office/word/2010/wordprocessingGroup" xmlns:wpi="http://schemas.microsoft.com/office/word/2010/wordprocessingInk" xmlns:wne="http://schemas.microsoft.com/office/word/2006/wordml" xmlns:wps="http://schemas.microsoft.com/office/word/2010/wordprocessingShape" mc:Ignorable="w14 w15 w16se w16cid w16 w16cex w16sdtdh w16sdtfl w16du wp14">
   <w:body>
     <w:p>
       <w:r>
@@ -22,21 +22,7 @@
         <w:rPr>
           <w:color w:val="555555"/>
         </w:rPr>
-        <w:t xml:space="preserve">Optical Characterization &amp; </w:t>
-      </w:r>
-      <w:proofErr w:type="gramStart"/>
-      <w:r>
-        <w:rPr>
-          <w:color w:val="555555"/>
-        </w:rPr>
-        <w:t>Metrology  |</w:t>
-      </w:r>
-      <w:proofErr w:type="gramEnd"/>
-      <w:r>
-        <w:rPr>
-          <w:color w:val="555555"/>
-        </w:rPr>
-        <w:t xml:space="preserve">  Spectroscopy · Simulation · Instrument Development</w:t>
+        <w:t>Optical Metrology · Surface Science · Instrumentation</w:t>
       </w:r>
     </w:p>
     <w:p>
@@ -124,11 +110,10 @@
       </w:r>
       <w:r>
         <w:rPr>
-          <w:color w:val="1A1A1A"/>
-          <w:sz w:val="19"/>
-          <w:szCs w:val="19"/>
-        </w:rPr>
-        <w:t>Optical characterization and metrology researcher with four years at imec developing optical methods to characterize semiconductor surfaces and nano-scale structures. Experience spans infrared spectroscopy, optical simulation, and the design and building of custom optical measurement systems. Cross-disciplinary background across optics, electrical engineering, and MEMS. Strong in optical data analysis in Python and MATLAB.</w:t>
+          <w:sz w:val="19"/>
+          <w:szCs w:val="19"/>
+        </w:rPr>
+        <w:t>Researcher and hands-on engineer with four years at imec (KU Leuven) working on the optical characterization of liquids and surfaces, and on building the instruments to measure them. Work spans surface modification and wetting, custom ATR-FTIR and contact-angle metrology, optical simulation, and data analysis in Python and MATLAB. Cross-disciplinary background across optics, electrical engineering, and MEMS.</w:t>
       </w:r>
     </w:p>
     <w:p>
@@ -164,20 +149,33 @@
           <w:sz w:val="19"/>
           <w:szCs w:val="19"/>
         </w:rPr>
-        <w:t>Ph.D. in Chemistry (optical metrology)</w:t>
-      </w:r>
-      <w:r>
-        <w:rPr>
+        <w:t>Ph.D. in Chemistry</w:t>
+      </w:r>
+      <w:r>
+        <w:rPr>
+          <w:b/>
+          <w:bCs/>
+          <w:color w:val="1A1A1A"/>
+          <w:sz w:val="19"/>
+          <w:szCs w:val="19"/>
+        </w:rPr>
+        <w:tab/>
+      </w:r>
+      <w:r>
+        <w:rPr>
+          <w:i/>
+          <w:iCs/>
           <w:color w:val="555555"/>
           <w:sz w:val="19"/>
           <w:szCs w:val="19"/>
         </w:rPr>
-        <w:tab/>
-        <w:t xml:space="preserve">KU Leuven &amp; imec, Leuven, </w:t>
+        <w:t xml:space="preserve">KU Leuven &amp; imec, </w:t>
       </w:r>
       <w:proofErr w:type="gramStart"/>
       <w:r>
         <w:rPr>
+          <w:i/>
+          <w:iCs/>
           <w:color w:val="555555"/>
           <w:sz w:val="19"/>
           <w:szCs w:val="19"/>
@@ -187,6 +185,8 @@
       <w:proofErr w:type="gramEnd"/>
       <w:r>
         <w:rPr>
+          <w:i/>
+          <w:iCs/>
           <w:color w:val="555555"/>
           <w:sz w:val="19"/>
           <w:szCs w:val="19"/>
@@ -213,16 +213,29 @@
       </w:r>
       <w:r>
         <w:rPr>
+          <w:b/>
+          <w:bCs/>
+          <w:color w:val="1A1A1A"/>
+          <w:sz w:val="19"/>
+          <w:szCs w:val="19"/>
+        </w:rPr>
+        <w:tab/>
+      </w:r>
+      <w:r>
+        <w:rPr>
+          <w:i/>
+          <w:iCs/>
           <w:color w:val="555555"/>
           <w:sz w:val="19"/>
           <w:szCs w:val="19"/>
         </w:rPr>
-        <w:tab/>
         <w:t xml:space="preserve">University of Twente, the </w:t>
       </w:r>
       <w:proofErr w:type="gramStart"/>
       <w:r>
         <w:rPr>
+          <w:i/>
+          <w:iCs/>
           <w:color w:val="555555"/>
           <w:sz w:val="19"/>
           <w:szCs w:val="19"/>
@@ -232,6 +245,8 @@
       <w:proofErr w:type="gramEnd"/>
       <w:r>
         <w:rPr>
+          <w:i/>
+          <w:iCs/>
           <w:color w:val="555555"/>
           <w:sz w:val="19"/>
           <w:szCs w:val="19"/>
@@ -258,16 +273,29 @@
       </w:r>
       <w:r>
         <w:rPr>
+          <w:b/>
+          <w:bCs/>
+          <w:color w:val="1A1A1A"/>
+          <w:sz w:val="19"/>
+          <w:szCs w:val="19"/>
+        </w:rPr>
+        <w:tab/>
+      </w:r>
+      <w:r>
+        <w:rPr>
+          <w:i/>
+          <w:iCs/>
           <w:color w:val="555555"/>
           <w:sz w:val="19"/>
           <w:szCs w:val="19"/>
         </w:rPr>
-        <w:tab/>
         <w:t xml:space="preserve">Northwestern Polytechnical University, </w:t>
       </w:r>
       <w:proofErr w:type="gramStart"/>
       <w:r>
         <w:rPr>
+          <w:i/>
+          <w:iCs/>
           <w:color w:val="555555"/>
           <w:sz w:val="19"/>
           <w:szCs w:val="19"/>
@@ -277,6 +305,8 @@
       <w:proofErr w:type="gramEnd"/>
       <w:r>
         <w:rPr>
+          <w:i/>
+          <w:iCs/>
           <w:color w:val="555555"/>
           <w:sz w:val="19"/>
           <w:szCs w:val="19"/>
@@ -314,15 +344,10 @@
           <w:sz w:val="19"/>
           <w:szCs w:val="19"/>
         </w:rPr>
-        <w:t xml:space="preserve">Optical Metrology &amp; Spectroscopy: </w:t>
-      </w:r>
-      <w:r>
-        <w:rPr>
-          <w:color w:val="1A1A1A"/>
-          <w:sz w:val="19"/>
-          <w:szCs w:val="19"/>
-        </w:rPr>
-        <w:t>ATR-FTIR spectroscopy for in-situ interfacial and surface analysis; ellipsometry; dynamic contact-angle / wettability analysis; in-line optical monitoring.</w:t>
+        <w:t xml:space="preserve">Characterization &amp; Metrology: </w:t>
+      </w:r>
+      <w:r>
+        <w:t>FTIR spectroscopy; ellipsometry; wettability analysis; SEM; AFM.</w:t>
       </w:r>
     </w:p>
     <w:p>
@@ -337,15 +362,10 @@
           <w:sz w:val="19"/>
           <w:szCs w:val="19"/>
         </w:rPr>
-        <w:t xml:space="preserve">Optical Simulation &amp; Modelling: </w:t>
-      </w:r>
-      <w:r>
-        <w:rPr>
-          <w:color w:val="1A1A1A"/>
-          <w:sz w:val="19"/>
-          <w:szCs w:val="19"/>
-        </w:rPr>
-        <w:t>FDTD simulation of IR, evanescent-field, and near-field optics; total-internal-reflection modelling; mapping optical signals to physical surface states.</w:t>
+        <w:t xml:space="preserve">Instrumentation &amp; Prototyping: </w:t>
+      </w:r>
+      <w:r>
+        <w:t>CAD design and build of custom metrology systems; re-engineering of commercial instruments; embedded control / microcontrollers; 3D-printing prototyping; measurement automation.</w:t>
       </w:r>
     </w:p>
     <w:p>
@@ -360,15 +380,10 @@
           <w:sz w:val="19"/>
           <w:szCs w:val="19"/>
         </w:rPr>
-        <w:t xml:space="preserve">Optical Instrumentation: </w:t>
-      </w:r>
-      <w:r>
-        <w:rPr>
-          <w:color w:val="1A1A1A"/>
-          <w:sz w:val="19"/>
-          <w:szCs w:val="19"/>
-        </w:rPr>
-        <w:t>Design, build, and re-engineering of custom optical measurement systems and modules; optical alignment; embedded control; rapid prototyping (3D printing); measurement automation.</w:t>
+        <w:t xml:space="preserve">Optical Simulation: </w:t>
+      </w:r>
+      <w:r>
+        <w:t>FDTD simulation of evanescent-field and near-field optics; spectral correction, processing, and analysis.</w:t>
       </w:r>
     </w:p>
     <w:p>
@@ -386,12 +401,7 @@
         <w:t xml:space="preserve">Programming &amp; Data: </w:t>
       </w:r>
       <w:r>
-        <w:rPr>
-          <w:color w:val="1A1A1A"/>
-          <w:sz w:val="19"/>
-          <w:szCs w:val="19"/>
-        </w:rPr>
-        <w:t>Python and MATLAB for spectral fitting, error analysis, data processing, and hardware-software integration.</w:t>
+        <w:t>Python and MATLAB for data processing, analysis, and hardware-software integration.</w:t>
       </w:r>
     </w:p>
     <w:p>
@@ -406,15 +416,10 @@
           <w:sz w:val="19"/>
           <w:szCs w:val="19"/>
         </w:rPr>
-        <w:t xml:space="preserve">Surface &amp; Cleanroom: </w:t>
-      </w:r>
-      <w:r>
-        <w:rPr>
-          <w:color w:val="1A1A1A"/>
-          <w:sz w:val="19"/>
-          <w:szCs w:val="19"/>
-        </w:rPr>
-        <w:t>Surface functionalization (SAMs), thin-film CVD; SEM, AFM; 2,000+ hrs cleanroom.</w:t>
+        <w:t xml:space="preserve">Experiment &amp; Process: </w:t>
+      </w:r>
+      <w:r>
+        <w:t>design of experiments (DOE); self-assembled monolayers (SAMs) LPCVD; wet-chemical surface processing; 2,000+ hrs cleanroom.</w:t>
       </w:r>
     </w:p>
     <w:p>
@@ -469,9 +474,11 @@
         <w:rPr>
           <w:b/>
           <w:bCs/>
-          <w:color w:val="1A1A1A"/>
-        </w:rPr>
-        <w:t>PhD Researcher — Optical Metrology &amp; Instrumentation</w:t>
+          <w:color w:val="1F4E79"/>
+          <w:sz w:val="19"/>
+          <w:szCs w:val="19"/>
+        </w:rPr>
+        <w:t>PhD Researcher</w:t>
       </w:r>
       <w:r>
         <w:rPr>
@@ -505,164 +512,6 @@
           <w:szCs w:val="19"/>
         </w:rPr>
         <w:t xml:space="preserve">  2022–Present</w:t>
-      </w:r>
-    </w:p>
-    <w:p>
-      <w:pPr>
-        <w:pStyle w:val="ListParagraph"/>
-        <w:numPr>
-          <w:ilvl w:val="0"/>
-          <w:numId w:val="2"/>
-        </w:numPr>
-        <w:spacing w:after="70"/>
-      </w:pPr>
-      <w:r>
-        <w:rPr>
-          <w:b/>
-          <w:bCs/>
-          <w:color w:val="1A1A1A"/>
-          <w:sz w:val="19"/>
-          <w:szCs w:val="19"/>
-        </w:rPr>
-        <w:t xml:space="preserve">Custom optical measurement system: </w:t>
-      </w:r>
-      <w:r>
-        <w:rPr>
-          <w:color w:val="1A1A1A"/>
-          <w:sz w:val="19"/>
-          <w:szCs w:val="19"/>
-        </w:rPr>
-        <w:t>Designed and built a specialized ATR-FTIR module with adjustable optics, re-engineering a commercial instrument to enable in-situ optical measurements not possible with the stock setup.</w:t>
-      </w:r>
-    </w:p>
-    <w:p>
-      <w:pPr>
-        <w:pStyle w:val="ListParagraph"/>
-        <w:numPr>
-          <w:ilvl w:val="0"/>
-          <w:numId w:val="2"/>
-        </w:numPr>
-        <w:spacing w:after="70"/>
-      </w:pPr>
-      <w:r>
-        <w:rPr>
-          <w:b/>
-          <w:bCs/>
-          <w:color w:val="1A1A1A"/>
-          <w:sz w:val="19"/>
-          <w:szCs w:val="19"/>
-        </w:rPr>
-        <w:t xml:space="preserve">Optical simulation (FDTD): </w:t>
-      </w:r>
-      <w:r>
-        <w:rPr>
-          <w:color w:val="1A1A1A"/>
-          <w:sz w:val="19"/>
-          <w:szCs w:val="19"/>
-        </w:rPr>
-        <w:t>Built an FDTD framework modelling broadband IR under total internal reflection in 3D silicon; simulated how sub-wavelength surface structures reshape the near-</w:t>
-      </w:r>
-      <w:proofErr w:type="gramStart"/>
-      <w:r>
-        <w:rPr>
-          <w:color w:val="1A1A1A"/>
-          <w:sz w:val="19"/>
-          <w:szCs w:val="19"/>
-        </w:rPr>
-        <w:t>field, and</w:t>
-      </w:r>
-      <w:proofErr w:type="gramEnd"/>
-      <w:r>
-        <w:rPr>
-          <w:color w:val="1A1A1A"/>
-          <w:sz w:val="19"/>
-          <w:szCs w:val="19"/>
-        </w:rPr>
-        <w:t xml:space="preserve"> mapped optical signals to physical surface states.</w:t>
-      </w:r>
-    </w:p>
-    <w:p>
-      <w:pPr>
-        <w:pStyle w:val="ListParagraph"/>
-        <w:numPr>
-          <w:ilvl w:val="0"/>
-          <w:numId w:val="2"/>
-        </w:numPr>
-        <w:spacing w:after="70"/>
-      </w:pPr>
-      <w:r>
-        <w:rPr>
-          <w:b/>
-          <w:bCs/>
-          <w:color w:val="1A1A1A"/>
-          <w:sz w:val="19"/>
-          <w:szCs w:val="19"/>
-        </w:rPr>
-        <w:t xml:space="preserve">Optical characterization of nanostructures: </w:t>
-      </w:r>
-      <w:r>
-        <w:rPr>
-          <w:color w:val="1A1A1A"/>
-          <w:sz w:val="19"/>
-          <w:szCs w:val="19"/>
-        </w:rPr>
-        <w:t>Characterized nano-patterned surfaces by optical methods, SEM, and AFM, including geometry dependence and deviations from theoretical models; built a dual-axis imaging module for anisotropic wetting analysis.</w:t>
-      </w:r>
-    </w:p>
-    <w:p>
-      <w:pPr>
-        <w:pStyle w:val="ListParagraph"/>
-        <w:numPr>
-          <w:ilvl w:val="0"/>
-          <w:numId w:val="2"/>
-        </w:numPr>
-        <w:spacing w:after="70"/>
-      </w:pPr>
-      <w:r>
-        <w:rPr>
-          <w:b/>
-          <w:bCs/>
-          <w:color w:val="1A1A1A"/>
-          <w:sz w:val="19"/>
-          <w:szCs w:val="19"/>
-        </w:rPr>
-        <w:t xml:space="preserve">Defect inspection (SEM): </w:t>
-      </w:r>
-      <w:r>
-        <w:rPr>
-          <w:color w:val="1A1A1A"/>
-          <w:sz w:val="19"/>
-          <w:szCs w:val="19"/>
-        </w:rPr>
-        <w:t>Used SEM to inspect pattern collapse in high-aspect-ratio structures and linked the defect to a specific process parameter (solvent surface tension).</w:t>
-      </w:r>
-    </w:p>
-    <w:p>
-      <w:pPr>
-        <w:pStyle w:val="ListParagraph"/>
-        <w:numPr>
-          <w:ilvl w:val="0"/>
-          <w:numId w:val="2"/>
-        </w:numPr>
-        <w:spacing w:after="70"/>
-      </w:pPr>
-      <w:r>
-        <w:rPr>
-          <w:b/>
-          <w:bCs/>
-          <w:color w:val="1A1A1A"/>
-          <w:sz w:val="19"/>
-          <w:szCs w:val="19"/>
-        </w:rPr>
-        <w:t xml:space="preserve">Process &amp; data: </w:t>
-      </w:r>
-      <w:r>
-        <w:rPr>
-          <w:color w:val="1A1A1A"/>
-          <w:sz w:val="19"/>
-          <w:szCs w:val="19"/>
-        </w:rPr>
-        <w:t>Established a robust process window with &gt;90% run-to-run reproducibility; automated spectral fitting and analysis in Python and MATLAB.</w:t>
       </w:r>
     </w:p>
     <w:p>
@@ -671,12 +520,426 @@
           <w:tab w:val="right" w:pos="9026"/>
         </w:tabs>
         <w:spacing w:before="120" w:after="20"/>
-      </w:pPr>
-      <w:r>
         <w:rPr>
           <w:b/>
           <w:bCs/>
           <w:color w:val="1A1A1A"/>
+          <w:sz w:val="19"/>
+          <w:szCs w:val="19"/>
+        </w:rPr>
+      </w:pPr>
+      <w:r>
+        <w:rPr>
+          <w:b/>
+          <w:bCs/>
+          <w:color w:val="1A1A1A"/>
+          <w:sz w:val="19"/>
+          <w:szCs w:val="19"/>
+        </w:rPr>
+        <w:t>Superhydrophobic Surface Fabrication by Silane SAM Deposition</w:t>
+      </w:r>
+    </w:p>
+    <w:p>
+      <w:pPr>
+        <w:pStyle w:val="ListParagraph"/>
+        <w:numPr>
+          <w:ilvl w:val="0"/>
+          <w:numId w:val="8"/>
+        </w:numPr>
+        <w:tabs>
+          <w:tab w:val="right" w:pos="9026"/>
+        </w:tabs>
+        <w:spacing w:before="120" w:after="20"/>
+        <w:rPr>
+          <w:color w:val="1A1A1A"/>
+          <w:sz w:val="19"/>
+          <w:szCs w:val="19"/>
+        </w:rPr>
+      </w:pPr>
+      <w:r>
+        <w:rPr>
+          <w:b/>
+          <w:color w:val="1A1A1A"/>
+          <w:sz w:val="19"/>
+          <w:szCs w:val="19"/>
+        </w:rPr>
+        <w:t xml:space="preserve">Surface engineering: </w:t>
+      </w:r>
+      <w:r>
+        <w:t>engineered superhydrophobic silicon surfaces via optimized silane self-assembled monolayer (SAM) deposition on patterned substrates, reaching intrinsic and apparent water contact angles above 110° and 140°.</w:t>
+      </w:r>
+    </w:p>
+    <w:p>
+      <w:pPr>
+        <w:pStyle w:val="ListParagraph"/>
+        <w:numPr>
+          <w:ilvl w:val="0"/>
+          <w:numId w:val="8"/>
+        </w:numPr>
+        <w:tabs>
+          <w:tab w:val="right" w:pos="9026"/>
+        </w:tabs>
+        <w:spacing w:before="120" w:after="20"/>
+        <w:rPr>
+          <w:color w:val="1A1A1A"/>
+          <w:sz w:val="19"/>
+          <w:szCs w:val="19"/>
+        </w:rPr>
+      </w:pPr>
+      <w:r>
+        <w:rPr>
+          <w:b/>
+          <w:color w:val="1A1A1A"/>
+          <w:sz w:val="19"/>
+          <w:szCs w:val="19"/>
+        </w:rPr>
+        <w:t xml:space="preserve">Mechanistic analysis: </w:t>
+      </w:r>
+      <w:r>
+        <w:t>resolved the deposition mechanism by GATR-FTIR spectroscopy, profiling the kinetic balance between surface –OH loss during HF pre-cleaning and re-oxidation during CVD.</w:t>
+      </w:r>
+    </w:p>
+    <w:p>
+      <w:pPr>
+        <w:pStyle w:val="ListParagraph"/>
+        <w:numPr>
+          <w:ilvl w:val="0"/>
+          <w:numId w:val="8"/>
+        </w:numPr>
+        <w:tabs>
+          <w:tab w:val="right" w:pos="9026"/>
+        </w:tabs>
+        <w:spacing w:before="120" w:after="20"/>
+        <w:rPr>
+          <w:color w:val="1A1A1A"/>
+          <w:sz w:val="19"/>
+          <w:szCs w:val="19"/>
+        </w:rPr>
+      </w:pPr>
+      <w:r>
+        <w:rPr>
+          <w:b/>
+          <w:color w:val="1A1A1A"/>
+          <w:sz w:val="19"/>
+          <w:szCs w:val="19"/>
+        </w:rPr>
+        <w:t xml:space="preserve">Process control: </w:t>
+      </w:r>
+      <w:r>
+        <w:t>established a robust pre-cleaning and deposition SOP with &gt;90% run-to-run reproducibility; recognized with the Best Student Paper Award at UCPSS 2025.</w:t>
+      </w:r>
+    </w:p>
+    <w:p>
+      <w:pPr>
+        <w:tabs>
+          <w:tab w:val="right" w:pos="9026"/>
+        </w:tabs>
+        <w:spacing w:before="120" w:after="20"/>
+        <w:rPr>
+          <w:b/>
+          <w:bCs/>
+          <w:color w:val="1A1A1A"/>
+          <w:sz w:val="19"/>
+          <w:szCs w:val="19"/>
+        </w:rPr>
+      </w:pPr>
+      <w:r>
+        <w:rPr>
+          <w:b/>
+          <w:bCs/>
+          <w:color w:val="1A1A1A"/>
+          <w:sz w:val="19"/>
+          <w:szCs w:val="19"/>
+        </w:rPr>
+        <w:t>Quantitative Optical Metrology of Wetting Defects in HAR Nanopatterns</w:t>
+      </w:r>
+    </w:p>
+    <w:p>
+      <w:pPr>
+        <w:pStyle w:val="ListParagraph"/>
+        <w:numPr>
+          <w:ilvl w:val="0"/>
+          <w:numId w:val="9"/>
+        </w:numPr>
+        <w:tabs>
+          <w:tab w:val="right" w:pos="9026"/>
+        </w:tabs>
+        <w:spacing w:before="120" w:after="20"/>
+        <w:rPr>
+          <w:color w:val="1A1A1A"/>
+          <w:sz w:val="19"/>
+          <w:szCs w:val="19"/>
+        </w:rPr>
+      </w:pPr>
+      <w:r>
+        <w:rPr>
+          <w:b/>
+          <w:color w:val="1A1A1A"/>
+          <w:sz w:val="19"/>
+          <w:szCs w:val="19"/>
+        </w:rPr>
+        <w:t xml:space="preserve">Instrument </w:t>
+      </w:r>
+      <w:proofErr w:type="gramStart"/>
+      <w:r>
+        <w:rPr>
+          <w:b/>
+          <w:color w:val="1A1A1A"/>
+          <w:sz w:val="19"/>
+          <w:szCs w:val="19"/>
+        </w:rPr>
+        <w:t>development:</w:t>
+      </w:r>
+      <w:proofErr w:type="gramEnd"/>
+      <w:r>
+        <w:rPr>
+          <w:b/>
+          <w:color w:val="1A1A1A"/>
+          <w:sz w:val="19"/>
+          <w:szCs w:val="19"/>
+        </w:rPr>
+        <w:t xml:space="preserve"> </w:t>
+      </w:r>
+      <w:r>
+        <w:t>built a customized ATR module for a commercial FTIR platform with an adjustable optical path, tuning the number of IR reflections to raise signal-to-noise ratio while avoiding absorption saturation.</w:t>
+      </w:r>
+    </w:p>
+    <w:p>
+      <w:pPr>
+        <w:pStyle w:val="ListParagraph"/>
+        <w:numPr>
+          <w:ilvl w:val="0"/>
+          <w:numId w:val="9"/>
+        </w:numPr>
+        <w:tabs>
+          <w:tab w:val="right" w:pos="9026"/>
+        </w:tabs>
+        <w:spacing w:before="120" w:after="20"/>
+        <w:rPr>
+          <w:color w:val="1A1A1A"/>
+          <w:sz w:val="19"/>
+          <w:szCs w:val="19"/>
+        </w:rPr>
+      </w:pPr>
+      <w:r>
+        <w:rPr>
+          <w:b/>
+          <w:color w:val="1A1A1A"/>
+          <w:sz w:val="19"/>
+          <w:szCs w:val="19"/>
+        </w:rPr>
+        <w:t xml:space="preserve">Defect quantification: </w:t>
+      </w:r>
+      <w:r>
+        <w:t>quantified nanoscale air-trapping in high-aspect-ratio gaps by solution-phase IR absorption, exploiting the quantitative drop in solution absorption when liquid fails to fill the structure.</w:t>
+      </w:r>
+    </w:p>
+    <w:p>
+      <w:pPr>
+        <w:pStyle w:val="ListParagraph"/>
+        <w:numPr>
+          <w:ilvl w:val="0"/>
+          <w:numId w:val="9"/>
+        </w:numPr>
+        <w:tabs>
+          <w:tab w:val="right" w:pos="9026"/>
+        </w:tabs>
+        <w:spacing w:before="120" w:after="20"/>
+        <w:rPr>
+          <w:color w:val="1A1A1A"/>
+          <w:sz w:val="19"/>
+          <w:szCs w:val="19"/>
+        </w:rPr>
+      </w:pPr>
+      <w:r>
+        <w:rPr>
+          <w:b/>
+          <w:color w:val="1A1A1A"/>
+          <w:sz w:val="19"/>
+          <w:szCs w:val="19"/>
+        </w:rPr>
+        <w:t xml:space="preserve">Optical simulation: </w:t>
+      </w:r>
+      <w:r>
+        <w:t>modelled the near-field electromagnetic distribution at the structured liquid–solid interface under total internal reflection (FDTD), linking sub-wavelength geometry to the evanescent field and IR response to calibrate the measured spectra.</w:t>
+      </w:r>
+    </w:p>
+    <w:p>
+      <w:pPr>
+        <w:pStyle w:val="ListParagraph"/>
+        <w:numPr>
+          <w:ilvl w:val="0"/>
+          <w:numId w:val="9"/>
+        </w:numPr>
+        <w:tabs>
+          <w:tab w:val="right" w:pos="9026"/>
+        </w:tabs>
+        <w:spacing w:before="120" w:after="20"/>
+        <w:rPr>
+          <w:color w:val="1A1A1A"/>
+          <w:sz w:val="19"/>
+          <w:szCs w:val="19"/>
+        </w:rPr>
+      </w:pPr>
+      <w:r>
+        <w:rPr>
+          <w:b/>
+          <w:color w:val="1A1A1A"/>
+          <w:sz w:val="19"/>
+          <w:szCs w:val="19"/>
+        </w:rPr>
+        <w:t xml:space="preserve">Method validation: </w:t>
+      </w:r>
+      <w:r>
+        <w:t xml:space="preserve">defined the metrological limits of the technique, establishing the valid geometric window (pattern height &lt; 500 nm, surface fraction &lt; 0.7) for accurate defect quantification on </w:t>
+      </w:r>
+      <w:proofErr w:type="gramStart"/>
+      <w:r>
+        <w:t>single-material</w:t>
+      </w:r>
+      <w:proofErr w:type="gramEnd"/>
+      <w:r>
+        <w:t xml:space="preserve"> nanopatterns.</w:t>
+      </w:r>
+    </w:p>
+    <w:p>
+      <w:pPr>
+        <w:tabs>
+          <w:tab w:val="right" w:pos="9026"/>
+        </w:tabs>
+        <w:spacing w:before="120" w:after="20"/>
+        <w:rPr>
+          <w:b/>
+          <w:bCs/>
+          <w:color w:val="1A1A1A"/>
+          <w:sz w:val="19"/>
+          <w:szCs w:val="19"/>
+        </w:rPr>
+      </w:pPr>
+      <w:r>
+        <w:rPr>
+          <w:b/>
+          <w:bCs/>
+          <w:color w:val="1A1A1A"/>
+          <w:sz w:val="19"/>
+          <w:szCs w:val="19"/>
+        </w:rPr>
+        <w:t>Synchronized Cross-View Imaging Platform for Anisotropic Wetting Characterization</w:t>
+      </w:r>
+    </w:p>
+    <w:p>
+      <w:pPr>
+        <w:pStyle w:val="ListParagraph"/>
+        <w:numPr>
+          <w:ilvl w:val="0"/>
+          <w:numId w:val="10"/>
+        </w:numPr>
+        <w:tabs>
+          <w:tab w:val="right" w:pos="9026"/>
+        </w:tabs>
+        <w:spacing w:before="120" w:after="20"/>
+        <w:rPr>
+          <w:color w:val="1A1A1A"/>
+          <w:sz w:val="19"/>
+          <w:szCs w:val="19"/>
+        </w:rPr>
+      </w:pPr>
+      <w:r>
+        <w:rPr>
+          <w:b/>
+          <w:color w:val="1A1A1A"/>
+          <w:sz w:val="19"/>
+          <w:szCs w:val="19"/>
+        </w:rPr>
+        <w:t xml:space="preserve">Platform design: </w:t>
+      </w:r>
+      <w:r>
+        <w:t>designed and built a cross-view optical platform for simultaneous, dual-directional imaging of sessile droplets on nano-trenches.</w:t>
+      </w:r>
+    </w:p>
+    <w:p>
+      <w:pPr>
+        <w:pStyle w:val="ListParagraph"/>
+        <w:numPr>
+          <w:ilvl w:val="0"/>
+          <w:numId w:val="10"/>
+        </w:numPr>
+        <w:tabs>
+          <w:tab w:val="right" w:pos="9026"/>
+        </w:tabs>
+        <w:spacing w:before="120" w:after="20"/>
+        <w:rPr>
+          <w:color w:val="1A1A1A"/>
+          <w:sz w:val="19"/>
+          <w:szCs w:val="19"/>
+        </w:rPr>
+      </w:pPr>
+      <w:r>
+        <w:rPr>
+          <w:b/>
+          <w:color w:val="1A1A1A"/>
+          <w:sz w:val="19"/>
+          <w:szCs w:val="19"/>
+        </w:rPr>
+        <w:t xml:space="preserve">Measurement accuracy: </w:t>
+      </w:r>
+      <w:r>
+        <w:t>eliminated the timing mismatch of sequential imaging, enabling synchronized capture of anisotropic droplet elongation with improved morphological accuracy.</w:t>
+      </w:r>
+    </w:p>
+    <w:p>
+      <w:pPr>
+        <w:pStyle w:val="ListParagraph"/>
+        <w:numPr>
+          <w:ilvl w:val="0"/>
+          <w:numId w:val="10"/>
+        </w:numPr>
+        <w:tabs>
+          <w:tab w:val="right" w:pos="9026"/>
+        </w:tabs>
+        <w:spacing w:before="120" w:after="20"/>
+        <w:rPr>
+          <w:color w:val="1A1A1A"/>
+          <w:sz w:val="19"/>
+          <w:szCs w:val="19"/>
+        </w:rPr>
+      </w:pPr>
+      <w:r>
+        <w:rPr>
+          <w:b/>
+          <w:color w:val="1A1A1A"/>
+          <w:sz w:val="19"/>
+          <w:szCs w:val="19"/>
+        </w:rPr>
+        <w:lastRenderedPageBreak/>
+        <w:t xml:space="preserve">New defect indicator: </w:t>
+      </w:r>
+      <w:r>
+        <w:t xml:space="preserve">identified the structural-parameter regime where conventional wetting models break </w:t>
+      </w:r>
+      <w:proofErr w:type="gramStart"/>
+      <w:r>
+        <w:t>down, and</w:t>
+      </w:r>
+      <w:proofErr w:type="gramEnd"/>
+      <w:r>
+        <w:t xml:space="preserve"> established real-time anisotropic elongation as a new indicator of nanoscale wetting defects.</w:t>
+      </w:r>
+    </w:p>
+    <w:p>
+      <w:pPr>
+        <w:tabs>
+          <w:tab w:val="right" w:pos="9026"/>
+        </w:tabs>
+        <w:spacing w:before="120" w:after="20"/>
+      </w:pPr>
+      <w:r>
+        <w:rPr>
+          <w:b/>
+          <w:bCs/>
+          <w:color w:val="1F4E79"/>
+          <w:sz w:val="19"/>
+          <w:szCs w:val="19"/>
         </w:rPr>
         <w:t>Graduate Intern</w:t>
       </w:r>
@@ -719,27 +982,43 @@
         <w:pStyle w:val="ListParagraph"/>
         <w:numPr>
           <w:ilvl w:val="0"/>
-          <w:numId w:val="2"/>
+          <w:numId w:val="12"/>
         </w:numPr>
         <w:spacing w:after="70"/>
       </w:pPr>
       <w:r>
         <w:rPr>
           <w:b/>
-          <w:bCs/>
-          <w:color w:val="1A1A1A"/>
-          <w:sz w:val="19"/>
-          <w:szCs w:val="19"/>
-        </w:rPr>
-        <w:t xml:space="preserve">Simulation &amp; collaboration: </w:t>
-      </w:r>
-      <w:r>
-        <w:rPr>
-          <w:color w:val="1A1A1A"/>
-          <w:sz w:val="19"/>
-          <w:szCs w:val="19"/>
-        </w:rPr>
-        <w:t>Stress-strain simulations (COMSOL) of elastomer microstructures for low-wear wafer carriers; worked with cleanroom specialists in a research-to-manufacturing setting.</w:t>
+          <w:color w:val="1A1A1A"/>
+          <w:sz w:val="19"/>
+          <w:szCs w:val="19"/>
+        </w:rPr>
+        <w:t xml:space="preserve">Mechanical simulation: </w:t>
+      </w:r>
+      <w:r>
+        <w:t>ran stress-strain simulations (COMSOL) of elastomer microstructure arrays for low-wear wafer carriers.</w:t>
+      </w:r>
+    </w:p>
+    <w:p>
+      <w:pPr>
+        <w:pStyle w:val="ListParagraph"/>
+        <w:numPr>
+          <w:ilvl w:val="0"/>
+          <w:numId w:val="11"/>
+        </w:numPr>
+        <w:spacing w:after="70"/>
+      </w:pPr>
+      <w:r>
+        <w:rPr>
+          <w:b/>
+          <w:color w:val="1A1A1A"/>
+          <w:sz w:val="19"/>
+          <w:szCs w:val="19"/>
+        </w:rPr>
+        <w:t xml:space="preserve">Industrial collaboration: </w:t>
+      </w:r>
+      <w:r>
+        <w:t>worked with cleanroom specialists to improve micro-component durability in a research-to-manufacturing setting.</w:t>
       </w:r>
     </w:p>
     <w:p>
@@ -762,12 +1041,44 @@
     </w:p>
     <w:p>
       <w:pPr>
+        <w:spacing w:before="40" w:after="40"/>
+        <w:rPr>
+          <w:i/>
+          <w:iCs/>
+          <w:color w:val="555555"/>
+          <w:sz w:val="16"/>
+          <w:szCs w:val="16"/>
+        </w:rPr>
+      </w:pPr>
+      <w:r>
+        <w:rPr>
+          <w:b/>
+          <w:bCs/>
+          <w:color w:val="1F4E79"/>
+          <w:sz w:val="19"/>
+          <w:szCs w:val="19"/>
+        </w:rPr>
+        <w:t>Publications</w:t>
+      </w:r>
+      <w:r>
+        <w:rPr>
+          <w:i/>
+          <w:iCs/>
+          <w:color w:val="555555"/>
+          <w:sz w:val="16"/>
+          <w:szCs w:val="16"/>
+        </w:rPr>
+        <w:t xml:space="preserve">  </w:t>
+      </w:r>
+    </w:p>
+    <w:p>
+      <w:pPr>
         <w:pStyle w:val="ListParagraph"/>
         <w:numPr>
           <w:ilvl w:val="0"/>
-          <w:numId w:val="2"/>
+          <w:numId w:val="11"/>
         </w:numPr>
-        <w:spacing w:after="60"/>
+        <w:spacing w:before="40" w:after="40"/>
       </w:pPr>
       <w:r>
         <w:rPr>
@@ -793,7 +1104,7 @@
           <w:sz w:val="19"/>
           <w:szCs w:val="19"/>
         </w:rPr>
-        <w:t xml:space="preserve">Solid State Phenomena (UCPSS 2025), accepted / in press. </w:t>
+        <w:t xml:space="preserve">Solid State Phenomena (UCPSS 2025, 17th International Symposium on Ultra Clean Processing of Semiconductor Surfaces), accepted / in press. </w:t>
       </w:r>
       <w:r>
         <w:rPr>
@@ -804,6 +1115,28 @@
           <w:szCs w:val="19"/>
         </w:rPr>
         <w:t>Best Student Paper Award.</w:t>
+      </w:r>
+    </w:p>
+    <w:p>
+      <w:pPr>
+        <w:spacing w:before="40" w:after="40"/>
+        <w:rPr>
+          <w:b/>
+          <w:bCs/>
+          <w:color w:val="1F4E79"/>
+          <w:sz w:val="19"/>
+          <w:szCs w:val="19"/>
+        </w:rPr>
+      </w:pPr>
+      <w:r>
+        <w:rPr>
+          <w:b/>
+          <w:bCs/>
+          <w:color w:val="1F4E79"/>
+          <w:sz w:val="19"/>
+          <w:szCs w:val="19"/>
+        </w:rPr>
+        <w:t>Presentations</w:t>
       </w:r>
     </w:p>
     <w:p>
@@ -811,9 +1144,9 @@
         <w:pStyle w:val="ListParagraph"/>
         <w:numPr>
           <w:ilvl w:val="0"/>
-          <w:numId w:val="2"/>
+          <w:numId w:val="5"/>
         </w:numPr>
-        <w:spacing w:after="60"/>
+        <w:spacing w:after="70"/>
       </w:pPr>
       <w:r>
         <w:rPr>
@@ -847,9 +1180,9 @@
         <w:pStyle w:val="ListParagraph"/>
         <w:numPr>
           <w:ilvl w:val="0"/>
-          <w:numId w:val="2"/>
+          <w:numId w:val="5"/>
         </w:numPr>
-        <w:spacing w:after="60"/>
+        <w:spacing w:after="70"/>
       </w:pPr>
       <w:r>
         <w:rPr>
@@ -875,7 +1208,7 @@
           <w:sz w:val="19"/>
           <w:szCs w:val="19"/>
         </w:rPr>
-        <w:t>poster, SPP 2171 Summer School.</w:t>
+        <w:t>poster presentation, SPP 2171 Summer School.</w:t>
       </w:r>
     </w:p>
     <w:p>
@@ -911,7 +1244,7 @@
     </w:p>
     <w:sectPr>
       <w:pgSz w:w="12240" w:h="15840"/>
-      <w:pgMar w:top="660" w:right="880" w:bottom="600" w:left="880" w:header="708" w:footer="708" w:gutter="0"/>
+      <w:pgMar w:top="720" w:right="900" w:bottom="720" w:left="900" w:header="708" w:footer="708" w:gutter="0"/>
       <w:cols w:space="720"/>
       <w:docGrid w:linePitch="360"/>
     </w:sectPr>
@@ -920,12 +1253,663 @@
 </file>
 
 <file path=word/numbering.xml><?xml version="1.0" encoding="utf-8"?>
-<w:numbering xmlns:wpc="http://schemas.microsoft.com/office/word/2010/wordprocessingCanvas" xmlns:cx="http://schemas.microsoft.com/office/drawing/2014/chartex" xmlns:cx1="http://schemas.microsoft.com/office/drawing/2015/9/8/chartex" xmlns:cx2="http://schemas.microsoft.com/office/drawing/2015/10/21/chartex" xmlns:cx3="http://schemas.microsoft.com/office/drawing/2016/5/9/chartex" xmlns:cx4="http://schemas.microsoft.com/office/drawing/2016/5/10/chartex" xmlns:cx5="http://schemas.microsoft.com/office/drawing/2016/5/11/chartex" xmlns:cx6="http://schemas.microsoft.com/office/drawing/2016/5/12/chartex" xmlns:cx7="http://schemas.microsoft.com/office/drawing/2016/5/13/chartex" xmlns:cx8="http://schemas.microsoft.com/office/drawing/2016/5/14/chartex" xmlns:mc="http://schemas.openxmlformats.org/markup-compatibility/2006" xmlns:aink="http://schemas.microsoft.com/office/drawing/2016/ink" xmlns:am3d="http://schemas.microsoft.com/office/drawing/2017/model3d" xmlns:o="urn:schemas-microsoft-com:office:office" xmlns:oel="http://schemas.microsoft.com/office/2019/extlst" xmlns:r="http://schemas.openxmlformats.org/officeDocument/2006/relationships" xmlns:m="http://schemas.openxmlformats.org/officeDocument/2006/math" xmlns:v="urn:schemas-microsoft-com:vml" xmlns:wp14="http://schemas.microsoft.com/office/word/2010/wordprocessingDrawing" xmlns:wp="http://schemas.openxmlformats.org/drawingml/2006/wordprocessingDrawing" xmlns:w10="urn:schemas-microsoft-com:office:word" xmlns:w="http://schemas.openxmlformats.org/wordprocessingml/2006/main" xmlns:w14="http://schemas.microsoft.com/office/word/2010/wordml" xmlns:w15="http://schemas.microsoft.com/office/word/2012/wordml" xmlns:w16cex="http://schemas.microsoft.com/office/word/2018/wordml/cex" xmlns:w16cid="http://schemas.microsoft.com/office/word/2016/wordml/cid" xmlns:w16="http://schemas.microsoft.com/office/word/2018/wordml" xmlns:w16du="http://schemas.microsoft.com/office/word/2023/wordml/word16du" xmlns:w16sdtdh="http://schemas.microsoft.com/office/word/2020/wordml/sdtdatahash" xmlns:w16sdtfl="http://schemas.microsoft.com/office/word/2024/wordml/sdtformatlock" xmlns:w16se="http://schemas.microsoft.com/office/word/2015/wordml/symex" xmlns:wpg="http://schemas.microsoft.com/office/word/2010/wordprocessingGroup" xmlns:wpi="http://schemas.microsoft.com/office/word/2010/wordprocessingInk" xmlns:wne="http://schemas.microsoft.com/office/word/2006/wordml" xmlns:wps="http://schemas.microsoft.com/office/word/2010/wordprocessingShape" mc:Ignorable="w14 w15 w16se w16cid w16 w16cex w16sdtdh w16sdtfl w16du wp14">
+<w:numbering xmlns:wpc="http://schemas.microsoft.com/office/word/2010/wordprocessingCanvas" xmlns:cx="http://schemas.microsoft.com/office/drawing/2014/chartex" xmlns:cx1="http://schemas.microsoft.com/office/drawing/2015/9/8/chartex" xmlns:cx2="http://schemas.microsoft.com/office/drawing/2015/10/21/chartex" xmlns:cx3="http://schemas.microsoft.com/office/drawing/2016/5/9/chartex" xmlns:cx4="http://schemas.microsoft.com/office/drawing/2016/5/10/chartex" xmlns:cx5="http://schemas.microsoft.com/office/drawing/2016/5/11/chartex" xmlns:cx6="http://schemas.microsoft.com/office/drawing/2016/5/12/chartex" xmlns:cx7="http://schemas.microsoft.com/office/drawing/2016/5/13/chartex" xmlns:cx8="http://schemas.microsoft.com/office/drawing/2016/5/14/chartex" xmlns:mc="http://schemas.openxmlformats.org/markup-compatibility/2006" xmlns:aink="http://schemas.microsoft.com/office/drawing/2016/ink" xmlns:am3d="http://schemas.microsoft.com/office/drawing/2017/model3d" xmlns:o="urn:schemas-microsoft-com:office:office" xmlns:oel="http://schemas.microsoft.com/office/2019/extlst" xmlns:r="http://schemas.openxmlformats.org/officeDocument/2006/relationships" xmlns:m="http://schemas.openxmlformats.org/officeDocument/2006/math" xmlns:v="urn:schemas-microsoft-com:vml" xmlns:wp14="http://schemas.microsoft.com/office/word/2010/wordprocessingDrawing" xmlns:wp="http://schemas.openxmlformats.org/drawingml/2006/wordprocessingDrawing" xmlns:w10="urn:schemas-microsoft-com:office:word" xmlns:w="http://schemas.openxmlformats.org/wordprocessingml/2006/main" xmlns:w14="http://schemas.microsoft.com/office/word/2010/wordml" xmlns:w15="http://schemas.microsoft.com/office/word/2012/wordml" xmlns:w16cei="http://schemas.microsoft.com/office/word/2026/wordml/cei" xmlns:w16cex="http://schemas.microsoft.com/office/word/2018/wordml/cex" xmlns:w16cid="http://schemas.microsoft.com/office/word/2016/wordml/cid" xmlns:w16="http://schemas.microsoft.com/office/word/2018/wordml" xmlns:w16du="http://schemas.microsoft.com/office/word/2023/wordml/word16du" xmlns:w16sdtdh="http://schemas.microsoft.com/office/word/2020/wordml/sdtdatahash" xmlns:w16sdtfl="http://schemas.microsoft.com/office/word/2024/wordml/sdtformatlock" xmlns:w16se="http://schemas.microsoft.com/office/word/2015/wordml/symex" xmlns:wpg="http://schemas.microsoft.com/office/word/2010/wordprocessingGroup" xmlns:wpi="http://schemas.microsoft.com/office/word/2010/wordprocessingInk" xmlns:wne="http://schemas.microsoft.com/office/word/2006/wordml" xmlns:wps="http://schemas.microsoft.com/office/word/2010/wordprocessingShape" mc:Ignorable="w14 w15 w16se w16cid w16 w16cex w16sdtdh w16sdtfl w16du wp14">
   <w:abstractNum w:abstractNumId="0" w15:restartNumberingAfterBreak="0">
-    <w:nsid w:val="2C974B56"/>
+    <w:nsid w:val="0E7E3880"/>
     <w:multiLevelType w:val="hybridMultilevel"/>
-    <w:tmpl w:val="E70E9F9A"/>
-    <w:lvl w:ilvl="0" w:tplc="7F289CC0">
+    <w:tmpl w:val="26968F24"/>
+    <w:lvl w:ilvl="0" w:tplc="BA24A736">
+      <w:start w:val="1"/>
+      <w:numFmt w:val="bullet"/>
+      <w:lvlText w:val="●"/>
+      <w:lvlJc w:val="left"/>
+      <w:pPr>
+        <w:ind w:left="720" w:hanging="360"/>
+      </w:pPr>
+    </w:lvl>
+    <w:lvl w:ilvl="1" w:tplc="6758F3C6">
+      <w:start w:val="1"/>
+      <w:numFmt w:val="bullet"/>
+      <w:lvlText w:val="○"/>
+      <w:lvlJc w:val="left"/>
+      <w:pPr>
+        <w:ind w:left="1440" w:hanging="360"/>
+      </w:pPr>
+    </w:lvl>
+    <w:lvl w:ilvl="2" w:tplc="880A55B0">
+      <w:start w:val="1"/>
+      <w:numFmt w:val="bullet"/>
+      <w:lvlText w:val="■"/>
+      <w:lvlJc w:val="left"/>
+      <w:pPr>
+        <w:ind w:left="2160" w:hanging="360"/>
+      </w:pPr>
+    </w:lvl>
+    <w:lvl w:ilvl="3" w:tplc="B2841704">
+      <w:start w:val="1"/>
+      <w:numFmt w:val="bullet"/>
+      <w:lvlText w:val="●"/>
+      <w:lvlJc w:val="left"/>
+      <w:pPr>
+        <w:ind w:left="2880" w:hanging="360"/>
+      </w:pPr>
+    </w:lvl>
+    <w:lvl w:ilvl="4" w:tplc="5018283A">
+      <w:start w:val="1"/>
+      <w:numFmt w:val="bullet"/>
+      <w:lvlText w:val="○"/>
+      <w:lvlJc w:val="left"/>
+      <w:pPr>
+        <w:ind w:left="3600" w:hanging="360"/>
+      </w:pPr>
+    </w:lvl>
+    <w:lvl w:ilvl="5" w:tplc="A342B022">
+      <w:start w:val="1"/>
+      <w:numFmt w:val="bullet"/>
+      <w:lvlText w:val="■"/>
+      <w:lvlJc w:val="left"/>
+      <w:pPr>
+        <w:ind w:left="4320" w:hanging="360"/>
+      </w:pPr>
+    </w:lvl>
+    <w:lvl w:ilvl="6" w:tplc="95CEA626">
+      <w:start w:val="1"/>
+      <w:numFmt w:val="bullet"/>
+      <w:lvlText w:val="●"/>
+      <w:lvlJc w:val="left"/>
+      <w:pPr>
+        <w:ind w:left="5040" w:hanging="360"/>
+      </w:pPr>
+    </w:lvl>
+    <w:lvl w:ilvl="7" w:tplc="9E3AC3B8">
+      <w:start w:val="1"/>
+      <w:numFmt w:val="bullet"/>
+      <w:lvlText w:val="●"/>
+      <w:lvlJc w:val="left"/>
+      <w:pPr>
+        <w:ind w:left="5760" w:hanging="360"/>
+      </w:pPr>
+    </w:lvl>
+    <w:lvl w:ilvl="8" w:tplc="F4C0359C">
+      <w:start w:val="1"/>
+      <w:numFmt w:val="bullet"/>
+      <w:lvlText w:val="●"/>
+      <w:lvlJc w:val="left"/>
+      <w:pPr>
+        <w:ind w:left="6480" w:hanging="360"/>
+      </w:pPr>
+    </w:lvl>
+  </w:abstractNum>
+  <w:abstractNum w:abstractNumId="1" w15:restartNumberingAfterBreak="0">
+    <w:nsid w:val="20081B9C"/>
+    <w:multiLevelType w:val="hybridMultilevel"/>
+    <w:tmpl w:val="BF20C228"/>
+    <w:lvl w:ilvl="0" w:tplc="08090001">
+      <w:start w:val="1"/>
+      <w:numFmt w:val="bullet"/>
+      <w:lvlText w:val=""/>
+      <w:lvlJc w:val="left"/>
+      <w:pPr>
+        <w:ind w:left="720" w:hanging="360"/>
+      </w:pPr>
+      <w:rPr>
+        <w:rFonts w:ascii="Symbol" w:hAnsi="Symbol" w:hint="default"/>
+      </w:rPr>
+    </w:lvl>
+    <w:lvl w:ilvl="1" w:tplc="08090003" w:tentative="1">
+      <w:start w:val="1"/>
+      <w:numFmt w:val="bullet"/>
+      <w:lvlText w:val="o"/>
+      <w:lvlJc w:val="left"/>
+      <w:pPr>
+        <w:ind w:left="1440" w:hanging="360"/>
+      </w:pPr>
+      <w:rPr>
+        <w:rFonts w:ascii="Courier New" w:hAnsi="Courier New" w:cs="Courier New" w:hint="default"/>
+      </w:rPr>
+    </w:lvl>
+    <w:lvl w:ilvl="2" w:tplc="08090005" w:tentative="1">
+      <w:start w:val="1"/>
+      <w:numFmt w:val="bullet"/>
+      <w:lvlText w:val=""/>
+      <w:lvlJc w:val="left"/>
+      <w:pPr>
+        <w:ind w:left="2160" w:hanging="360"/>
+      </w:pPr>
+      <w:rPr>
+        <w:rFonts w:ascii="Wingdings" w:hAnsi="Wingdings" w:hint="default"/>
+      </w:rPr>
+    </w:lvl>
+    <w:lvl w:ilvl="3" w:tplc="08090001" w:tentative="1">
+      <w:start w:val="1"/>
+      <w:numFmt w:val="bullet"/>
+      <w:lvlText w:val=""/>
+      <w:lvlJc w:val="left"/>
+      <w:pPr>
+        <w:ind w:left="2880" w:hanging="360"/>
+      </w:pPr>
+      <w:rPr>
+        <w:rFonts w:ascii="Symbol" w:hAnsi="Symbol" w:hint="default"/>
+      </w:rPr>
+    </w:lvl>
+    <w:lvl w:ilvl="4" w:tplc="08090003" w:tentative="1">
+      <w:start w:val="1"/>
+      <w:numFmt w:val="bullet"/>
+      <w:lvlText w:val="o"/>
+      <w:lvlJc w:val="left"/>
+      <w:pPr>
+        <w:ind w:left="3600" w:hanging="360"/>
+      </w:pPr>
+      <w:rPr>
+        <w:rFonts w:ascii="Courier New" w:hAnsi="Courier New" w:cs="Courier New" w:hint="default"/>
+      </w:rPr>
+    </w:lvl>
+    <w:lvl w:ilvl="5" w:tplc="08090005" w:tentative="1">
+      <w:start w:val="1"/>
+      <w:numFmt w:val="bullet"/>
+      <w:lvlText w:val=""/>
+      <w:lvlJc w:val="left"/>
+      <w:pPr>
+        <w:ind w:left="4320" w:hanging="360"/>
+      </w:pPr>
+      <w:rPr>
+        <w:rFonts w:ascii="Wingdings" w:hAnsi="Wingdings" w:hint="default"/>
+      </w:rPr>
+    </w:lvl>
+    <w:lvl w:ilvl="6" w:tplc="08090001" w:tentative="1">
+      <w:start w:val="1"/>
+      <w:numFmt w:val="bullet"/>
+      <w:lvlText w:val=""/>
+      <w:lvlJc w:val="left"/>
+      <w:pPr>
+        <w:ind w:left="5040" w:hanging="360"/>
+      </w:pPr>
+      <w:rPr>
+        <w:rFonts w:ascii="Symbol" w:hAnsi="Symbol" w:hint="default"/>
+      </w:rPr>
+    </w:lvl>
+    <w:lvl w:ilvl="7" w:tplc="08090003" w:tentative="1">
+      <w:start w:val="1"/>
+      <w:numFmt w:val="bullet"/>
+      <w:lvlText w:val="o"/>
+      <w:lvlJc w:val="left"/>
+      <w:pPr>
+        <w:ind w:left="5760" w:hanging="360"/>
+      </w:pPr>
+      <w:rPr>
+        <w:rFonts w:ascii="Courier New" w:hAnsi="Courier New" w:cs="Courier New" w:hint="default"/>
+      </w:rPr>
+    </w:lvl>
+    <w:lvl w:ilvl="8" w:tplc="08090005" w:tentative="1">
+      <w:start w:val="1"/>
+      <w:numFmt w:val="bullet"/>
+      <w:lvlText w:val=""/>
+      <w:lvlJc w:val="left"/>
+      <w:pPr>
+        <w:ind w:left="6480" w:hanging="360"/>
+      </w:pPr>
+      <w:rPr>
+        <w:rFonts w:ascii="Wingdings" w:hAnsi="Wingdings" w:hint="default"/>
+      </w:rPr>
+    </w:lvl>
+  </w:abstractNum>
+  <w:abstractNum w:abstractNumId="2" w15:restartNumberingAfterBreak="0">
+    <w:nsid w:val="20660E37"/>
+    <w:multiLevelType w:val="hybridMultilevel"/>
+    <w:tmpl w:val="DF20897C"/>
+    <w:lvl w:ilvl="0" w:tplc="08090001">
+      <w:start w:val="1"/>
+      <w:numFmt w:val="bullet"/>
+      <w:lvlText w:val=""/>
+      <w:lvlJc w:val="left"/>
+      <w:pPr>
+        <w:ind w:left="720" w:hanging="360"/>
+      </w:pPr>
+      <w:rPr>
+        <w:rFonts w:ascii="Symbol" w:hAnsi="Symbol" w:hint="default"/>
+      </w:rPr>
+    </w:lvl>
+    <w:lvl w:ilvl="1" w:tplc="08090003" w:tentative="1">
+      <w:start w:val="1"/>
+      <w:numFmt w:val="bullet"/>
+      <w:lvlText w:val="o"/>
+      <w:lvlJc w:val="left"/>
+      <w:pPr>
+        <w:ind w:left="1440" w:hanging="360"/>
+      </w:pPr>
+      <w:rPr>
+        <w:rFonts w:ascii="Courier New" w:hAnsi="Courier New" w:cs="Courier New" w:hint="default"/>
+      </w:rPr>
+    </w:lvl>
+    <w:lvl w:ilvl="2" w:tplc="08090005" w:tentative="1">
+      <w:start w:val="1"/>
+      <w:numFmt w:val="bullet"/>
+      <w:lvlText w:val=""/>
+      <w:lvlJc w:val="left"/>
+      <w:pPr>
+        <w:ind w:left="2160" w:hanging="360"/>
+      </w:pPr>
+      <w:rPr>
+        <w:rFonts w:ascii="Wingdings" w:hAnsi="Wingdings" w:hint="default"/>
+      </w:rPr>
+    </w:lvl>
+    <w:lvl w:ilvl="3" w:tplc="08090001" w:tentative="1">
+      <w:start w:val="1"/>
+      <w:numFmt w:val="bullet"/>
+      <w:lvlText w:val=""/>
+      <w:lvlJc w:val="left"/>
+      <w:pPr>
+        <w:ind w:left="2880" w:hanging="360"/>
+      </w:pPr>
+      <w:rPr>
+        <w:rFonts w:ascii="Symbol" w:hAnsi="Symbol" w:hint="default"/>
+      </w:rPr>
+    </w:lvl>
+    <w:lvl w:ilvl="4" w:tplc="08090003" w:tentative="1">
+      <w:start w:val="1"/>
+      <w:numFmt w:val="bullet"/>
+      <w:lvlText w:val="o"/>
+      <w:lvlJc w:val="left"/>
+      <w:pPr>
+        <w:ind w:left="3600" w:hanging="360"/>
+      </w:pPr>
+      <w:rPr>
+        <w:rFonts w:ascii="Courier New" w:hAnsi="Courier New" w:cs="Courier New" w:hint="default"/>
+      </w:rPr>
+    </w:lvl>
+    <w:lvl w:ilvl="5" w:tplc="08090005" w:tentative="1">
+      <w:start w:val="1"/>
+      <w:numFmt w:val="bullet"/>
+      <w:lvlText w:val=""/>
+      <w:lvlJc w:val="left"/>
+      <w:pPr>
+        <w:ind w:left="4320" w:hanging="360"/>
+      </w:pPr>
+      <w:rPr>
+        <w:rFonts w:ascii="Wingdings" w:hAnsi="Wingdings" w:hint="default"/>
+      </w:rPr>
+    </w:lvl>
+    <w:lvl w:ilvl="6" w:tplc="08090001" w:tentative="1">
+      <w:start w:val="1"/>
+      <w:numFmt w:val="bullet"/>
+      <w:lvlText w:val=""/>
+      <w:lvlJc w:val="left"/>
+      <w:pPr>
+        <w:ind w:left="5040" w:hanging="360"/>
+      </w:pPr>
+      <w:rPr>
+        <w:rFonts w:ascii="Symbol" w:hAnsi="Symbol" w:hint="default"/>
+      </w:rPr>
+    </w:lvl>
+    <w:lvl w:ilvl="7" w:tplc="08090003" w:tentative="1">
+      <w:start w:val="1"/>
+      <w:numFmt w:val="bullet"/>
+      <w:lvlText w:val="o"/>
+      <w:lvlJc w:val="left"/>
+      <w:pPr>
+        <w:ind w:left="5760" w:hanging="360"/>
+      </w:pPr>
+      <w:rPr>
+        <w:rFonts w:ascii="Courier New" w:hAnsi="Courier New" w:cs="Courier New" w:hint="default"/>
+      </w:rPr>
+    </w:lvl>
+    <w:lvl w:ilvl="8" w:tplc="08090005" w:tentative="1">
+      <w:start w:val="1"/>
+      <w:numFmt w:val="bullet"/>
+      <w:lvlText w:val=""/>
+      <w:lvlJc w:val="left"/>
+      <w:pPr>
+        <w:ind w:left="6480" w:hanging="360"/>
+      </w:pPr>
+      <w:rPr>
+        <w:rFonts w:ascii="Wingdings" w:hAnsi="Wingdings" w:hint="default"/>
+      </w:rPr>
+    </w:lvl>
+  </w:abstractNum>
+  <w:abstractNum w:abstractNumId="3" w15:restartNumberingAfterBreak="0">
+    <w:nsid w:val="21E7492C"/>
+    <w:multiLevelType w:val="hybridMultilevel"/>
+    <w:tmpl w:val="DAA0D336"/>
+    <w:lvl w:ilvl="0" w:tplc="08090001">
+      <w:start w:val="1"/>
+      <w:numFmt w:val="bullet"/>
+      <w:lvlText w:val=""/>
+      <w:lvlJc w:val="left"/>
+      <w:pPr>
+        <w:ind w:left="720" w:hanging="360"/>
+      </w:pPr>
+      <w:rPr>
+        <w:rFonts w:ascii="Symbol" w:hAnsi="Symbol" w:hint="default"/>
+      </w:rPr>
+    </w:lvl>
+    <w:lvl w:ilvl="1" w:tplc="08090003" w:tentative="1">
+      <w:start w:val="1"/>
+      <w:numFmt w:val="bullet"/>
+      <w:lvlText w:val="o"/>
+      <w:lvlJc w:val="left"/>
+      <w:pPr>
+        <w:ind w:left="1440" w:hanging="360"/>
+      </w:pPr>
+      <w:rPr>
+        <w:rFonts w:ascii="Courier New" w:hAnsi="Courier New" w:cs="Courier New" w:hint="default"/>
+      </w:rPr>
+    </w:lvl>
+    <w:lvl w:ilvl="2" w:tplc="08090005" w:tentative="1">
+      <w:start w:val="1"/>
+      <w:numFmt w:val="bullet"/>
+      <w:lvlText w:val=""/>
+      <w:lvlJc w:val="left"/>
+      <w:pPr>
+        <w:ind w:left="2160" w:hanging="360"/>
+      </w:pPr>
+      <w:rPr>
+        <w:rFonts w:ascii="Wingdings" w:hAnsi="Wingdings" w:hint="default"/>
+      </w:rPr>
+    </w:lvl>
+    <w:lvl w:ilvl="3" w:tplc="08090001" w:tentative="1">
+      <w:start w:val="1"/>
+      <w:numFmt w:val="bullet"/>
+      <w:lvlText w:val=""/>
+      <w:lvlJc w:val="left"/>
+      <w:pPr>
+        <w:ind w:left="2880" w:hanging="360"/>
+      </w:pPr>
+      <w:rPr>
+        <w:rFonts w:ascii="Symbol" w:hAnsi="Symbol" w:hint="default"/>
+      </w:rPr>
+    </w:lvl>
+    <w:lvl w:ilvl="4" w:tplc="08090003" w:tentative="1">
+      <w:start w:val="1"/>
+      <w:numFmt w:val="bullet"/>
+      <w:lvlText w:val="o"/>
+      <w:lvlJc w:val="left"/>
+      <w:pPr>
+        <w:ind w:left="3600" w:hanging="360"/>
+      </w:pPr>
+      <w:rPr>
+        <w:rFonts w:ascii="Courier New" w:hAnsi="Courier New" w:cs="Courier New" w:hint="default"/>
+      </w:rPr>
+    </w:lvl>
+    <w:lvl w:ilvl="5" w:tplc="08090005" w:tentative="1">
+      <w:start w:val="1"/>
+      <w:numFmt w:val="bullet"/>
+      <w:lvlText w:val=""/>
+      <w:lvlJc w:val="left"/>
+      <w:pPr>
+        <w:ind w:left="4320" w:hanging="360"/>
+      </w:pPr>
+      <w:rPr>
+        <w:rFonts w:ascii="Wingdings" w:hAnsi="Wingdings" w:hint="default"/>
+      </w:rPr>
+    </w:lvl>
+    <w:lvl w:ilvl="6" w:tplc="08090001" w:tentative="1">
+      <w:start w:val="1"/>
+      <w:numFmt w:val="bullet"/>
+      <w:lvlText w:val=""/>
+      <w:lvlJc w:val="left"/>
+      <w:pPr>
+        <w:ind w:left="5040" w:hanging="360"/>
+      </w:pPr>
+      <w:rPr>
+        <w:rFonts w:ascii="Symbol" w:hAnsi="Symbol" w:hint="default"/>
+      </w:rPr>
+    </w:lvl>
+    <w:lvl w:ilvl="7" w:tplc="08090003" w:tentative="1">
+      <w:start w:val="1"/>
+      <w:numFmt w:val="bullet"/>
+      <w:lvlText w:val="o"/>
+      <w:lvlJc w:val="left"/>
+      <w:pPr>
+        <w:ind w:left="5760" w:hanging="360"/>
+      </w:pPr>
+      <w:rPr>
+        <w:rFonts w:ascii="Courier New" w:hAnsi="Courier New" w:cs="Courier New" w:hint="default"/>
+      </w:rPr>
+    </w:lvl>
+    <w:lvl w:ilvl="8" w:tplc="08090005" w:tentative="1">
+      <w:start w:val="1"/>
+      <w:numFmt w:val="bullet"/>
+      <w:lvlText w:val=""/>
+      <w:lvlJc w:val="left"/>
+      <w:pPr>
+        <w:ind w:left="6480" w:hanging="360"/>
+      </w:pPr>
+      <w:rPr>
+        <w:rFonts w:ascii="Wingdings" w:hAnsi="Wingdings" w:hint="default"/>
+      </w:rPr>
+    </w:lvl>
+  </w:abstractNum>
+  <w:abstractNum w:abstractNumId="4" w15:restartNumberingAfterBreak="0">
+    <w:nsid w:val="2B290D3D"/>
+    <w:multiLevelType w:val="hybridMultilevel"/>
+    <w:tmpl w:val="3B70A75C"/>
+    <w:lvl w:ilvl="0" w:tplc="08090001">
+      <w:start w:val="1"/>
+      <w:numFmt w:val="bullet"/>
+      <w:lvlText w:val=""/>
+      <w:lvlJc w:val="left"/>
+      <w:pPr>
+        <w:ind w:left="520" w:hanging="180"/>
+      </w:pPr>
+      <w:rPr>
+        <w:rFonts w:ascii="Symbol" w:hAnsi="Symbol" w:hint="default"/>
+      </w:rPr>
+    </w:lvl>
+    <w:lvl w:ilvl="1" w:tplc="08090003" w:tentative="1">
+      <w:start w:val="1"/>
+      <w:numFmt w:val="bullet"/>
+      <w:lvlText w:val="o"/>
+      <w:lvlJc w:val="left"/>
+      <w:pPr>
+        <w:ind w:left="1700" w:hanging="360"/>
+      </w:pPr>
+      <w:rPr>
+        <w:rFonts w:ascii="Courier New" w:hAnsi="Courier New" w:cs="Courier New" w:hint="default"/>
+      </w:rPr>
+    </w:lvl>
+    <w:lvl w:ilvl="2" w:tplc="08090005" w:tentative="1">
+      <w:start w:val="1"/>
+      <w:numFmt w:val="bullet"/>
+      <w:lvlText w:val=""/>
+      <w:lvlJc w:val="left"/>
+      <w:pPr>
+        <w:ind w:left="2420" w:hanging="360"/>
+      </w:pPr>
+      <w:rPr>
+        <w:rFonts w:ascii="Wingdings" w:hAnsi="Wingdings" w:hint="default"/>
+      </w:rPr>
+    </w:lvl>
+    <w:lvl w:ilvl="3" w:tplc="08090001" w:tentative="1">
+      <w:start w:val="1"/>
+      <w:numFmt w:val="bullet"/>
+      <w:lvlText w:val=""/>
+      <w:lvlJc w:val="left"/>
+      <w:pPr>
+        <w:ind w:left="3140" w:hanging="360"/>
+      </w:pPr>
+      <w:rPr>
+        <w:rFonts w:ascii="Symbol" w:hAnsi="Symbol" w:hint="default"/>
+      </w:rPr>
+    </w:lvl>
+    <w:lvl w:ilvl="4" w:tplc="08090003" w:tentative="1">
+      <w:start w:val="1"/>
+      <w:numFmt w:val="bullet"/>
+      <w:lvlText w:val="o"/>
+      <w:lvlJc w:val="left"/>
+      <w:pPr>
+        <w:ind w:left="3860" w:hanging="360"/>
+      </w:pPr>
+      <w:rPr>
+        <w:rFonts w:ascii="Courier New" w:hAnsi="Courier New" w:cs="Courier New" w:hint="default"/>
+      </w:rPr>
+    </w:lvl>
+    <w:lvl w:ilvl="5" w:tplc="08090005" w:tentative="1">
+      <w:start w:val="1"/>
+      <w:numFmt w:val="bullet"/>
+      <w:lvlText w:val=""/>
+      <w:lvlJc w:val="left"/>
+      <w:pPr>
+        <w:ind w:left="4580" w:hanging="360"/>
+      </w:pPr>
+      <w:rPr>
+        <w:rFonts w:ascii="Wingdings" w:hAnsi="Wingdings" w:hint="default"/>
+      </w:rPr>
+    </w:lvl>
+    <w:lvl w:ilvl="6" w:tplc="08090001" w:tentative="1">
+      <w:start w:val="1"/>
+      <w:numFmt w:val="bullet"/>
+      <w:lvlText w:val=""/>
+      <w:lvlJc w:val="left"/>
+      <w:pPr>
+        <w:ind w:left="5300" w:hanging="360"/>
+      </w:pPr>
+      <w:rPr>
+        <w:rFonts w:ascii="Symbol" w:hAnsi="Symbol" w:hint="default"/>
+      </w:rPr>
+    </w:lvl>
+    <w:lvl w:ilvl="7" w:tplc="08090003" w:tentative="1">
+      <w:start w:val="1"/>
+      <w:numFmt w:val="bullet"/>
+      <w:lvlText w:val="o"/>
+      <w:lvlJc w:val="left"/>
+      <w:pPr>
+        <w:ind w:left="6020" w:hanging="360"/>
+      </w:pPr>
+      <w:rPr>
+        <w:rFonts w:ascii="Courier New" w:hAnsi="Courier New" w:cs="Courier New" w:hint="default"/>
+      </w:rPr>
+    </w:lvl>
+    <w:lvl w:ilvl="8" w:tplc="08090005" w:tentative="1">
+      <w:start w:val="1"/>
+      <w:numFmt w:val="bullet"/>
+      <w:lvlText w:val=""/>
+      <w:lvlJc w:val="left"/>
+      <w:pPr>
+        <w:ind w:left="6740" w:hanging="360"/>
+      </w:pPr>
+      <w:rPr>
+        <w:rFonts w:ascii="Wingdings" w:hAnsi="Wingdings" w:hint="default"/>
+      </w:rPr>
+    </w:lvl>
+  </w:abstractNum>
+  <w:abstractNum w:abstractNumId="5" w15:restartNumberingAfterBreak="0">
+    <w:nsid w:val="37A86415"/>
+    <w:multiLevelType w:val="hybridMultilevel"/>
+    <w:tmpl w:val="683A17E6"/>
+    <w:lvl w:ilvl="0" w:tplc="08090001">
+      <w:start w:val="1"/>
+      <w:numFmt w:val="bullet"/>
+      <w:lvlText w:val=""/>
+      <w:lvlJc w:val="left"/>
+      <w:pPr>
+        <w:ind w:left="720" w:hanging="360"/>
+      </w:pPr>
+      <w:rPr>
+        <w:rFonts w:ascii="Symbol" w:hAnsi="Symbol" w:hint="default"/>
+      </w:rPr>
+    </w:lvl>
+    <w:lvl w:ilvl="1" w:tplc="08090003" w:tentative="1">
+      <w:start w:val="1"/>
+      <w:numFmt w:val="bullet"/>
+      <w:lvlText w:val="o"/>
+      <w:lvlJc w:val="left"/>
+      <w:pPr>
+        <w:ind w:left="1440" w:hanging="360"/>
+      </w:pPr>
+      <w:rPr>
+        <w:rFonts w:ascii="Courier New" w:hAnsi="Courier New" w:cs="Courier New" w:hint="default"/>
+      </w:rPr>
+    </w:lvl>
+    <w:lvl w:ilvl="2" w:tplc="08090005" w:tentative="1">
+      <w:start w:val="1"/>
+      <w:numFmt w:val="bullet"/>
+      <w:lvlText w:val=""/>
+      <w:lvlJc w:val="left"/>
+      <w:pPr>
+        <w:ind w:left="2160" w:hanging="360"/>
+      </w:pPr>
+      <w:rPr>
+        <w:rFonts w:ascii="Wingdings" w:hAnsi="Wingdings" w:hint="default"/>
+      </w:rPr>
+    </w:lvl>
+    <w:lvl w:ilvl="3" w:tplc="08090001" w:tentative="1">
+      <w:start w:val="1"/>
+      <w:numFmt w:val="bullet"/>
+      <w:lvlText w:val=""/>
+      <w:lvlJc w:val="left"/>
+      <w:pPr>
+        <w:ind w:left="2880" w:hanging="360"/>
+      </w:pPr>
+      <w:rPr>
+        <w:rFonts w:ascii="Symbol" w:hAnsi="Symbol" w:hint="default"/>
+      </w:rPr>
+    </w:lvl>
+    <w:lvl w:ilvl="4" w:tplc="08090003" w:tentative="1">
+      <w:start w:val="1"/>
+      <w:numFmt w:val="bullet"/>
+      <w:lvlText w:val="o"/>
+      <w:lvlJc w:val="left"/>
+      <w:pPr>
+        <w:ind w:left="3600" w:hanging="360"/>
+      </w:pPr>
+      <w:rPr>
+        <w:rFonts w:ascii="Courier New" w:hAnsi="Courier New" w:cs="Courier New" w:hint="default"/>
+      </w:rPr>
+    </w:lvl>
+    <w:lvl w:ilvl="5" w:tplc="08090005" w:tentative="1">
+      <w:start w:val="1"/>
+      <w:numFmt w:val="bullet"/>
+      <w:lvlText w:val=""/>
+      <w:lvlJc w:val="left"/>
+      <w:pPr>
+        <w:ind w:left="4320" w:hanging="360"/>
+      </w:pPr>
+      <w:rPr>
+        <w:rFonts w:ascii="Wingdings" w:hAnsi="Wingdings" w:hint="default"/>
+      </w:rPr>
+    </w:lvl>
+    <w:lvl w:ilvl="6" w:tplc="08090001" w:tentative="1">
+      <w:start w:val="1"/>
+      <w:numFmt w:val="bullet"/>
+      <w:lvlText w:val=""/>
+      <w:lvlJc w:val="left"/>
+      <w:pPr>
+        <w:ind w:left="5040" w:hanging="360"/>
+      </w:pPr>
+      <w:rPr>
+        <w:rFonts w:ascii="Symbol" w:hAnsi="Symbol" w:hint="default"/>
+      </w:rPr>
+    </w:lvl>
+    <w:lvl w:ilvl="7" w:tplc="08090003" w:tentative="1">
+      <w:start w:val="1"/>
+      <w:numFmt w:val="bullet"/>
+      <w:lvlText w:val="o"/>
+      <w:lvlJc w:val="left"/>
+      <w:pPr>
+        <w:ind w:left="5760" w:hanging="360"/>
+      </w:pPr>
+      <w:rPr>
+        <w:rFonts w:ascii="Courier New" w:hAnsi="Courier New" w:cs="Courier New" w:hint="default"/>
+      </w:rPr>
+    </w:lvl>
+    <w:lvl w:ilvl="8" w:tplc="08090005" w:tentative="1">
+      <w:start w:val="1"/>
+      <w:numFmt w:val="bullet"/>
+      <w:lvlText w:val=""/>
+      <w:lvlJc w:val="left"/>
+      <w:pPr>
+        <w:ind w:left="6480" w:hanging="360"/>
+      </w:pPr>
+      <w:rPr>
+        <w:rFonts w:ascii="Wingdings" w:hAnsi="Wingdings" w:hint="default"/>
+      </w:rPr>
+    </w:lvl>
+  </w:abstractNum>
+  <w:abstractNum w:abstractNumId="6" w15:restartNumberingAfterBreak="0">
+    <w:nsid w:val="4F4B4540"/>
+    <w:multiLevelType w:val="hybridMultilevel"/>
+    <w:tmpl w:val="B1B0283E"/>
+    <w:lvl w:ilvl="0" w:tplc="2A86CEA8">
       <w:start w:val="1"/>
       <w:numFmt w:val="bullet"/>
       <w:lvlText w:val="•"/>
@@ -934,144 +1918,540 @@
         <w:ind w:left="260" w:hanging="180"/>
       </w:pPr>
     </w:lvl>
-    <w:lvl w:ilvl="1" w:tplc="DB46C4FA">
+    <w:lvl w:ilvl="1" w:tplc="88B4D91A">
       <w:numFmt w:val="decimal"/>
       <w:lvlText w:val=""/>
       <w:lvlJc w:val="left"/>
     </w:lvl>
-    <w:lvl w:ilvl="2" w:tplc="4E6874D2">
+    <w:lvl w:ilvl="2" w:tplc="6D2CC8F2">
       <w:numFmt w:val="decimal"/>
       <w:lvlText w:val=""/>
       <w:lvlJc w:val="left"/>
     </w:lvl>
-    <w:lvl w:ilvl="3" w:tplc="0428F1AA">
+    <w:lvl w:ilvl="3" w:tplc="62061E46">
       <w:numFmt w:val="decimal"/>
       <w:lvlText w:val=""/>
       <w:lvlJc w:val="left"/>
     </w:lvl>
-    <w:lvl w:ilvl="4" w:tplc="93861FCC">
+    <w:lvl w:ilvl="4" w:tplc="D8583C22">
       <w:numFmt w:val="decimal"/>
       <w:lvlText w:val=""/>
       <w:lvlJc w:val="left"/>
     </w:lvl>
-    <w:lvl w:ilvl="5" w:tplc="1F4CFED6">
+    <w:lvl w:ilvl="5" w:tplc="5D282DE2">
       <w:numFmt w:val="decimal"/>
       <w:lvlText w:val=""/>
       <w:lvlJc w:val="left"/>
     </w:lvl>
-    <w:lvl w:ilvl="6" w:tplc="0F32783C">
+    <w:lvl w:ilvl="6" w:tplc="B8562EC2">
       <w:numFmt w:val="decimal"/>
       <w:lvlText w:val=""/>
       <w:lvlJc w:val="left"/>
     </w:lvl>
-    <w:lvl w:ilvl="7" w:tplc="FAE24D08">
+    <w:lvl w:ilvl="7" w:tplc="51C20778">
       <w:numFmt w:val="decimal"/>
       <w:lvlText w:val=""/>
       <w:lvlJc w:val="left"/>
     </w:lvl>
-    <w:lvl w:ilvl="8" w:tplc="9E84D368">
+    <w:lvl w:ilvl="8" w:tplc="EA9AD7D4">
       <w:numFmt w:val="decimal"/>
       <w:lvlText w:val=""/>
       <w:lvlJc w:val="left"/>
     </w:lvl>
   </w:abstractNum>
-  <w:abstractNum w:abstractNumId="1" w15:restartNumberingAfterBreak="0">
-    <w:nsid w:val="752C758D"/>
+  <w:abstractNum w:abstractNumId="7" w15:restartNumberingAfterBreak="0">
+    <w:nsid w:val="642107AC"/>
     <w:multiLevelType w:val="hybridMultilevel"/>
-    <w:tmpl w:val="E89C648A"/>
-    <w:lvl w:ilvl="0" w:tplc="9A949B9A">
-      <w:start w:val="1"/>
-      <w:numFmt w:val="bullet"/>
-      <w:lvlText w:val="●"/>
+    <w:tmpl w:val="D124E9FC"/>
+    <w:lvl w:ilvl="0" w:tplc="08090001">
+      <w:start w:val="1"/>
+      <w:numFmt w:val="bullet"/>
+      <w:lvlText w:val=""/>
+      <w:lvlJc w:val="left"/>
+      <w:pPr>
+        <w:ind w:left="800" w:hanging="360"/>
+      </w:pPr>
+      <w:rPr>
+        <w:rFonts w:ascii="Symbol" w:hAnsi="Symbol" w:hint="default"/>
+      </w:rPr>
+    </w:lvl>
+    <w:lvl w:ilvl="1" w:tplc="08090003" w:tentative="1">
+      <w:start w:val="1"/>
+      <w:numFmt w:val="bullet"/>
+      <w:lvlText w:val="o"/>
+      <w:lvlJc w:val="left"/>
+      <w:pPr>
+        <w:ind w:left="1520" w:hanging="360"/>
+      </w:pPr>
+      <w:rPr>
+        <w:rFonts w:ascii="Courier New" w:hAnsi="Courier New" w:cs="Courier New" w:hint="default"/>
+      </w:rPr>
+    </w:lvl>
+    <w:lvl w:ilvl="2" w:tplc="08090005" w:tentative="1">
+      <w:start w:val="1"/>
+      <w:numFmt w:val="bullet"/>
+      <w:lvlText w:val=""/>
+      <w:lvlJc w:val="left"/>
+      <w:pPr>
+        <w:ind w:left="2240" w:hanging="360"/>
+      </w:pPr>
+      <w:rPr>
+        <w:rFonts w:ascii="Wingdings" w:hAnsi="Wingdings" w:hint="default"/>
+      </w:rPr>
+    </w:lvl>
+    <w:lvl w:ilvl="3" w:tplc="08090001" w:tentative="1">
+      <w:start w:val="1"/>
+      <w:numFmt w:val="bullet"/>
+      <w:lvlText w:val=""/>
+      <w:lvlJc w:val="left"/>
+      <w:pPr>
+        <w:ind w:left="2960" w:hanging="360"/>
+      </w:pPr>
+      <w:rPr>
+        <w:rFonts w:ascii="Symbol" w:hAnsi="Symbol" w:hint="default"/>
+      </w:rPr>
+    </w:lvl>
+    <w:lvl w:ilvl="4" w:tplc="08090003" w:tentative="1">
+      <w:start w:val="1"/>
+      <w:numFmt w:val="bullet"/>
+      <w:lvlText w:val="o"/>
+      <w:lvlJc w:val="left"/>
+      <w:pPr>
+        <w:ind w:left="3680" w:hanging="360"/>
+      </w:pPr>
+      <w:rPr>
+        <w:rFonts w:ascii="Courier New" w:hAnsi="Courier New" w:cs="Courier New" w:hint="default"/>
+      </w:rPr>
+    </w:lvl>
+    <w:lvl w:ilvl="5" w:tplc="08090005" w:tentative="1">
+      <w:start w:val="1"/>
+      <w:numFmt w:val="bullet"/>
+      <w:lvlText w:val=""/>
+      <w:lvlJc w:val="left"/>
+      <w:pPr>
+        <w:ind w:left="4400" w:hanging="360"/>
+      </w:pPr>
+      <w:rPr>
+        <w:rFonts w:ascii="Wingdings" w:hAnsi="Wingdings" w:hint="default"/>
+      </w:rPr>
+    </w:lvl>
+    <w:lvl w:ilvl="6" w:tplc="08090001" w:tentative="1">
+      <w:start w:val="1"/>
+      <w:numFmt w:val="bullet"/>
+      <w:lvlText w:val=""/>
+      <w:lvlJc w:val="left"/>
+      <w:pPr>
+        <w:ind w:left="5120" w:hanging="360"/>
+      </w:pPr>
+      <w:rPr>
+        <w:rFonts w:ascii="Symbol" w:hAnsi="Symbol" w:hint="default"/>
+      </w:rPr>
+    </w:lvl>
+    <w:lvl w:ilvl="7" w:tplc="08090003" w:tentative="1">
+      <w:start w:val="1"/>
+      <w:numFmt w:val="bullet"/>
+      <w:lvlText w:val="o"/>
+      <w:lvlJc w:val="left"/>
+      <w:pPr>
+        <w:ind w:left="5840" w:hanging="360"/>
+      </w:pPr>
+      <w:rPr>
+        <w:rFonts w:ascii="Courier New" w:hAnsi="Courier New" w:cs="Courier New" w:hint="default"/>
+      </w:rPr>
+    </w:lvl>
+    <w:lvl w:ilvl="8" w:tplc="08090005" w:tentative="1">
+      <w:start w:val="1"/>
+      <w:numFmt w:val="bullet"/>
+      <w:lvlText w:val=""/>
+      <w:lvlJc w:val="left"/>
+      <w:pPr>
+        <w:ind w:left="6560" w:hanging="360"/>
+      </w:pPr>
+      <w:rPr>
+        <w:rFonts w:ascii="Wingdings" w:hAnsi="Wingdings" w:hint="default"/>
+      </w:rPr>
+    </w:lvl>
+  </w:abstractNum>
+  <w:abstractNum w:abstractNumId="8" w15:restartNumberingAfterBreak="0">
+    <w:nsid w:val="65634F9D"/>
+    <w:multiLevelType w:val="hybridMultilevel"/>
+    <w:tmpl w:val="0A6406AE"/>
+    <w:lvl w:ilvl="0" w:tplc="08090001">
+      <w:start w:val="1"/>
+      <w:numFmt w:val="bullet"/>
+      <w:lvlText w:val=""/>
       <w:lvlJc w:val="left"/>
       <w:pPr>
         <w:ind w:left="720" w:hanging="360"/>
       </w:pPr>
-    </w:lvl>
-    <w:lvl w:ilvl="1" w:tplc="CFE64210">
-      <w:start w:val="1"/>
-      <w:numFmt w:val="bullet"/>
-      <w:lvlText w:val="○"/>
+      <w:rPr>
+        <w:rFonts w:ascii="Symbol" w:hAnsi="Symbol" w:hint="default"/>
+      </w:rPr>
+    </w:lvl>
+    <w:lvl w:ilvl="1" w:tplc="08090003" w:tentative="1">
+      <w:start w:val="1"/>
+      <w:numFmt w:val="bullet"/>
+      <w:lvlText w:val="o"/>
       <w:lvlJc w:val="left"/>
       <w:pPr>
         <w:ind w:left="1440" w:hanging="360"/>
       </w:pPr>
-    </w:lvl>
-    <w:lvl w:ilvl="2" w:tplc="B91602D0">
-      <w:start w:val="1"/>
-      <w:numFmt w:val="bullet"/>
-      <w:lvlText w:val="■"/>
+      <w:rPr>
+        <w:rFonts w:ascii="Courier New" w:hAnsi="Courier New" w:cs="Courier New" w:hint="default"/>
+      </w:rPr>
+    </w:lvl>
+    <w:lvl w:ilvl="2" w:tplc="08090005" w:tentative="1">
+      <w:start w:val="1"/>
+      <w:numFmt w:val="bullet"/>
+      <w:lvlText w:val=""/>
       <w:lvlJc w:val="left"/>
       <w:pPr>
         <w:ind w:left="2160" w:hanging="360"/>
       </w:pPr>
-    </w:lvl>
-    <w:lvl w:ilvl="3" w:tplc="40602AB4">
-      <w:start w:val="1"/>
-      <w:numFmt w:val="bullet"/>
-      <w:lvlText w:val="●"/>
+      <w:rPr>
+        <w:rFonts w:ascii="Wingdings" w:hAnsi="Wingdings" w:hint="default"/>
+      </w:rPr>
+    </w:lvl>
+    <w:lvl w:ilvl="3" w:tplc="08090001" w:tentative="1">
+      <w:start w:val="1"/>
+      <w:numFmt w:val="bullet"/>
+      <w:lvlText w:val=""/>
       <w:lvlJc w:val="left"/>
       <w:pPr>
         <w:ind w:left="2880" w:hanging="360"/>
       </w:pPr>
-    </w:lvl>
-    <w:lvl w:ilvl="4" w:tplc="C3C04966">
-      <w:start w:val="1"/>
-      <w:numFmt w:val="bullet"/>
-      <w:lvlText w:val="○"/>
+      <w:rPr>
+        <w:rFonts w:ascii="Symbol" w:hAnsi="Symbol" w:hint="default"/>
+      </w:rPr>
+    </w:lvl>
+    <w:lvl w:ilvl="4" w:tplc="08090003" w:tentative="1">
+      <w:start w:val="1"/>
+      <w:numFmt w:val="bullet"/>
+      <w:lvlText w:val="o"/>
       <w:lvlJc w:val="left"/>
       <w:pPr>
         <w:ind w:left="3600" w:hanging="360"/>
       </w:pPr>
-    </w:lvl>
-    <w:lvl w:ilvl="5" w:tplc="3DFE8242">
-      <w:start w:val="1"/>
-      <w:numFmt w:val="bullet"/>
-      <w:lvlText w:val="■"/>
+      <w:rPr>
+        <w:rFonts w:ascii="Courier New" w:hAnsi="Courier New" w:cs="Courier New" w:hint="default"/>
+      </w:rPr>
+    </w:lvl>
+    <w:lvl w:ilvl="5" w:tplc="08090005" w:tentative="1">
+      <w:start w:val="1"/>
+      <w:numFmt w:val="bullet"/>
+      <w:lvlText w:val=""/>
       <w:lvlJc w:val="left"/>
       <w:pPr>
         <w:ind w:left="4320" w:hanging="360"/>
       </w:pPr>
-    </w:lvl>
-    <w:lvl w:ilvl="6" w:tplc="B57AADF8">
-      <w:start w:val="1"/>
-      <w:numFmt w:val="bullet"/>
-      <w:lvlText w:val="●"/>
+      <w:rPr>
+        <w:rFonts w:ascii="Wingdings" w:hAnsi="Wingdings" w:hint="default"/>
+      </w:rPr>
+    </w:lvl>
+    <w:lvl w:ilvl="6" w:tplc="08090001" w:tentative="1">
+      <w:start w:val="1"/>
+      <w:numFmt w:val="bullet"/>
+      <w:lvlText w:val=""/>
       <w:lvlJc w:val="left"/>
       <w:pPr>
         <w:ind w:left="5040" w:hanging="360"/>
       </w:pPr>
-    </w:lvl>
-    <w:lvl w:ilvl="7" w:tplc="AD9855B6">
-      <w:start w:val="1"/>
-      <w:numFmt w:val="bullet"/>
-      <w:lvlText w:val="●"/>
+      <w:rPr>
+        <w:rFonts w:ascii="Symbol" w:hAnsi="Symbol" w:hint="default"/>
+      </w:rPr>
+    </w:lvl>
+    <w:lvl w:ilvl="7" w:tplc="08090003" w:tentative="1">
+      <w:start w:val="1"/>
+      <w:numFmt w:val="bullet"/>
+      <w:lvlText w:val="o"/>
       <w:lvlJc w:val="left"/>
       <w:pPr>
         <w:ind w:left="5760" w:hanging="360"/>
       </w:pPr>
-    </w:lvl>
-    <w:lvl w:ilvl="8" w:tplc="BE7AFECC">
-      <w:start w:val="1"/>
-      <w:numFmt w:val="bullet"/>
-      <w:lvlText w:val="●"/>
+      <w:rPr>
+        <w:rFonts w:ascii="Courier New" w:hAnsi="Courier New" w:cs="Courier New" w:hint="default"/>
+      </w:rPr>
+    </w:lvl>
+    <w:lvl w:ilvl="8" w:tplc="08090005" w:tentative="1">
+      <w:start w:val="1"/>
+      <w:numFmt w:val="bullet"/>
+      <w:lvlText w:val=""/>
       <w:lvlJc w:val="left"/>
       <w:pPr>
         <w:ind w:left="6480" w:hanging="360"/>
       </w:pPr>
+      <w:rPr>
+        <w:rFonts w:ascii="Wingdings" w:hAnsi="Wingdings" w:hint="default"/>
+      </w:rPr>
     </w:lvl>
   </w:abstractNum>
-  <w:num w:numId="1" w16cid:durableId="144782138">
-    <w:abstractNumId w:val="1"/>
+  <w:abstractNum w:abstractNumId="9" w15:restartNumberingAfterBreak="0">
+    <w:nsid w:val="68043515"/>
+    <w:multiLevelType w:val="hybridMultilevel"/>
+    <w:tmpl w:val="3ED87748"/>
+    <w:lvl w:ilvl="0" w:tplc="08090001">
+      <w:start w:val="1"/>
+      <w:numFmt w:val="bullet"/>
+      <w:lvlText w:val=""/>
+      <w:lvlJc w:val="left"/>
+      <w:pPr>
+        <w:ind w:left="720" w:hanging="360"/>
+      </w:pPr>
+      <w:rPr>
+        <w:rFonts w:ascii="Symbol" w:hAnsi="Symbol" w:hint="default"/>
+      </w:rPr>
+    </w:lvl>
+    <w:lvl w:ilvl="1" w:tplc="08090003" w:tentative="1">
+      <w:start w:val="1"/>
+      <w:numFmt w:val="bullet"/>
+      <w:lvlText w:val="o"/>
+      <w:lvlJc w:val="left"/>
+      <w:pPr>
+        <w:ind w:left="1440" w:hanging="360"/>
+      </w:pPr>
+      <w:rPr>
+        <w:rFonts w:ascii="Courier New" w:hAnsi="Courier New" w:cs="Courier New" w:hint="default"/>
+      </w:rPr>
+    </w:lvl>
+    <w:lvl w:ilvl="2" w:tplc="08090005" w:tentative="1">
+      <w:start w:val="1"/>
+      <w:numFmt w:val="bullet"/>
+      <w:lvlText w:val=""/>
+      <w:lvlJc w:val="left"/>
+      <w:pPr>
+        <w:ind w:left="2160" w:hanging="360"/>
+      </w:pPr>
+      <w:rPr>
+        <w:rFonts w:ascii="Wingdings" w:hAnsi="Wingdings" w:hint="default"/>
+      </w:rPr>
+    </w:lvl>
+    <w:lvl w:ilvl="3" w:tplc="08090001" w:tentative="1">
+      <w:start w:val="1"/>
+      <w:numFmt w:val="bullet"/>
+      <w:lvlText w:val=""/>
+      <w:lvlJc w:val="left"/>
+      <w:pPr>
+        <w:ind w:left="2880" w:hanging="360"/>
+      </w:pPr>
+      <w:rPr>
+        <w:rFonts w:ascii="Symbol" w:hAnsi="Symbol" w:hint="default"/>
+      </w:rPr>
+    </w:lvl>
+    <w:lvl w:ilvl="4" w:tplc="08090003" w:tentative="1">
+      <w:start w:val="1"/>
+      <w:numFmt w:val="bullet"/>
+      <w:lvlText w:val="o"/>
+      <w:lvlJc w:val="left"/>
+      <w:pPr>
+        <w:ind w:left="3600" w:hanging="360"/>
+      </w:pPr>
+      <w:rPr>
+        <w:rFonts w:ascii="Courier New" w:hAnsi="Courier New" w:cs="Courier New" w:hint="default"/>
+      </w:rPr>
+    </w:lvl>
+    <w:lvl w:ilvl="5" w:tplc="08090005" w:tentative="1">
+      <w:start w:val="1"/>
+      <w:numFmt w:val="bullet"/>
+      <w:lvlText w:val=""/>
+      <w:lvlJc w:val="left"/>
+      <w:pPr>
+        <w:ind w:left="4320" w:hanging="360"/>
+      </w:pPr>
+      <w:rPr>
+        <w:rFonts w:ascii="Wingdings" w:hAnsi="Wingdings" w:hint="default"/>
+      </w:rPr>
+    </w:lvl>
+    <w:lvl w:ilvl="6" w:tplc="08090001" w:tentative="1">
+      <w:start w:val="1"/>
+      <w:numFmt w:val="bullet"/>
+      <w:lvlText w:val=""/>
+      <w:lvlJc w:val="left"/>
+      <w:pPr>
+        <w:ind w:left="5040" w:hanging="360"/>
+      </w:pPr>
+      <w:rPr>
+        <w:rFonts w:ascii="Symbol" w:hAnsi="Symbol" w:hint="default"/>
+      </w:rPr>
+    </w:lvl>
+    <w:lvl w:ilvl="7" w:tplc="08090003" w:tentative="1">
+      <w:start w:val="1"/>
+      <w:numFmt w:val="bullet"/>
+      <w:lvlText w:val="o"/>
+      <w:lvlJc w:val="left"/>
+      <w:pPr>
+        <w:ind w:left="5760" w:hanging="360"/>
+      </w:pPr>
+      <w:rPr>
+        <w:rFonts w:ascii="Courier New" w:hAnsi="Courier New" w:cs="Courier New" w:hint="default"/>
+      </w:rPr>
+    </w:lvl>
+    <w:lvl w:ilvl="8" w:tplc="08090005" w:tentative="1">
+      <w:start w:val="1"/>
+      <w:numFmt w:val="bullet"/>
+      <w:lvlText w:val=""/>
+      <w:lvlJc w:val="left"/>
+      <w:pPr>
+        <w:ind w:left="6480" w:hanging="360"/>
+      </w:pPr>
+      <w:rPr>
+        <w:rFonts w:ascii="Wingdings" w:hAnsi="Wingdings" w:hint="default"/>
+      </w:rPr>
+    </w:lvl>
+  </w:abstractNum>
+  <w:abstractNum w:abstractNumId="10" w15:restartNumberingAfterBreak="0">
+    <w:nsid w:val="7A0E502C"/>
+    <w:multiLevelType w:val="hybridMultilevel"/>
+    <w:tmpl w:val="EB4E95B8"/>
+    <w:lvl w:ilvl="0" w:tplc="08090001">
+      <w:start w:val="1"/>
+      <w:numFmt w:val="bullet"/>
+      <w:lvlText w:val=""/>
+      <w:lvlJc w:val="left"/>
+      <w:pPr>
+        <w:ind w:left="720" w:hanging="360"/>
+      </w:pPr>
+      <w:rPr>
+        <w:rFonts w:ascii="Symbol" w:hAnsi="Symbol" w:hint="default"/>
+      </w:rPr>
+    </w:lvl>
+    <w:lvl w:ilvl="1" w:tplc="08090003" w:tentative="1">
+      <w:start w:val="1"/>
+      <w:numFmt w:val="bullet"/>
+      <w:lvlText w:val="o"/>
+      <w:lvlJc w:val="left"/>
+      <w:pPr>
+        <w:ind w:left="1440" w:hanging="360"/>
+      </w:pPr>
+      <w:rPr>
+        <w:rFonts w:ascii="Courier New" w:hAnsi="Courier New" w:cs="Courier New" w:hint="default"/>
+      </w:rPr>
+    </w:lvl>
+    <w:lvl w:ilvl="2" w:tplc="08090005" w:tentative="1">
+      <w:start w:val="1"/>
+      <w:numFmt w:val="bullet"/>
+      <w:lvlText w:val=""/>
+      <w:lvlJc w:val="left"/>
+      <w:pPr>
+        <w:ind w:left="2160" w:hanging="360"/>
+      </w:pPr>
+      <w:rPr>
+        <w:rFonts w:ascii="Wingdings" w:hAnsi="Wingdings" w:hint="default"/>
+      </w:rPr>
+    </w:lvl>
+    <w:lvl w:ilvl="3" w:tplc="08090001" w:tentative="1">
+      <w:start w:val="1"/>
+      <w:numFmt w:val="bullet"/>
+      <w:lvlText w:val=""/>
+      <w:lvlJc w:val="left"/>
+      <w:pPr>
+        <w:ind w:left="2880" w:hanging="360"/>
+      </w:pPr>
+      <w:rPr>
+        <w:rFonts w:ascii="Symbol" w:hAnsi="Symbol" w:hint="default"/>
+      </w:rPr>
+    </w:lvl>
+    <w:lvl w:ilvl="4" w:tplc="08090003" w:tentative="1">
+      <w:start w:val="1"/>
+      <w:numFmt w:val="bullet"/>
+      <w:lvlText w:val="o"/>
+      <w:lvlJc w:val="left"/>
+      <w:pPr>
+        <w:ind w:left="3600" w:hanging="360"/>
+      </w:pPr>
+      <w:rPr>
+        <w:rFonts w:ascii="Courier New" w:hAnsi="Courier New" w:cs="Courier New" w:hint="default"/>
+      </w:rPr>
+    </w:lvl>
+    <w:lvl w:ilvl="5" w:tplc="08090005" w:tentative="1">
+      <w:start w:val="1"/>
+      <w:numFmt w:val="bullet"/>
+      <w:lvlText w:val=""/>
+      <w:lvlJc w:val="left"/>
+      <w:pPr>
+        <w:ind w:left="4320" w:hanging="360"/>
+      </w:pPr>
+      <w:rPr>
+        <w:rFonts w:ascii="Wingdings" w:hAnsi="Wingdings" w:hint="default"/>
+      </w:rPr>
+    </w:lvl>
+    <w:lvl w:ilvl="6" w:tplc="08090001" w:tentative="1">
+      <w:start w:val="1"/>
+      <w:numFmt w:val="bullet"/>
+      <w:lvlText w:val=""/>
+      <w:lvlJc w:val="left"/>
+      <w:pPr>
+        <w:ind w:left="5040" w:hanging="360"/>
+      </w:pPr>
+      <w:rPr>
+        <w:rFonts w:ascii="Symbol" w:hAnsi="Symbol" w:hint="default"/>
+      </w:rPr>
+    </w:lvl>
+    <w:lvl w:ilvl="7" w:tplc="08090003" w:tentative="1">
+      <w:start w:val="1"/>
+      <w:numFmt w:val="bullet"/>
+      <w:lvlText w:val="o"/>
+      <w:lvlJc w:val="left"/>
+      <w:pPr>
+        <w:ind w:left="5760" w:hanging="360"/>
+      </w:pPr>
+      <w:rPr>
+        <w:rFonts w:ascii="Courier New" w:hAnsi="Courier New" w:cs="Courier New" w:hint="default"/>
+      </w:rPr>
+    </w:lvl>
+    <w:lvl w:ilvl="8" w:tplc="08090005" w:tentative="1">
+      <w:start w:val="1"/>
+      <w:numFmt w:val="bullet"/>
+      <w:lvlText w:val=""/>
+      <w:lvlJc w:val="left"/>
+      <w:pPr>
+        <w:ind w:left="6480" w:hanging="360"/>
+      </w:pPr>
+      <w:rPr>
+        <w:rFonts w:ascii="Wingdings" w:hAnsi="Wingdings" w:hint="default"/>
+      </w:rPr>
+    </w:lvl>
+  </w:abstractNum>
+  <w:num w:numId="1" w16cid:durableId="1069575588">
+    <w:abstractNumId w:val="0"/>
     <w:lvlOverride w:ilvl="0">
       <w:startOverride w:val="1"/>
     </w:lvlOverride>
   </w:num>
-  <w:num w:numId="2" w16cid:durableId="1176924795">
-    <w:abstractNumId w:val="0"/>
+  <w:num w:numId="2" w16cid:durableId="669598914">
+    <w:abstractNumId w:val="6"/>
     <w:lvlOverride w:ilvl="0">
       <w:startOverride w:val="1"/>
     </w:lvlOverride>
+  </w:num>
+  <w:num w:numId="3" w16cid:durableId="1774937644">
+    <w:abstractNumId w:val="6"/>
+  </w:num>
+  <w:num w:numId="4" w16cid:durableId="373238480">
+    <w:abstractNumId w:val="4"/>
+  </w:num>
+  <w:num w:numId="5" w16cid:durableId="749691916">
+    <w:abstractNumId w:val="7"/>
+  </w:num>
+  <w:num w:numId="6" w16cid:durableId="1121414814">
+    <w:abstractNumId w:val="10"/>
+  </w:num>
+  <w:num w:numId="7" w16cid:durableId="829635641">
+    <w:abstractNumId w:val="1"/>
+  </w:num>
+  <w:num w:numId="8" w16cid:durableId="622806149">
+    <w:abstractNumId w:val="9"/>
+  </w:num>
+  <w:num w:numId="9" w16cid:durableId="1335842806">
+    <w:abstractNumId w:val="5"/>
+  </w:num>
+  <w:num w:numId="10" w16cid:durableId="1155532969">
+    <w:abstractNumId w:val="8"/>
+  </w:num>
+  <w:num w:numId="11" w16cid:durableId="1396197344">
+    <w:abstractNumId w:val="2"/>
+  </w:num>
+  <w:num w:numId="12" w16cid:durableId="428739611">
+    <w:abstractNumId w:val="3"/>
   </w:num>
 </w:numbering>
 </file>
@@ -1081,7 +2461,7 @@
   <w:docDefaults>
     <w:rPrDefault>
       <w:rPr>
-        <w:rFonts w:ascii="Calibri" w:eastAsia="Calibri" w:hAnsi="Calibri" w:cs="Calibri"/>
+        <w:rFonts w:ascii="Calibri" w:eastAsiaTheme="minorEastAsia" w:hAnsi="Calibri" w:cs="Calibri"/>
         <w:lang w:val="en-GB" w:eastAsia="zh-CN" w:bidi="ar-SA"/>
       </w:rPr>
     </w:rPrDefault>

--- a/assets/Qi_Wu_CV_OM.docx
+++ b/assets/Qi_Wu_CV_OM.docx
@@ -97,6 +97,10 @@
     <w:p>
       <w:pPr>
         <w:spacing w:after="40"/>
+        <w:rPr>
+          <w:sz w:val="19"/>
+          <w:szCs w:val="19"/>
+        </w:rPr>
       </w:pPr>
       <w:r>
         <w:rPr>
@@ -113,7 +117,22 @@
           <w:sz w:val="19"/>
           <w:szCs w:val="19"/>
         </w:rPr>
-        <w:t>Researcher and hands-on engineer with four years at imec (KU Leuven) working on the optical characterization of liquids and surfaces, and on building the instruments to measure them. Work spans surface modification and wetting, custom ATR-FTIR and contact-angle metrology, optical simulation, and data analysis in Python and MATLAB. Cross-disciplinary background across optics, electrical engineering, and MEMS.</w:t>
+        <w:t xml:space="preserve">Researcher and hands-on engineer with four years at imec </w:t>
+      </w:r>
+      <w:r>
+        <w:rPr>
+          <w:rFonts w:hint="eastAsia"/>
+          <w:sz w:val="19"/>
+          <w:szCs w:val="19"/>
+        </w:rPr>
+        <w:t xml:space="preserve">and </w:t>
+      </w:r>
+      <w:r>
+        <w:rPr>
+          <w:sz w:val="19"/>
+          <w:szCs w:val="19"/>
+        </w:rPr>
+        <w:t>KU Leuven working on the optical characterization of liquids and surfaces, and on building the instruments to measure them. Work spans surface modification and wetting, custom ATR-FTIR and contact-angle metrology, optical simulation, and data analysis in Python and MATLAB. Cross-disciplinary background across optics, electrical engineering, and MEMS.</w:t>
       </w:r>
     </w:p>
     <w:p>
@@ -140,6 +159,10 @@
           <w:tab w:val="right" w:pos="9026"/>
         </w:tabs>
         <w:spacing w:after="40"/>
+        <w:rPr>
+          <w:sz w:val="19"/>
+          <w:szCs w:val="19"/>
+        </w:rPr>
       </w:pPr>
       <w:r>
         <w:rPr>
@@ -200,6 +223,10 @@
           <w:tab w:val="right" w:pos="9026"/>
         </w:tabs>
         <w:spacing w:after="40"/>
+        <w:rPr>
+          <w:sz w:val="19"/>
+          <w:szCs w:val="19"/>
+        </w:rPr>
       </w:pPr>
       <w:r>
         <w:rPr>
@@ -260,6 +287,10 @@
           <w:tab w:val="right" w:pos="9026"/>
         </w:tabs>
         <w:spacing w:after="40"/>
+        <w:rPr>
+          <w:sz w:val="19"/>
+          <w:szCs w:val="19"/>
+        </w:rPr>
       </w:pPr>
       <w:r>
         <w:rPr>
@@ -335,6 +366,10 @@
     <w:p>
       <w:pPr>
         <w:spacing w:after="55"/>
+        <w:rPr>
+          <w:sz w:val="19"/>
+          <w:szCs w:val="19"/>
+        </w:rPr>
       </w:pPr>
       <w:r>
         <w:rPr>
@@ -347,12 +382,20 @@
         <w:t xml:space="preserve">Characterization &amp; Metrology: </w:t>
       </w:r>
       <w:r>
+        <w:rPr>
+          <w:sz w:val="19"/>
+          <w:szCs w:val="19"/>
+        </w:rPr>
         <w:t>FTIR spectroscopy; ellipsometry; wettability analysis; SEM; AFM.</w:t>
       </w:r>
     </w:p>
     <w:p>
       <w:pPr>
         <w:spacing w:after="55"/>
+        <w:rPr>
+          <w:sz w:val="19"/>
+          <w:szCs w:val="19"/>
+        </w:rPr>
       </w:pPr>
       <w:r>
         <w:rPr>
@@ -365,12 +408,42 @@
         <w:t xml:space="preserve">Instrumentation &amp; Prototyping: </w:t>
       </w:r>
       <w:r>
-        <w:t>CAD design and build of custom metrology systems; re-engineering of commercial instruments; embedded control / microcontrollers; 3D-printing prototyping; measurement automation.</w:t>
+        <w:rPr>
+          <w:sz w:val="19"/>
+          <w:szCs w:val="19"/>
+        </w:rPr>
+        <w:t xml:space="preserve">CAD design and build of custom metrology systems; re-engineering of commercial instruments; </w:t>
+      </w:r>
+      <w:r>
+        <w:rPr>
+          <w:sz w:val="19"/>
+          <w:szCs w:val="19"/>
+        </w:rPr>
+        <w:t>developing</w:t>
+      </w:r>
+      <w:r>
+        <w:rPr>
+          <w:rFonts w:hint="eastAsia"/>
+          <w:sz w:val="19"/>
+          <w:szCs w:val="19"/>
+        </w:rPr>
+        <w:t xml:space="preserve"> </w:t>
+      </w:r>
+      <w:r>
+        <w:rPr>
+          <w:sz w:val="19"/>
+          <w:szCs w:val="19"/>
+        </w:rPr>
+        <w:t>embedded microcontrollers; 3D-printing prototyping; measurement automation.</w:t>
       </w:r>
     </w:p>
     <w:p>
       <w:pPr>
         <w:spacing w:after="55"/>
+        <w:rPr>
+          <w:sz w:val="19"/>
+          <w:szCs w:val="19"/>
+        </w:rPr>
       </w:pPr>
       <w:r>
         <w:rPr>
@@ -383,12 +456,20 @@
         <w:t xml:space="preserve">Optical Simulation: </w:t>
       </w:r>
       <w:r>
+        <w:rPr>
+          <w:sz w:val="19"/>
+          <w:szCs w:val="19"/>
+        </w:rPr>
         <w:t>FDTD simulation of evanescent-field and near-field optics; spectral correction, processing, and analysis.</w:t>
       </w:r>
     </w:p>
     <w:p>
       <w:pPr>
         <w:spacing w:after="55"/>
+        <w:rPr>
+          <w:sz w:val="19"/>
+          <w:szCs w:val="19"/>
+        </w:rPr>
       </w:pPr>
       <w:r>
         <w:rPr>
@@ -401,12 +482,20 @@
         <w:t xml:space="preserve">Programming &amp; Data: </w:t>
       </w:r>
       <w:r>
+        <w:rPr>
+          <w:sz w:val="19"/>
+          <w:szCs w:val="19"/>
+        </w:rPr>
         <w:t>Python and MATLAB for data processing, analysis, and hardware-software integration.</w:t>
       </w:r>
     </w:p>
     <w:p>
       <w:pPr>
         <w:spacing w:after="55"/>
+        <w:rPr>
+          <w:sz w:val="19"/>
+          <w:szCs w:val="19"/>
+        </w:rPr>
       </w:pPr>
       <w:r>
         <w:rPr>
@@ -419,12 +508,42 @@
         <w:t xml:space="preserve">Experiment &amp; Process: </w:t>
       </w:r>
       <w:r>
-        <w:t>design of experiments (DOE); self-assembled monolayers (SAMs) LPCVD; wet-chemical surface processing; 2,000+ hrs cleanroom.</w:t>
+        <w:rPr>
+          <w:sz w:val="19"/>
+          <w:szCs w:val="19"/>
+        </w:rPr>
+        <w:t xml:space="preserve">design of experiments (DOE); self-assembled monolayers (SAMs) LPCVD; wet-chemical surface processing; 2,000+ hrs </w:t>
+      </w:r>
+      <w:r>
+        <w:rPr>
+          <w:rFonts w:hint="eastAsia"/>
+          <w:sz w:val="19"/>
+          <w:szCs w:val="19"/>
+        </w:rPr>
+        <w:t>c</w:t>
+      </w:r>
+      <w:r>
+        <w:rPr>
+          <w:sz w:val="19"/>
+          <w:szCs w:val="19"/>
+        </w:rPr>
+        <w:t>leanroom operation experience</w:t>
+      </w:r>
+      <w:r>
+        <w:rPr>
+          <w:sz w:val="19"/>
+          <w:szCs w:val="19"/>
+        </w:rPr>
+        <w:t>.</w:t>
       </w:r>
     </w:p>
     <w:p>
       <w:pPr>
         <w:spacing w:after="55"/>
+        <w:rPr>
+          <w:sz w:val="19"/>
+          <w:szCs w:val="19"/>
+        </w:rPr>
       </w:pPr>
       <w:r>
         <w:rPr>
@@ -469,6 +588,10 @@
           <w:tab w:val="right" w:pos="9026"/>
         </w:tabs>
         <w:spacing w:before="120" w:after="20"/>
+        <w:rPr>
+          <w:sz w:val="19"/>
+          <w:szCs w:val="19"/>
+        </w:rPr>
       </w:pPr>
       <w:r>
         <w:rPr>
@@ -489,7 +612,7 @@
           <w:szCs w:val="19"/>
         </w:rPr>
         <w:tab/>
-        <w:t xml:space="preserve">KU Leuven &amp; imec, Leuven, </w:t>
+        <w:t xml:space="preserve">imec, Leuven, </w:t>
       </w:r>
       <w:proofErr w:type="gramStart"/>
       <w:r>
@@ -566,6 +689,10 @@
         <w:t xml:space="preserve">Surface engineering: </w:t>
       </w:r>
       <w:r>
+        <w:rPr>
+          <w:sz w:val="19"/>
+          <w:szCs w:val="19"/>
+        </w:rPr>
         <w:t>engineered superhydrophobic silicon surfaces via optimized silane self-assembled monolayer (SAM) deposition on patterned substrates, reaching intrinsic and apparent water contact angles above 110° and 140°.</w:t>
       </w:r>
     </w:p>
@@ -596,7 +723,26 @@
         <w:t xml:space="preserve">Mechanistic analysis: </w:t>
       </w:r>
       <w:r>
-        <w:t>resolved the deposition mechanism by GATR-FTIR spectroscopy, profiling the kinetic balance between surface –OH loss during HF pre-cleaning and re-oxidation during CVD.</w:t>
+        <w:rPr>
+          <w:sz w:val="19"/>
+          <w:szCs w:val="19"/>
+        </w:rPr>
+        <w:t xml:space="preserve">resolved the deposition mechanism by GATR-FTIR spectroscopy, profiling the kinetic balance between surface </w:t>
+      </w:r>
+      <w:r>
+        <w:rPr>
+          <w:rFonts w:hint="eastAsia"/>
+          <w:sz w:val="19"/>
+          <w:szCs w:val="19"/>
+        </w:rPr>
+        <w:t>-</w:t>
+      </w:r>
+      <w:r>
+        <w:rPr>
+          <w:sz w:val="19"/>
+          <w:szCs w:val="19"/>
+        </w:rPr>
+        <w:t>OH loss during HF pre-cleaning and re-oxidation during CVD.</w:t>
       </w:r>
     </w:p>
     <w:p>
@@ -626,6 +772,10 @@
         <w:t xml:space="preserve">Process control: </w:t>
       </w:r>
       <w:r>
+        <w:rPr>
+          <w:sz w:val="19"/>
+          <w:szCs w:val="19"/>
+        </w:rPr>
         <w:t>established a robust pre-cleaning and deposition SOP with &gt;90% run-to-run reproducibility; recognized with the Best Student Paper Award at UCPSS 2025.</w:t>
       </w:r>
     </w:p>
@@ -666,6 +816,7 @@
         </w:tabs>
         <w:spacing w:before="120" w:after="20"/>
         <w:rPr>
+          <w:bCs/>
           <w:color w:val="1A1A1A"/>
           <w:sz w:val="19"/>
           <w:szCs w:val="19"/>
@@ -688,7 +839,17 @@
           <w:sz w:val="19"/>
           <w:szCs w:val="19"/>
         </w:rPr>
-        <w:t>development:</w:t>
+        <w:t>development</w:t>
+      </w:r>
+      <w:r>
+        <w:rPr>
+          <w:rFonts w:hint="eastAsia"/>
+          <w:b/>
+          <w:color w:val="1A1A1A"/>
+          <w:sz w:val="19"/>
+          <w:szCs w:val="19"/>
+        </w:rPr>
+        <w:t>:</w:t>
       </w:r>
       <w:proofErr w:type="gramEnd"/>
       <w:r>
@@ -701,6 +862,12 @@
         <w:t xml:space="preserve"> </w:t>
       </w:r>
       <w:r>
+        <w:rPr>
+          <w:bCs/>
+          <w:color w:val="1A1A1A"/>
+          <w:sz w:val="19"/>
+          <w:szCs w:val="19"/>
+        </w:rPr>
         <w:t>built a customized ATR module for a commercial FTIR platform with an adjustable optical path, tuning the number of IR reflections to raise signal-to-noise ratio while avoiding absorption saturation.</w:t>
       </w:r>
     </w:p>
@@ -716,22 +883,135 @@
         </w:tabs>
         <w:spacing w:before="120" w:after="20"/>
         <w:rPr>
-          <w:color w:val="1A1A1A"/>
-          <w:sz w:val="19"/>
-          <w:szCs w:val="19"/>
-        </w:rPr>
-      </w:pPr>
-      <w:r>
-        <w:rPr>
-          <w:b/>
-          <w:color w:val="1A1A1A"/>
-          <w:sz w:val="19"/>
-          <w:szCs w:val="19"/>
-        </w:rPr>
-        <w:t xml:space="preserve">Defect quantification: </w:t>
-      </w:r>
-      <w:r>
-        <w:t>quantified nanoscale air-trapping in high-aspect-ratio gaps by solution-phase IR absorption, exploiting the quantitative drop in solution absorption when liquid fails to fill the structure.</w:t>
+          <w:bCs/>
+          <w:color w:val="1A1A1A"/>
+          <w:sz w:val="19"/>
+          <w:szCs w:val="19"/>
+        </w:rPr>
+      </w:pPr>
+      <w:r>
+        <w:rPr>
+          <w:rFonts w:hint="eastAsia"/>
+          <w:b/>
+          <w:color w:val="1A1A1A"/>
+          <w:sz w:val="19"/>
+          <w:szCs w:val="19"/>
+        </w:rPr>
+        <w:t>Structure-to-spectrum mapping:</w:t>
+      </w:r>
+      <w:r>
+        <w:rPr>
+          <w:rFonts w:hint="eastAsia"/>
+          <w:bCs/>
+          <w:color w:val="1A1A1A"/>
+          <w:sz w:val="19"/>
+          <w:szCs w:val="19"/>
+        </w:rPr>
+        <w:t xml:space="preserve"> established a quantitative relation between nanopattern geometry (</w:t>
+      </w:r>
+      <w:r>
+        <w:rPr>
+          <w:bCs/>
+          <w:color w:val="1A1A1A"/>
+          <w:sz w:val="19"/>
+          <w:szCs w:val="19"/>
+        </w:rPr>
+        <w:t xml:space="preserve">height </w:t>
+      </w:r>
+      <w:r>
+        <w:rPr>
+          <w:bCs/>
+          <w:color w:val="1A1A1A"/>
+          <w:sz w:val="19"/>
+          <w:szCs w:val="19"/>
+        </w:rPr>
+        <w:t>50</w:t>
+      </w:r>
+      <w:r>
+        <w:rPr>
+          <w:rFonts w:hint="eastAsia"/>
+          <w:bCs/>
+          <w:color w:val="1A1A1A"/>
+          <w:sz w:val="19"/>
+          <w:szCs w:val="19"/>
+        </w:rPr>
+        <w:t>-</w:t>
+      </w:r>
+      <w:r>
+        <w:rPr>
+          <w:rFonts w:hint="eastAsia"/>
+          <w:bCs/>
+          <w:color w:val="1A1A1A"/>
+          <w:sz w:val="19"/>
+          <w:szCs w:val="19"/>
+        </w:rPr>
+        <w:t>8</w:t>
+      </w:r>
+      <w:r>
+        <w:rPr>
+          <w:bCs/>
+          <w:color w:val="1A1A1A"/>
+          <w:sz w:val="19"/>
+          <w:szCs w:val="19"/>
+        </w:rPr>
+        <w:t>00 nm, surface fraction 0.1</w:t>
+      </w:r>
+      <w:r>
+        <w:rPr>
+          <w:rFonts w:hint="eastAsia"/>
+          <w:bCs/>
+          <w:color w:val="1A1A1A"/>
+          <w:sz w:val="19"/>
+          <w:szCs w:val="19"/>
+        </w:rPr>
+        <w:t>-</w:t>
+      </w:r>
+      <w:r>
+        <w:rPr>
+          <w:bCs/>
+          <w:color w:val="1A1A1A"/>
+          <w:sz w:val="19"/>
+          <w:szCs w:val="19"/>
+        </w:rPr>
+        <w:t>0.8</w:t>
+      </w:r>
+      <w:r>
+        <w:rPr>
+          <w:rFonts w:hint="eastAsia"/>
+          <w:bCs/>
+          <w:color w:val="1A1A1A"/>
+          <w:sz w:val="19"/>
+          <w:szCs w:val="19"/>
+        </w:rPr>
+        <w:t xml:space="preserve">, </w:t>
+      </w:r>
+      <w:r>
+        <w:rPr>
+          <w:bCs/>
+          <w:color w:val="1A1A1A"/>
+          <w:sz w:val="19"/>
+          <w:szCs w:val="19"/>
+        </w:rPr>
+        <w:t>at fixed 90 nm pitch</w:t>
+      </w:r>
+      <w:r>
+        <w:rPr>
+          <w:rFonts w:hint="eastAsia"/>
+          <w:bCs/>
+          <w:color w:val="1A1A1A"/>
+          <w:sz w:val="19"/>
+          <w:szCs w:val="19"/>
+        </w:rPr>
+        <w:t>) and ATR-FTIR absorbance, yielding a forward model from which the air-trapped fract</w:t>
+      </w:r>
+      <w:r>
+        <w:rPr>
+          <w:bCs/>
+          <w:color w:val="1A1A1A"/>
+          <w:sz w:val="19"/>
+          <w:szCs w:val="19"/>
+        </w:rPr>
+        <w:t>ion is inverted from a measured spectrum.</w:t>
       </w:r>
     </w:p>
     <w:p>
@@ -746,22 +1026,47 @@
         </w:tabs>
         <w:spacing w:before="120" w:after="20"/>
         <w:rPr>
-          <w:color w:val="1A1A1A"/>
-          <w:sz w:val="19"/>
-          <w:szCs w:val="19"/>
-        </w:rPr>
-      </w:pPr>
-      <w:r>
-        <w:rPr>
-          <w:b/>
-          <w:color w:val="1A1A1A"/>
-          <w:sz w:val="19"/>
-          <w:szCs w:val="19"/>
-        </w:rPr>
-        <w:t xml:space="preserve">Optical simulation: </w:t>
-      </w:r>
-      <w:r>
-        <w:t>modelled the near-field electromagnetic distribution at the structured liquid–solid interface under total internal reflection (FDTD), linking sub-wavelength geometry to the evanescent field and IR response to calibrate the measured spectra.</w:t>
+          <w:bCs/>
+          <w:color w:val="1A1A1A"/>
+          <w:sz w:val="19"/>
+          <w:szCs w:val="19"/>
+        </w:rPr>
+      </w:pPr>
+      <w:r>
+        <w:rPr>
+          <w:b/>
+          <w:color w:val="1A1A1A"/>
+          <w:sz w:val="19"/>
+          <w:szCs w:val="19"/>
+        </w:rPr>
+        <w:t>Physical verification of the model:</w:t>
+      </w:r>
+      <w:r>
+        <w:rPr>
+          <w:bCs/>
+          <w:color w:val="1A1A1A"/>
+          <w:sz w:val="19"/>
+          <w:szCs w:val="19"/>
+        </w:rPr>
+        <w:t xml:space="preserve"> </w:t>
+      </w:r>
+      <w:r>
+        <w:rPr>
+          <w:bCs/>
+          <w:color w:val="1A1A1A"/>
+          <w:sz w:val="19"/>
+          <w:szCs w:val="19"/>
+        </w:rPr>
+        <w:t>the near-field distribution at the structured interface under total internal reflection was computed by FDTD, confirming that the measured absorbance change originates from the filled trench geometry</w:t>
+      </w:r>
+      <w:r>
+        <w:rPr>
+          <w:bCs/>
+          <w:color w:val="1A1A1A"/>
+          <w:sz w:val="19"/>
+          <w:szCs w:val="19"/>
+        </w:rPr>
+        <w:t>.</w:t>
       </w:r>
     </w:p>
     <w:p>
@@ -788,18 +1093,32 @@
           <w:sz w:val="19"/>
           <w:szCs w:val="19"/>
         </w:rPr>
-        <w:t xml:space="preserve">Method validation: </w:t>
-      </w:r>
-      <w:r>
-        <w:t xml:space="preserve">defined the metrological limits of the technique, establishing the valid geometric window (pattern height &lt; 500 nm, surface fraction &lt; 0.7) for accurate defect quantification on </w:t>
-      </w:r>
-      <w:proofErr w:type="gramStart"/>
-      <w:r>
-        <w:t>single-material</w:t>
-      </w:r>
-      <w:proofErr w:type="gramEnd"/>
-      <w:r>
-        <w:t xml:space="preserve"> nanopatterns.</w:t>
+        <w:t>Validity domain:</w:t>
+      </w:r>
+      <w:r>
+        <w:rPr>
+          <w:bCs/>
+          <w:color w:val="1A1A1A"/>
+          <w:sz w:val="19"/>
+          <w:szCs w:val="19"/>
+        </w:rPr>
+        <w:t xml:space="preserve"> </w:t>
+      </w:r>
+      <w:r>
+        <w:rPr>
+          <w:bCs/>
+          <w:color w:val="1A1A1A"/>
+          <w:sz w:val="19"/>
+          <w:szCs w:val="19"/>
+        </w:rPr>
+        <w:t>defined the geometric window where the proportionality between air-trapping rate and absorbance loss remains valid (height &lt; 500 nm, surface fraction &lt; 0.7); the two bounds were traced to the finite penetration depth and to breakdown of the total internal reflection condition</w:t>
+      </w:r>
+      <w:r>
+        <w:rPr>
+          <w:sz w:val="19"/>
+          <w:szCs w:val="19"/>
+        </w:rPr>
+        <w:t>.</w:t>
       </w:r>
     </w:p>
     <w:p>
@@ -854,6 +1173,10 @@
         <w:t xml:space="preserve">Platform design: </w:t>
       </w:r>
       <w:r>
+        <w:rPr>
+          <w:sz w:val="19"/>
+          <w:szCs w:val="19"/>
+        </w:rPr>
         <w:t>designed and built a cross-view optical platform for simultaneous, dual-directional imaging of sessile droplets on nano-trenches.</w:t>
       </w:r>
     </w:p>
@@ -884,6 +1207,10 @@
         <w:t xml:space="preserve">Measurement accuracy: </w:t>
       </w:r>
       <w:r>
+        <w:rPr>
+          <w:sz w:val="19"/>
+          <w:szCs w:val="19"/>
+        </w:rPr>
         <w:t>eliminated the timing mismatch of sequential imaging, enabling synchronized capture of anisotropic droplet elongation with improved morphological accuracy.</w:t>
       </w:r>
     </w:p>
@@ -915,14 +1242,26 @@
         <w:t xml:space="preserve">New defect indicator: </w:t>
       </w:r>
       <w:r>
+        <w:rPr>
+          <w:sz w:val="19"/>
+          <w:szCs w:val="19"/>
+        </w:rPr>
         <w:t xml:space="preserve">identified the structural-parameter regime where conventional wetting models break </w:t>
       </w:r>
       <w:proofErr w:type="gramStart"/>
       <w:r>
+        <w:rPr>
+          <w:sz w:val="19"/>
+          <w:szCs w:val="19"/>
+        </w:rPr>
         <w:t>down, and</w:t>
       </w:r>
       <w:proofErr w:type="gramEnd"/>
       <w:r>
+        <w:rPr>
+          <w:sz w:val="19"/>
+          <w:szCs w:val="19"/>
+        </w:rPr>
         <w:t xml:space="preserve"> established real-time anisotropic elongation as a new indicator of nanoscale wetting defects.</w:t>
       </w:r>
     </w:p>
@@ -932,6 +1271,10 @@
           <w:tab w:val="right" w:pos="9026"/>
         </w:tabs>
         <w:spacing w:before="120" w:after="20"/>
+        <w:rPr>
+          <w:sz w:val="19"/>
+          <w:szCs w:val="19"/>
+        </w:rPr>
       </w:pPr>
       <w:r>
         <w:rPr>
@@ -985,6 +1328,10 @@
           <w:numId w:val="12"/>
         </w:numPr>
         <w:spacing w:after="70"/>
+        <w:rPr>
+          <w:sz w:val="19"/>
+          <w:szCs w:val="19"/>
+        </w:rPr>
       </w:pPr>
       <w:r>
         <w:rPr>
@@ -996,6 +1343,10 @@
         <w:t xml:space="preserve">Mechanical simulation: </w:t>
       </w:r>
       <w:r>
+        <w:rPr>
+          <w:sz w:val="19"/>
+          <w:szCs w:val="19"/>
+        </w:rPr>
         <w:t>ran stress-strain simulations (COMSOL) of elastomer microstructure arrays for low-wear wafer carriers.</w:t>
       </w:r>
     </w:p>
@@ -1007,6 +1358,10 @@
           <w:numId w:val="11"/>
         </w:numPr>
         <w:spacing w:after="70"/>
+        <w:rPr>
+          <w:sz w:val="19"/>
+          <w:szCs w:val="19"/>
+        </w:rPr>
       </w:pPr>
       <w:r>
         <w:rPr>
@@ -1018,6 +1373,10 @@
         <w:t xml:space="preserve">Industrial collaboration: </w:t>
       </w:r>
       <w:r>
+        <w:rPr>
+          <w:sz w:val="19"/>
+          <w:szCs w:val="19"/>
+        </w:rPr>
         <w:t>worked with cleanroom specialists to improve micro-component durability in a research-to-manufacturing setting.</w:t>
       </w:r>
     </w:p>
@@ -1027,14 +1386,18 @@
           <w:bottom w:val="single" w:sz="6" w:space="2" w:color="1F4E79"/>
         </w:pBdr>
         <w:spacing w:before="200" w:after="20"/>
+        <w:rPr>
+          <w:sz w:val="19"/>
+          <w:szCs w:val="19"/>
+        </w:rPr>
       </w:pPr>
       <w:r>
         <w:rPr>
           <w:b/>
           <w:bCs/>
           <w:color w:val="1F4E79"/>
-          <w:sz w:val="22"/>
-          <w:szCs w:val="22"/>
+          <w:sz w:val="19"/>
+          <w:szCs w:val="19"/>
         </w:rPr>
         <w:t>PUBLICATIONS &amp; PRESENTATIONS</w:t>
       </w:r>
@@ -1046,8 +1409,8 @@
           <w:i/>
           <w:iCs/>
           <w:color w:val="555555"/>
-          <w:sz w:val="16"/>
-          <w:szCs w:val="16"/>
+          <w:sz w:val="19"/>
+          <w:szCs w:val="19"/>
         </w:rPr>
       </w:pPr>
       <w:r>
@@ -1065,8 +1428,8 @@
           <w:i/>
           <w:iCs/>
           <w:color w:val="555555"/>
-          <w:sz w:val="16"/>
-          <w:szCs w:val="16"/>
+          <w:sz w:val="19"/>
+          <w:szCs w:val="19"/>
         </w:rPr>
         <w:t xml:space="preserve">  </w:t>
       </w:r>
@@ -1079,6 +1442,10 @@
           <w:numId w:val="11"/>
         </w:numPr>
         <w:spacing w:before="40" w:after="40"/>
+        <w:rPr>
+          <w:sz w:val="19"/>
+          <w:szCs w:val="19"/>
+        </w:rPr>
       </w:pPr>
       <w:r>
         <w:rPr>
@@ -1100,21 +1467,57 @@
       </w:r>
       <w:r>
         <w:rPr>
-          <w:color w:val="1A1A1A"/>
-          <w:sz w:val="19"/>
-          <w:szCs w:val="19"/>
-        </w:rPr>
-        <w:t xml:space="preserve">Solid State Phenomena (UCPSS 2025, 17th International Symposium on Ultra Clean Processing of Semiconductor Surfaces), accepted / in press. </w:t>
-      </w:r>
-      <w:r>
-        <w:rPr>
-          <w:b/>
-          <w:bCs/>
-          <w:color w:val="1A1A1A"/>
-          <w:sz w:val="19"/>
-          <w:szCs w:val="19"/>
-        </w:rPr>
-        <w:t>Best Student Paper Award.</w:t>
+          <w:b/>
+          <w:bCs/>
+          <w:color w:val="1A1A1A"/>
+          <w:sz w:val="19"/>
+          <w:szCs w:val="19"/>
+        </w:rPr>
+        <w:t>Solid State Phenomena</w:t>
+      </w:r>
+      <w:r>
+        <w:rPr>
+          <w:color w:val="1A1A1A"/>
+          <w:sz w:val="19"/>
+          <w:szCs w:val="19"/>
+        </w:rPr>
+        <w:t xml:space="preserve"> (UCPSS 2025, 17th International Symposium on Ultra Clean Processing of Semiconductor Surfaces),</w:t>
+      </w:r>
+      <w:r>
+        <w:rPr>
+          <w:rFonts w:hint="eastAsia"/>
+          <w:b/>
+          <w:bCs/>
+          <w:color w:val="1A1A1A"/>
+          <w:sz w:val="19"/>
+          <w:szCs w:val="19"/>
+        </w:rPr>
+        <w:t xml:space="preserve"> </w:t>
+      </w:r>
+      <w:r>
+        <w:rPr>
+          <w:color w:val="1A1A1A"/>
+          <w:sz w:val="19"/>
+          <w:szCs w:val="19"/>
+        </w:rPr>
+        <w:t xml:space="preserve">accepted </w:t>
+      </w:r>
+      <w:r>
+        <w:rPr>
+          <w:rFonts w:hint="eastAsia"/>
+          <w:color w:val="1A1A1A"/>
+          <w:sz w:val="19"/>
+          <w:szCs w:val="19"/>
+        </w:rPr>
+        <w:t>&amp;</w:t>
+      </w:r>
+      <w:r>
+        <w:rPr>
+          <w:color w:val="1A1A1A"/>
+          <w:sz w:val="19"/>
+          <w:szCs w:val="19"/>
+        </w:rPr>
+        <w:t xml:space="preserve"> in press.</w:t>
       </w:r>
     </w:p>
     <w:p>
@@ -1147,6 +1550,10 @@
           <w:numId w:val="5"/>
         </w:numPr>
         <w:spacing w:after="70"/>
+        <w:rPr>
+          <w:sz w:val="19"/>
+          <w:szCs w:val="19"/>
+        </w:rPr>
       </w:pPr>
       <w:r>
         <w:rPr>
@@ -1168,11 +1575,56 @@
       </w:r>
       <w:r>
         <w:rPr>
-          <w:color w:val="1A1A1A"/>
-          <w:sz w:val="19"/>
-          <w:szCs w:val="19"/>
-        </w:rPr>
-        <w:t>oral presentation, 18th Mini-Symposium on Liquids, Okayama University (online).</w:t>
+          <w:b/>
+          <w:bCs/>
+          <w:color w:val="1A1A1A"/>
+          <w:sz w:val="19"/>
+          <w:szCs w:val="19"/>
+        </w:rPr>
+        <w:t>oral presentation</w:t>
+      </w:r>
+      <w:r>
+        <w:rPr>
+          <w:color w:val="1A1A1A"/>
+          <w:sz w:val="19"/>
+          <w:szCs w:val="19"/>
+        </w:rPr>
+        <w:t>,</w:t>
+      </w:r>
+      <w:r>
+        <w:rPr>
+          <w:rFonts w:hint="eastAsia"/>
+          <w:color w:val="1A1A1A"/>
+          <w:sz w:val="19"/>
+          <w:szCs w:val="19"/>
+        </w:rPr>
+        <w:t xml:space="preserve"> </w:t>
+      </w:r>
+      <w:r>
+        <w:rPr>
+          <w:color w:val="1A1A1A"/>
+          <w:sz w:val="19"/>
+          <w:szCs w:val="19"/>
+        </w:rPr>
+        <w:t>18th Mini-Symposium on Liquids, Okayama</w:t>
+      </w:r>
+      <w:r>
+        <w:rPr>
+          <w:rFonts w:hint="eastAsia"/>
+          <w:color w:val="1A1A1A"/>
+          <w:sz w:val="19"/>
+          <w:szCs w:val="19"/>
+        </w:rPr>
+        <w:t>, Japan</w:t>
+      </w:r>
+      <w:r>
+        <w:rPr>
+          <w:rFonts w:hint="eastAsia"/>
+          <w:color w:val="1A1A1A"/>
+          <w:sz w:val="19"/>
+          <w:szCs w:val="19"/>
+        </w:rPr>
+        <w:t>, May 2025.</w:t>
       </w:r>
     </w:p>
     <w:p>
@@ -1183,6 +1635,10 @@
           <w:numId w:val="5"/>
         </w:numPr>
         <w:spacing w:after="70"/>
+        <w:rPr>
+          <w:sz w:val="19"/>
+          <w:szCs w:val="19"/>
+        </w:rPr>
       </w:pPr>
       <w:r>
         <w:rPr>
@@ -1204,11 +1660,129 @@
       </w:r>
       <w:r>
         <w:rPr>
-          <w:color w:val="1A1A1A"/>
-          <w:sz w:val="19"/>
-          <w:szCs w:val="19"/>
-        </w:rPr>
-        <w:t>poster presentation, SPP 2171 Summer School.</w:t>
+          <w:b/>
+          <w:bCs/>
+          <w:color w:val="1A1A1A"/>
+          <w:sz w:val="19"/>
+          <w:szCs w:val="19"/>
+        </w:rPr>
+        <w:t>poster presentation</w:t>
+      </w:r>
+      <w:r>
+        <w:rPr>
+          <w:rFonts w:hint="eastAsia"/>
+          <w:color w:val="1A1A1A"/>
+          <w:sz w:val="19"/>
+          <w:szCs w:val="19"/>
+        </w:rPr>
+        <w:t xml:space="preserve">, </w:t>
+      </w:r>
+      <w:r>
+        <w:rPr>
+          <w:color w:val="1A1A1A"/>
+          <w:sz w:val="19"/>
+          <w:szCs w:val="19"/>
+        </w:rPr>
+        <w:t>SPP 2171 Summer School</w:t>
+      </w:r>
+      <w:r>
+        <w:rPr>
+          <w:rFonts w:hint="eastAsia"/>
+          <w:color w:val="1A1A1A"/>
+          <w:sz w:val="19"/>
+          <w:szCs w:val="19"/>
+        </w:rPr>
+        <w:t>,</w:t>
+      </w:r>
+      <w:r>
+        <w:rPr>
+          <w:rFonts w:hint="eastAsia"/>
+          <w:color w:val="1A1A1A"/>
+          <w:sz w:val="19"/>
+          <w:szCs w:val="19"/>
+        </w:rPr>
+        <w:t xml:space="preserve"> </w:t>
+      </w:r>
+      <w:r>
+        <w:rPr>
+          <w:rFonts w:hint="eastAsia"/>
+          <w:color w:val="1A1A1A"/>
+          <w:sz w:val="19"/>
+          <w:szCs w:val="19"/>
+        </w:rPr>
+        <w:t>Munster</w:t>
+      </w:r>
+      <w:r>
+        <w:rPr>
+          <w:rFonts w:hint="eastAsia"/>
+          <w:color w:val="1A1A1A"/>
+          <w:sz w:val="19"/>
+          <w:szCs w:val="19"/>
+        </w:rPr>
+        <w:t>, German</w:t>
+      </w:r>
+      <w:r>
+        <w:rPr>
+          <w:rFonts w:hint="eastAsia"/>
+          <w:color w:val="1A1A1A"/>
+          <w:sz w:val="19"/>
+          <w:szCs w:val="19"/>
+        </w:rPr>
+        <w:t>y</w:t>
+      </w:r>
+      <w:r>
+        <w:rPr>
+          <w:rFonts w:hint="eastAsia"/>
+          <w:color w:val="1A1A1A"/>
+          <w:sz w:val="19"/>
+          <w:szCs w:val="19"/>
+        </w:rPr>
+        <w:t>,</w:t>
+      </w:r>
+      <w:r>
+        <w:rPr>
+          <w:rFonts w:hint="eastAsia"/>
+          <w:color w:val="1A1A1A"/>
+          <w:sz w:val="19"/>
+          <w:szCs w:val="19"/>
+        </w:rPr>
+        <w:t xml:space="preserve"> </w:t>
+      </w:r>
+      <w:r>
+        <w:rPr>
+          <w:rFonts w:hint="eastAsia"/>
+          <w:color w:val="1A1A1A"/>
+          <w:sz w:val="19"/>
+          <w:szCs w:val="19"/>
+        </w:rPr>
+        <w:t xml:space="preserve">July </w:t>
+      </w:r>
+      <w:r>
+        <w:rPr>
+          <w:rFonts w:hint="eastAsia"/>
+          <w:color w:val="1A1A1A"/>
+          <w:sz w:val="19"/>
+          <w:szCs w:val="19"/>
+        </w:rPr>
+        <w:t>202</w:t>
+      </w:r>
+      <w:r>
+        <w:rPr>
+          <w:rFonts w:hint="eastAsia"/>
+          <w:color w:val="1A1A1A"/>
+          <w:sz w:val="19"/>
+          <w:szCs w:val="19"/>
+        </w:rPr>
+        <w:t>4</w:t>
+      </w:r>
+      <w:r>
+        <w:rPr>
+          <w:rFonts w:hint="eastAsia"/>
+          <w:color w:val="1A1A1A"/>
+          <w:sz w:val="19"/>
+          <w:szCs w:val="19"/>
+        </w:rPr>
+        <w:t>.</w:t>
       </w:r>
     </w:p>
     <w:p>

--- a/assets/Qi_Wu_CV_OM.docx
+++ b/assets/Qi_Wu_CV_OM.docx
@@ -3,13 +3,19 @@
 <w:document xmlns:wpc="http://schemas.microsoft.com/office/word/2010/wordprocessingCanvas" xmlns:cx="http://schemas.microsoft.com/office/drawing/2014/chartex" xmlns:cx1="http://schemas.microsoft.com/office/drawing/2015/9/8/chartex" xmlns:cx2="http://schemas.microsoft.com/office/drawing/2015/10/21/chartex" xmlns:cx3="http://schemas.microsoft.com/office/drawing/2016/5/9/chartex" xmlns:cx4="http://schemas.microsoft.com/office/drawing/2016/5/10/chartex" xmlns:cx5="http://schemas.microsoft.com/office/drawing/2016/5/11/chartex" xmlns:cx6="http://schemas.microsoft.com/office/drawing/2016/5/12/chartex" xmlns:cx7="http://schemas.microsoft.com/office/drawing/2016/5/13/chartex" xmlns:cx8="http://schemas.microsoft.com/office/drawing/2016/5/14/chartex" xmlns:mc="http://schemas.openxmlformats.org/markup-compatibility/2006" xmlns:aink="http://schemas.microsoft.com/office/drawing/2016/ink" xmlns:am3d="http://schemas.microsoft.com/office/drawing/2017/model3d" xmlns:o="urn:schemas-microsoft-com:office:office" xmlns:oel="http://schemas.microsoft.com/office/2019/extlst" xmlns:r="http://schemas.openxmlformats.org/officeDocument/2006/relationships" xmlns:m="http://schemas.openxmlformats.org/officeDocument/2006/math" xmlns:v="urn:schemas-microsoft-com:vml" xmlns:wp14="http://schemas.microsoft.com/office/word/2010/wordprocessingDrawing" xmlns:wp="http://schemas.openxmlformats.org/drawingml/2006/wordprocessingDrawing" xmlns:w10="urn:schemas-microsoft-com:office:word" xmlns:w="http://schemas.openxmlformats.org/wordprocessingml/2006/main" xmlns:w14="http://schemas.microsoft.com/office/word/2010/wordml" xmlns:w15="http://schemas.microsoft.com/office/word/2012/wordml" xmlns:w16cei="http://schemas.microsoft.com/office/word/2026/wordml/cei" xmlns:w16cex="http://schemas.microsoft.com/office/word/2018/wordml/cex" xmlns:w16cid="http://schemas.microsoft.com/office/word/2016/wordml/cid" xmlns:w16="http://schemas.microsoft.com/office/word/2018/wordml" xmlns:w16du="http://schemas.microsoft.com/office/word/2023/wordml/word16du" xmlns:w16sdtdh="http://schemas.microsoft.com/office/word/2020/wordml/sdtdatahash" xmlns:w16sdtfl="http://schemas.microsoft.com/office/word/2024/wordml/sdtformatlock" xmlns:w16se="http://schemas.microsoft.com/office/word/2015/wordml/symex" xmlns:wpg="http://schemas.microsoft.com/office/word/2010/wordprocessingGroup" xmlns:wpi="http://schemas.microsoft.com/office/word/2010/wordprocessingInk" xmlns:wne="http://schemas.microsoft.com/office/word/2006/wordml" xmlns:wps="http://schemas.microsoft.com/office/word/2010/wordprocessingShape" mc:Ignorable="w14 w15 w16se w16cid w16 w16cex w16sdtdh w16sdtfl w16du wp14">
   <w:body>
     <w:p>
+      <w:pPr>
+        <w:rPr>
+          <w:sz w:val="22"/>
+          <w:szCs w:val="22"/>
+        </w:rPr>
+      </w:pPr>
       <w:r>
         <w:rPr>
           <w:b/>
           <w:bCs/>
           <w:color w:val="1F4E79"/>
-          <w:sz w:val="40"/>
-          <w:szCs w:val="40"/>
+          <w:sz w:val="42"/>
+          <w:szCs w:val="42"/>
         </w:rPr>
         <w:t>Qi Wu</w:t>
       </w:r>
@@ -32,8 +38,6 @@
       <w:r>
         <w:rPr>
           <w:color w:val="1A1A1A"/>
-          <w:sz w:val="18"/>
-          <w:szCs w:val="18"/>
         </w:rPr>
         <w:t>+32 456 35 82 43 (</w:t>
       </w:r>
@@ -41,8 +45,6 @@
       <w:r>
         <w:rPr>
           <w:color w:val="1A1A1A"/>
-          <w:sz w:val="18"/>
-          <w:szCs w:val="18"/>
         </w:rPr>
         <w:t>BE)  |</w:t>
       </w:r>
@@ -50,8 +52,6 @@
       <w:r>
         <w:rPr>
           <w:color w:val="1A1A1A"/>
-          <w:sz w:val="18"/>
-          <w:szCs w:val="18"/>
         </w:rPr>
         <w:t xml:space="preserve">  </w:t>
       </w:r>
@@ -59,8 +59,6 @@
         <w:r>
           <w:rPr>
             <w:color w:val="1F4E79"/>
-            <w:sz w:val="18"/>
-            <w:szCs w:val="18"/>
             <w:u w:val="single"/>
           </w:rPr>
           <w:t>wuqicn1224@gmail.com</w:t>
@@ -69,8 +67,6 @@
       <w:r>
         <w:rPr>
           <w:color w:val="1A1A1A"/>
-          <w:sz w:val="18"/>
-          <w:szCs w:val="18"/>
         </w:rPr>
         <w:t xml:space="preserve">  |  Personal page: </w:t>
       </w:r>
@@ -78,8 +74,6 @@
         <w:r>
           <w:rPr>
             <w:color w:val="1F4E79"/>
-            <w:sz w:val="18"/>
-            <w:szCs w:val="18"/>
             <w:u w:val="single"/>
           </w:rPr>
           <w:t>qi1224.github.io</w:t>
@@ -92,46 +86,34 @@
           <w:bottom w:val="single" w:sz="6" w:space="1" w:color="1F4E79"/>
         </w:pBdr>
         <w:spacing w:after="120"/>
+        <w:rPr>
+          <w:sz w:val="22"/>
+          <w:szCs w:val="22"/>
+        </w:rPr>
       </w:pPr>
     </w:p>
     <w:p>
       <w:pPr>
         <w:spacing w:after="40"/>
-        <w:rPr>
-          <w:sz w:val="19"/>
-          <w:szCs w:val="19"/>
-        </w:rPr>
       </w:pPr>
       <w:r>
         <w:rPr>
           <w:b/>
           <w:bCs/>
           <w:color w:val="1F4E79"/>
-          <w:sz w:val="19"/>
-          <w:szCs w:val="19"/>
         </w:rPr>
         <w:t xml:space="preserve">Profile.  </w:t>
       </w:r>
       <w:r>
-        <w:rPr>
-          <w:sz w:val="19"/>
-          <w:szCs w:val="19"/>
-        </w:rPr>
         <w:t xml:space="preserve">Researcher and hands-on engineer with four years at imec </w:t>
       </w:r>
       <w:r>
         <w:rPr>
           <w:rFonts w:hint="eastAsia"/>
-          <w:sz w:val="19"/>
-          <w:szCs w:val="19"/>
         </w:rPr>
         <w:t xml:space="preserve">and </w:t>
       </w:r>
       <w:r>
-        <w:rPr>
-          <w:sz w:val="19"/>
-          <w:szCs w:val="19"/>
-        </w:rPr>
         <w:t>KU Leuven working on the optical characterization of liquids and surfaces, and on building the instruments to measure them. Work spans surface modification and wetting, custom ATR-FTIR and contact-angle metrology, optical simulation, and data analysis in Python and MATLAB. Cross-disciplinary background across optics, electrical engineering, and MEMS.</w:t>
       </w:r>
     </w:p>
@@ -141,14 +123,18 @@
           <w:bottom w:val="single" w:sz="6" w:space="2" w:color="1F4E79"/>
         </w:pBdr>
         <w:spacing w:before="200" w:after="20"/>
-      </w:pPr>
-      <w:r>
-        <w:rPr>
-          <w:b/>
-          <w:bCs/>
-          <w:color w:val="1F4E79"/>
+        <w:rPr>
           <w:sz w:val="22"/>
           <w:szCs w:val="22"/>
+        </w:rPr>
+      </w:pPr>
+      <w:r>
+        <w:rPr>
+          <w:b/>
+          <w:bCs/>
+          <w:color w:val="1F4E79"/>
+          <w:sz w:val="24"/>
+          <w:szCs w:val="24"/>
         </w:rPr>
         <w:t>EDUCATION</w:t>
       </w:r>
@@ -159,18 +145,12 @@
           <w:tab w:val="right" w:pos="9026"/>
         </w:tabs>
         <w:spacing w:after="40"/>
-        <w:rPr>
-          <w:sz w:val="19"/>
-          <w:szCs w:val="19"/>
-        </w:rPr>
-      </w:pPr>
-      <w:r>
-        <w:rPr>
-          <w:b/>
-          <w:bCs/>
-          <w:color w:val="1A1A1A"/>
-          <w:sz w:val="19"/>
-          <w:szCs w:val="19"/>
+      </w:pPr>
+      <w:r>
+        <w:rPr>
+          <w:b/>
+          <w:bCs/>
+          <w:color w:val="1A1A1A"/>
         </w:rPr>
         <w:t>Ph.D. in Chemistry</w:t>
       </w:r>
@@ -179,8 +159,6 @@
           <w:b/>
           <w:bCs/>
           <w:color w:val="1A1A1A"/>
-          <w:sz w:val="19"/>
-          <w:szCs w:val="19"/>
         </w:rPr>
         <w:tab/>
       </w:r>
@@ -189,8 +167,6 @@
           <w:i/>
           <w:iCs/>
           <w:color w:val="555555"/>
-          <w:sz w:val="19"/>
-          <w:szCs w:val="19"/>
         </w:rPr>
         <w:t xml:space="preserve">KU Leuven &amp; imec, </w:t>
       </w:r>
@@ -200,8 +176,6 @@
           <w:i/>
           <w:iCs/>
           <w:color w:val="555555"/>
-          <w:sz w:val="19"/>
-          <w:szCs w:val="19"/>
         </w:rPr>
         <w:t>Belgium  |</w:t>
       </w:r>
@@ -211,8 +185,6 @@
           <w:i/>
           <w:iCs/>
           <w:color w:val="555555"/>
-          <w:sz w:val="19"/>
-          <w:szCs w:val="19"/>
         </w:rPr>
         <w:t xml:space="preserve">  2022–2026 (expected)</w:t>
       </w:r>
@@ -223,18 +195,12 @@
           <w:tab w:val="right" w:pos="9026"/>
         </w:tabs>
         <w:spacing w:after="40"/>
-        <w:rPr>
-          <w:sz w:val="19"/>
-          <w:szCs w:val="19"/>
-        </w:rPr>
-      </w:pPr>
-      <w:r>
-        <w:rPr>
-          <w:b/>
-          <w:bCs/>
-          <w:color w:val="1A1A1A"/>
-          <w:sz w:val="19"/>
-          <w:szCs w:val="19"/>
+      </w:pPr>
+      <w:r>
+        <w:rPr>
+          <w:b/>
+          <w:bCs/>
+          <w:color w:val="1A1A1A"/>
         </w:rPr>
         <w:t>M.Sc. in Electrical Engineering</w:t>
       </w:r>
@@ -243,8 +209,6 @@
           <w:b/>
           <w:bCs/>
           <w:color w:val="1A1A1A"/>
-          <w:sz w:val="19"/>
-          <w:szCs w:val="19"/>
         </w:rPr>
         <w:tab/>
       </w:r>
@@ -253,8 +217,6 @@
           <w:i/>
           <w:iCs/>
           <w:color w:val="555555"/>
-          <w:sz w:val="19"/>
-          <w:szCs w:val="19"/>
         </w:rPr>
         <w:t xml:space="preserve">University of Twente, the </w:t>
       </w:r>
@@ -264,8 +226,6 @@
           <w:i/>
           <w:iCs/>
           <w:color w:val="555555"/>
-          <w:sz w:val="19"/>
-          <w:szCs w:val="19"/>
         </w:rPr>
         <w:t>Netherlands  |</w:t>
       </w:r>
@@ -275,8 +235,6 @@
           <w:i/>
           <w:iCs/>
           <w:color w:val="555555"/>
-          <w:sz w:val="19"/>
-          <w:szCs w:val="19"/>
         </w:rPr>
         <w:t xml:space="preserve">  2019–2021</w:t>
       </w:r>
@@ -287,18 +245,12 @@
           <w:tab w:val="right" w:pos="9026"/>
         </w:tabs>
         <w:spacing w:after="40"/>
-        <w:rPr>
-          <w:sz w:val="19"/>
-          <w:szCs w:val="19"/>
-        </w:rPr>
-      </w:pPr>
-      <w:r>
-        <w:rPr>
-          <w:b/>
-          <w:bCs/>
-          <w:color w:val="1A1A1A"/>
-          <w:sz w:val="19"/>
-          <w:szCs w:val="19"/>
+      </w:pPr>
+      <w:r>
+        <w:rPr>
+          <w:b/>
+          <w:bCs/>
+          <w:color w:val="1A1A1A"/>
         </w:rPr>
         <w:t>B.Eng. in Electrical Engineering</w:t>
       </w:r>
@@ -307,8 +259,6 @@
           <w:b/>
           <w:bCs/>
           <w:color w:val="1A1A1A"/>
-          <w:sz w:val="19"/>
-          <w:szCs w:val="19"/>
         </w:rPr>
         <w:tab/>
       </w:r>
@@ -317,8 +267,6 @@
           <w:i/>
           <w:iCs/>
           <w:color w:val="555555"/>
-          <w:sz w:val="19"/>
-          <w:szCs w:val="19"/>
         </w:rPr>
         <w:t xml:space="preserve">Northwestern Polytechnical University, </w:t>
       </w:r>
@@ -328,8 +276,6 @@
           <w:i/>
           <w:iCs/>
           <w:color w:val="555555"/>
-          <w:sz w:val="19"/>
-          <w:szCs w:val="19"/>
         </w:rPr>
         <w:t>China  |</w:t>
       </w:r>
@@ -339,8 +285,6 @@
           <w:i/>
           <w:iCs/>
           <w:color w:val="555555"/>
-          <w:sz w:val="19"/>
-          <w:szCs w:val="19"/>
         </w:rPr>
         <w:t xml:space="preserve">  2015–2019</w:t>
       </w:r>
@@ -351,215 +295,141 @@
           <w:bottom w:val="single" w:sz="6" w:space="2" w:color="1F4E79"/>
         </w:pBdr>
         <w:spacing w:before="200" w:after="20"/>
-      </w:pPr>
-      <w:r>
-        <w:rPr>
-          <w:b/>
-          <w:bCs/>
-          <w:color w:val="1F4E79"/>
+        <w:rPr>
           <w:sz w:val="22"/>
           <w:szCs w:val="22"/>
         </w:rPr>
+      </w:pPr>
+      <w:r>
+        <w:rPr>
+          <w:b/>
+          <w:bCs/>
+          <w:color w:val="1F4E79"/>
+          <w:sz w:val="24"/>
+          <w:szCs w:val="24"/>
+        </w:rPr>
         <w:t>TECHNICAL SKILLS</w:t>
       </w:r>
     </w:p>
     <w:p>
       <w:pPr>
         <w:spacing w:after="55"/>
-        <w:rPr>
-          <w:sz w:val="19"/>
-          <w:szCs w:val="19"/>
-        </w:rPr>
       </w:pPr>
       <w:r>
         <w:rPr>
           <w:b/>
           <w:bCs/>
           <w:color w:val="1F4E79"/>
-          <w:sz w:val="19"/>
-          <w:szCs w:val="19"/>
         </w:rPr>
         <w:t xml:space="preserve">Characterization &amp; Metrology: </w:t>
       </w:r>
       <w:r>
-        <w:rPr>
-          <w:sz w:val="19"/>
-          <w:szCs w:val="19"/>
-        </w:rPr>
         <w:t>FTIR spectroscopy; ellipsometry; wettability analysis; SEM; AFM.</w:t>
       </w:r>
     </w:p>
     <w:p>
       <w:pPr>
         <w:spacing w:after="55"/>
-        <w:rPr>
-          <w:sz w:val="19"/>
-          <w:szCs w:val="19"/>
-        </w:rPr>
       </w:pPr>
       <w:r>
         <w:rPr>
           <w:b/>
           <w:bCs/>
           <w:color w:val="1F4E79"/>
-          <w:sz w:val="19"/>
-          <w:szCs w:val="19"/>
         </w:rPr>
         <w:t xml:space="preserve">Instrumentation &amp; Prototyping: </w:t>
       </w:r>
       <w:r>
-        <w:rPr>
-          <w:sz w:val="19"/>
-          <w:szCs w:val="19"/>
-        </w:rPr>
         <w:t xml:space="preserve">CAD design and build of custom metrology systems; re-engineering of commercial instruments; </w:t>
       </w:r>
       <w:r>
-        <w:rPr>
-          <w:sz w:val="19"/>
-          <w:szCs w:val="19"/>
-        </w:rPr>
         <w:t>developing</w:t>
       </w:r>
       <w:r>
         <w:rPr>
           <w:rFonts w:hint="eastAsia"/>
-          <w:sz w:val="19"/>
-          <w:szCs w:val="19"/>
         </w:rPr>
         <w:t xml:space="preserve"> </w:t>
       </w:r>
       <w:r>
-        <w:rPr>
-          <w:sz w:val="19"/>
-          <w:szCs w:val="19"/>
-        </w:rPr>
         <w:t>embedded microcontrollers; 3D-printing prototyping; measurement automation.</w:t>
       </w:r>
     </w:p>
     <w:p>
       <w:pPr>
         <w:spacing w:after="55"/>
-        <w:rPr>
-          <w:sz w:val="19"/>
-          <w:szCs w:val="19"/>
-        </w:rPr>
       </w:pPr>
       <w:r>
         <w:rPr>
           <w:b/>
           <w:bCs/>
           <w:color w:val="1F4E79"/>
-          <w:sz w:val="19"/>
-          <w:szCs w:val="19"/>
         </w:rPr>
         <w:t xml:space="preserve">Optical Simulation: </w:t>
       </w:r>
       <w:r>
-        <w:rPr>
-          <w:sz w:val="19"/>
-          <w:szCs w:val="19"/>
-        </w:rPr>
         <w:t>FDTD simulation of evanescent-field and near-field optics; spectral correction, processing, and analysis.</w:t>
       </w:r>
     </w:p>
     <w:p>
       <w:pPr>
         <w:spacing w:after="55"/>
-        <w:rPr>
-          <w:sz w:val="19"/>
-          <w:szCs w:val="19"/>
-        </w:rPr>
       </w:pPr>
       <w:r>
         <w:rPr>
           <w:b/>
           <w:bCs/>
           <w:color w:val="1F4E79"/>
-          <w:sz w:val="19"/>
-          <w:szCs w:val="19"/>
         </w:rPr>
         <w:t xml:space="preserve">Programming &amp; Data: </w:t>
       </w:r>
       <w:r>
-        <w:rPr>
-          <w:sz w:val="19"/>
-          <w:szCs w:val="19"/>
-        </w:rPr>
         <w:t>Python and MATLAB for data processing, analysis, and hardware-software integration.</w:t>
       </w:r>
     </w:p>
     <w:p>
       <w:pPr>
         <w:spacing w:after="55"/>
-        <w:rPr>
-          <w:sz w:val="19"/>
-          <w:szCs w:val="19"/>
-        </w:rPr>
       </w:pPr>
       <w:r>
         <w:rPr>
           <w:b/>
           <w:bCs/>
           <w:color w:val="1F4E79"/>
-          <w:sz w:val="19"/>
-          <w:szCs w:val="19"/>
         </w:rPr>
         <w:t xml:space="preserve">Experiment &amp; Process: </w:t>
       </w:r>
       <w:r>
-        <w:rPr>
-          <w:sz w:val="19"/>
-          <w:szCs w:val="19"/>
-        </w:rPr>
         <w:t xml:space="preserve">design of experiments (DOE); self-assembled monolayers (SAMs) LPCVD; wet-chemical surface processing; 2,000+ hrs </w:t>
       </w:r>
       <w:r>
         <w:rPr>
           <w:rFonts w:hint="eastAsia"/>
-          <w:sz w:val="19"/>
-          <w:szCs w:val="19"/>
         </w:rPr>
         <w:t>c</w:t>
       </w:r>
       <w:r>
-        <w:rPr>
-          <w:sz w:val="19"/>
-          <w:szCs w:val="19"/>
-        </w:rPr>
         <w:t>leanroom operation experience</w:t>
       </w:r>
       <w:r>
-        <w:rPr>
-          <w:sz w:val="19"/>
-          <w:szCs w:val="19"/>
-        </w:rPr>
         <w:t>.</w:t>
       </w:r>
     </w:p>
     <w:p>
       <w:pPr>
         <w:spacing w:after="55"/>
-        <w:rPr>
-          <w:sz w:val="19"/>
-          <w:szCs w:val="19"/>
-        </w:rPr>
       </w:pPr>
       <w:r>
         <w:rPr>
           <w:b/>
           <w:bCs/>
           <w:color w:val="1F4E79"/>
-          <w:sz w:val="19"/>
-          <w:szCs w:val="19"/>
         </w:rPr>
         <w:t xml:space="preserve">Languages: </w:t>
       </w:r>
       <w:r>
         <w:rPr>
           <w:color w:val="1A1A1A"/>
-          <w:sz w:val="19"/>
-          <w:szCs w:val="19"/>
         </w:rPr>
         <w:t>English (professional), Dutch (beginner), Mandarin Chinese (native).</w:t>
       </w:r>
@@ -570,14 +440,18 @@
           <w:bottom w:val="single" w:sz="6" w:space="2" w:color="1F4E79"/>
         </w:pBdr>
         <w:spacing w:before="200" w:after="20"/>
-      </w:pPr>
-      <w:r>
-        <w:rPr>
-          <w:b/>
-          <w:bCs/>
-          <w:color w:val="1F4E79"/>
+        <w:rPr>
           <w:sz w:val="22"/>
           <w:szCs w:val="22"/>
+        </w:rPr>
+      </w:pPr>
+      <w:r>
+        <w:rPr>
+          <w:b/>
+          <w:bCs/>
+          <w:color w:val="1F4E79"/>
+          <w:sz w:val="24"/>
+          <w:szCs w:val="24"/>
         </w:rPr>
         <w:t>RESEARCH EXPERIENCE</w:t>
       </w:r>
@@ -588,18 +462,12 @@
           <w:tab w:val="right" w:pos="9026"/>
         </w:tabs>
         <w:spacing w:before="120" w:after="20"/>
-        <w:rPr>
-          <w:sz w:val="19"/>
-          <w:szCs w:val="19"/>
-        </w:rPr>
       </w:pPr>
       <w:r>
         <w:rPr>
           <w:b/>
           <w:bCs/>
           <w:color w:val="1F4E79"/>
-          <w:sz w:val="19"/>
-          <w:szCs w:val="19"/>
         </w:rPr>
         <w:t>PhD Researcher</w:t>
       </w:r>
@@ -608,8 +476,6 @@
           <w:i/>
           <w:iCs/>
           <w:color w:val="555555"/>
-          <w:sz w:val="19"/>
-          <w:szCs w:val="19"/>
         </w:rPr>
         <w:tab/>
         <w:t xml:space="preserve">imec, Leuven, </w:t>
@@ -620,8 +486,6 @@
           <w:i/>
           <w:iCs/>
           <w:color w:val="555555"/>
-          <w:sz w:val="19"/>
-          <w:szCs w:val="19"/>
         </w:rPr>
         <w:t>Belgium  |</w:t>
       </w:r>
@@ -631,8 +495,6 @@
           <w:i/>
           <w:iCs/>
           <w:color w:val="555555"/>
-          <w:sz w:val="19"/>
-          <w:szCs w:val="19"/>
         </w:rPr>
         <w:t xml:space="preserve">  2022–Present</w:t>
       </w:r>
@@ -647,17 +509,13 @@
           <w:b/>
           <w:bCs/>
           <w:color w:val="1A1A1A"/>
-          <w:sz w:val="19"/>
-          <w:szCs w:val="19"/>
-        </w:rPr>
-      </w:pPr>
-      <w:r>
-        <w:rPr>
-          <w:b/>
-          <w:bCs/>
-          <w:color w:val="1A1A1A"/>
-          <w:sz w:val="19"/>
-          <w:szCs w:val="19"/>
+        </w:rPr>
+      </w:pPr>
+      <w:r>
+        <w:rPr>
+          <w:b/>
+          <w:bCs/>
+          <w:color w:val="1A1A1A"/>
         </w:rPr>
         <w:t>Superhydrophobic Surface Fabrication by Silane SAM Deposition</w:t>
       </w:r>
@@ -675,24 +533,16 @@
         <w:spacing w:before="120" w:after="20"/>
         <w:rPr>
           <w:color w:val="1A1A1A"/>
-          <w:sz w:val="19"/>
-          <w:szCs w:val="19"/>
-        </w:rPr>
-      </w:pPr>
-      <w:r>
-        <w:rPr>
-          <w:b/>
-          <w:color w:val="1A1A1A"/>
-          <w:sz w:val="19"/>
-          <w:szCs w:val="19"/>
+        </w:rPr>
+      </w:pPr>
+      <w:r>
+        <w:rPr>
+          <w:b/>
+          <w:color w:val="1A1A1A"/>
         </w:rPr>
         <w:t xml:space="preserve">Surface engineering: </w:t>
       </w:r>
       <w:r>
-        <w:rPr>
-          <w:sz w:val="19"/>
-          <w:szCs w:val="19"/>
-        </w:rPr>
         <w:t>engineered superhydrophobic silicon surfaces via optimized silane self-assembled monolayer (SAM) deposition on patterned substrates, reaching intrinsic and apparent water contact angles above 110° and 140°.</w:t>
       </w:r>
     </w:p>
@@ -709,39 +559,25 @@
         <w:spacing w:before="120" w:after="20"/>
         <w:rPr>
           <w:color w:val="1A1A1A"/>
-          <w:sz w:val="19"/>
-          <w:szCs w:val="19"/>
-        </w:rPr>
-      </w:pPr>
-      <w:r>
-        <w:rPr>
-          <w:b/>
-          <w:color w:val="1A1A1A"/>
-          <w:sz w:val="19"/>
-          <w:szCs w:val="19"/>
+        </w:rPr>
+      </w:pPr>
+      <w:r>
+        <w:rPr>
+          <w:b/>
+          <w:color w:val="1A1A1A"/>
         </w:rPr>
         <w:t xml:space="preserve">Mechanistic analysis: </w:t>
       </w:r>
       <w:r>
-        <w:rPr>
-          <w:sz w:val="19"/>
-          <w:szCs w:val="19"/>
-        </w:rPr>
         <w:t xml:space="preserve">resolved the deposition mechanism by GATR-FTIR spectroscopy, profiling the kinetic balance between surface </w:t>
       </w:r>
       <w:r>
         <w:rPr>
           <w:rFonts w:hint="eastAsia"/>
-          <w:sz w:val="19"/>
-          <w:szCs w:val="19"/>
         </w:rPr>
         <w:t>-</w:t>
       </w:r>
       <w:r>
-        <w:rPr>
-          <w:sz w:val="19"/>
-          <w:szCs w:val="19"/>
-        </w:rPr>
         <w:t>OH loss during HF pre-cleaning and re-oxidation during CVD.</w:t>
       </w:r>
     </w:p>
@@ -758,25 +594,26 @@
         <w:spacing w:before="120" w:after="20"/>
         <w:rPr>
           <w:color w:val="1A1A1A"/>
-          <w:sz w:val="19"/>
-          <w:szCs w:val="19"/>
-        </w:rPr>
-      </w:pPr>
-      <w:r>
-        <w:rPr>
-          <w:b/>
-          <w:color w:val="1A1A1A"/>
-          <w:sz w:val="19"/>
-          <w:szCs w:val="19"/>
+        </w:rPr>
+      </w:pPr>
+      <w:r>
+        <w:rPr>
+          <w:b/>
+          <w:color w:val="1A1A1A"/>
         </w:rPr>
         <w:t xml:space="preserve">Process control: </w:t>
       </w:r>
       <w:r>
-        <w:rPr>
-          <w:sz w:val="19"/>
-          <w:szCs w:val="19"/>
-        </w:rPr>
-        <w:t>established a robust pre-cleaning and deposition SOP with &gt;90% run-to-run reproducibility; recognized with the Best Student Paper Award at UCPSS 2025.</w:t>
+        <w:t>established a robust pre-cleaning and deposition SOP with &gt;</w:t>
+      </w:r>
+      <w:r>
+        <w:rPr>
+          <w:rFonts w:hint="eastAsia"/>
+        </w:rPr>
+        <w:t xml:space="preserve"> </w:t>
+      </w:r>
+      <w:r>
+        <w:t>90% run-to-run reproducibility; recognized with the Best Student Paper Award at UCPSS 2025.</w:t>
       </w:r>
     </w:p>
     <w:p>
@@ -789,17 +626,13 @@
           <w:b/>
           <w:bCs/>
           <w:color w:val="1A1A1A"/>
-          <w:sz w:val="19"/>
-          <w:szCs w:val="19"/>
-        </w:rPr>
-      </w:pPr>
-      <w:r>
-        <w:rPr>
-          <w:b/>
-          <w:bCs/>
-          <w:color w:val="1A1A1A"/>
-          <w:sz w:val="19"/>
-          <w:szCs w:val="19"/>
+        </w:rPr>
+      </w:pPr>
+      <w:r>
+        <w:rPr>
+          <w:b/>
+          <w:bCs/>
+          <w:color w:val="1A1A1A"/>
         </w:rPr>
         <w:t>Quantitative Optical Metrology of Wetting Defects in HAR Nanopatterns</w:t>
       </w:r>
@@ -818,16 +651,12 @@
         <w:rPr>
           <w:bCs/>
           <w:color w:val="1A1A1A"/>
-          <w:sz w:val="19"/>
-          <w:szCs w:val="19"/>
-        </w:rPr>
-      </w:pPr>
-      <w:r>
-        <w:rPr>
-          <w:b/>
-          <w:color w:val="1A1A1A"/>
-          <w:sz w:val="19"/>
-          <w:szCs w:val="19"/>
+        </w:rPr>
+      </w:pPr>
+      <w:r>
+        <w:rPr>
+          <w:b/>
+          <w:color w:val="1A1A1A"/>
         </w:rPr>
         <w:t xml:space="preserve">Instrument </w:t>
       </w:r>
@@ -836,8 +665,6 @@
         <w:rPr>
           <w:b/>
           <w:color w:val="1A1A1A"/>
-          <w:sz w:val="19"/>
-          <w:szCs w:val="19"/>
         </w:rPr>
         <w:t>development</w:t>
       </w:r>
@@ -846,8 +673,6 @@
           <w:rFonts w:hint="eastAsia"/>
           <w:b/>
           <w:color w:val="1A1A1A"/>
-          <w:sz w:val="19"/>
-          <w:szCs w:val="19"/>
         </w:rPr>
         <w:t>:</w:t>
       </w:r>
@@ -856,8 +681,6 @@
         <w:rPr>
           <w:b/>
           <w:color w:val="1A1A1A"/>
-          <w:sz w:val="19"/>
-          <w:szCs w:val="19"/>
         </w:rPr>
         <w:t xml:space="preserve"> </w:t>
       </w:r>
@@ -865,8 +688,6 @@
         <w:rPr>
           <w:bCs/>
           <w:color w:val="1A1A1A"/>
-          <w:sz w:val="19"/>
-          <w:szCs w:val="19"/>
         </w:rPr>
         <w:t>built a customized ATR module for a commercial FTIR platform with an adjustable optical path, tuning the number of IR reflections to raise signal-to-noise ratio while avoiding absorption saturation.</w:t>
       </w:r>
@@ -885,8 +706,6 @@
         <w:rPr>
           <w:bCs/>
           <w:color w:val="1A1A1A"/>
-          <w:sz w:val="19"/>
-          <w:szCs w:val="19"/>
         </w:rPr>
       </w:pPr>
       <w:r>
@@ -894,8 +713,6 @@
           <w:rFonts w:hint="eastAsia"/>
           <w:b/>
           <w:color w:val="1A1A1A"/>
-          <w:sz w:val="19"/>
-          <w:szCs w:val="19"/>
         </w:rPr>
         <w:t>Structure-to-spectrum mapping:</w:t>
       </w:r>
@@ -904,8 +721,6 @@
           <w:rFonts w:hint="eastAsia"/>
           <w:bCs/>
           <w:color w:val="1A1A1A"/>
-          <w:sz w:val="19"/>
-          <w:szCs w:val="19"/>
         </w:rPr>
         <w:t xml:space="preserve"> established a quantitative relation between nanopattern geometry (</w:t>
       </w:r>
@@ -913,8 +728,6 @@
         <w:rPr>
           <w:bCs/>
           <w:color w:val="1A1A1A"/>
-          <w:sz w:val="19"/>
-          <w:szCs w:val="19"/>
         </w:rPr>
         <w:t xml:space="preserve">height </w:t>
       </w:r>
@@ -922,8 +735,6 @@
         <w:rPr>
           <w:bCs/>
           <w:color w:val="1A1A1A"/>
-          <w:sz w:val="19"/>
-          <w:szCs w:val="19"/>
         </w:rPr>
         <w:t>50</w:t>
       </w:r>
@@ -932,8 +743,6 @@
           <w:rFonts w:hint="eastAsia"/>
           <w:bCs/>
           <w:color w:val="1A1A1A"/>
-          <w:sz w:val="19"/>
-          <w:szCs w:val="19"/>
         </w:rPr>
         <w:t>-</w:t>
       </w:r>
@@ -942,8 +751,6 @@
           <w:rFonts w:hint="eastAsia"/>
           <w:bCs/>
           <w:color w:val="1A1A1A"/>
-          <w:sz w:val="19"/>
-          <w:szCs w:val="19"/>
         </w:rPr>
         <w:t>8</w:t>
       </w:r>
@@ -951,8 +758,6 @@
         <w:rPr>
           <w:bCs/>
           <w:color w:val="1A1A1A"/>
-          <w:sz w:val="19"/>
-          <w:szCs w:val="19"/>
         </w:rPr>
         <w:t>00 nm, surface fraction 0.1</w:t>
       </w:r>
@@ -961,8 +766,6 @@
           <w:rFonts w:hint="eastAsia"/>
           <w:bCs/>
           <w:color w:val="1A1A1A"/>
-          <w:sz w:val="19"/>
-          <w:szCs w:val="19"/>
         </w:rPr>
         <w:t>-</w:t>
       </w:r>
@@ -970,8 +773,6 @@
         <w:rPr>
           <w:bCs/>
           <w:color w:val="1A1A1A"/>
-          <w:sz w:val="19"/>
-          <w:szCs w:val="19"/>
         </w:rPr>
         <w:t>0.8</w:t>
       </w:r>
@@ -980,8 +781,6 @@
           <w:rFonts w:hint="eastAsia"/>
           <w:bCs/>
           <w:color w:val="1A1A1A"/>
-          <w:sz w:val="19"/>
-          <w:szCs w:val="19"/>
         </w:rPr>
         <w:t xml:space="preserve">, </w:t>
       </w:r>
@@ -989,8 +788,6 @@
         <w:rPr>
           <w:bCs/>
           <w:color w:val="1A1A1A"/>
-          <w:sz w:val="19"/>
-          <w:szCs w:val="19"/>
         </w:rPr>
         <w:t>at fixed 90 nm pitch</w:t>
       </w:r>
@@ -999,8 +796,6 @@
           <w:rFonts w:hint="eastAsia"/>
           <w:bCs/>
           <w:color w:val="1A1A1A"/>
-          <w:sz w:val="19"/>
-          <w:szCs w:val="19"/>
         </w:rPr>
         <w:t>) and ATR-FTIR absorbance, yielding a forward model from which the air-trapped fract</w:t>
       </w:r>
@@ -1008,8 +803,6 @@
         <w:rPr>
           <w:bCs/>
           <w:color w:val="1A1A1A"/>
-          <w:sz w:val="19"/>
-          <w:szCs w:val="19"/>
         </w:rPr>
         <w:t>ion is inverted from a measured spectrum.</w:t>
       </w:r>
@@ -1028,16 +821,12 @@
         <w:rPr>
           <w:bCs/>
           <w:color w:val="1A1A1A"/>
-          <w:sz w:val="19"/>
-          <w:szCs w:val="19"/>
-        </w:rPr>
-      </w:pPr>
-      <w:r>
-        <w:rPr>
-          <w:b/>
-          <w:color w:val="1A1A1A"/>
-          <w:sz w:val="19"/>
-          <w:szCs w:val="19"/>
+        </w:rPr>
+      </w:pPr>
+      <w:r>
+        <w:rPr>
+          <w:b/>
+          <w:color w:val="1A1A1A"/>
         </w:rPr>
         <w:t>Physical verification of the model:</w:t>
       </w:r>
@@ -1045,8 +834,6 @@
         <w:rPr>
           <w:bCs/>
           <w:color w:val="1A1A1A"/>
-          <w:sz w:val="19"/>
-          <w:szCs w:val="19"/>
         </w:rPr>
         <w:t xml:space="preserve"> </w:t>
       </w:r>
@@ -1054,8 +841,6 @@
         <w:rPr>
           <w:bCs/>
           <w:color w:val="1A1A1A"/>
-          <w:sz w:val="19"/>
-          <w:szCs w:val="19"/>
         </w:rPr>
         <w:t>the near-field distribution at the structured interface under total internal reflection was computed by FDTD, confirming that the measured absorbance change originates from the filled trench geometry</w:t>
       </w:r>
@@ -1063,8 +848,6 @@
         <w:rPr>
           <w:bCs/>
           <w:color w:val="1A1A1A"/>
-          <w:sz w:val="19"/>
-          <w:szCs w:val="19"/>
         </w:rPr>
         <w:t>.</w:t>
       </w:r>
@@ -1082,16 +865,12 @@
         <w:spacing w:before="120" w:after="20"/>
         <w:rPr>
           <w:color w:val="1A1A1A"/>
-          <w:sz w:val="19"/>
-          <w:szCs w:val="19"/>
-        </w:rPr>
-      </w:pPr>
-      <w:r>
-        <w:rPr>
-          <w:b/>
-          <w:color w:val="1A1A1A"/>
-          <w:sz w:val="19"/>
-          <w:szCs w:val="19"/>
+        </w:rPr>
+      </w:pPr>
+      <w:r>
+        <w:rPr>
+          <w:b/>
+          <w:color w:val="1A1A1A"/>
         </w:rPr>
         <w:t>Validity domain:</w:t>
       </w:r>
@@ -1099,8 +878,6 @@
         <w:rPr>
           <w:bCs/>
           <w:color w:val="1A1A1A"/>
-          <w:sz w:val="19"/>
-          <w:szCs w:val="19"/>
         </w:rPr>
         <w:t xml:space="preserve"> </w:t>
       </w:r>
@@ -1108,16 +885,10 @@
         <w:rPr>
           <w:bCs/>
           <w:color w:val="1A1A1A"/>
-          <w:sz w:val="19"/>
-          <w:szCs w:val="19"/>
         </w:rPr>
         <w:t>defined the geometric window where the proportionality between air-trapping rate and absorbance loss remains valid (height &lt; 500 nm, surface fraction &lt; 0.7); the two bounds were traced to the finite penetration depth and to breakdown of the total internal reflection condition</w:t>
       </w:r>
       <w:r>
-        <w:rPr>
-          <w:sz w:val="19"/>
-          <w:szCs w:val="19"/>
-        </w:rPr>
         <w:t>.</w:t>
       </w:r>
     </w:p>
@@ -1131,17 +902,13 @@
           <w:b/>
           <w:bCs/>
           <w:color w:val="1A1A1A"/>
-          <w:sz w:val="19"/>
-          <w:szCs w:val="19"/>
-        </w:rPr>
-      </w:pPr>
-      <w:r>
-        <w:rPr>
-          <w:b/>
-          <w:bCs/>
-          <w:color w:val="1A1A1A"/>
-          <w:sz w:val="19"/>
-          <w:szCs w:val="19"/>
+        </w:rPr>
+      </w:pPr>
+      <w:r>
+        <w:rPr>
+          <w:b/>
+          <w:bCs/>
+          <w:color w:val="1A1A1A"/>
         </w:rPr>
         <w:t>Synchronized Cross-View Imaging Platform for Anisotropic Wetting Characterization</w:t>
       </w:r>
@@ -1159,24 +926,16 @@
         <w:spacing w:before="120" w:after="20"/>
         <w:rPr>
           <w:color w:val="1A1A1A"/>
-          <w:sz w:val="19"/>
-          <w:szCs w:val="19"/>
-        </w:rPr>
-      </w:pPr>
-      <w:r>
-        <w:rPr>
-          <w:b/>
-          <w:color w:val="1A1A1A"/>
-          <w:sz w:val="19"/>
-          <w:szCs w:val="19"/>
+        </w:rPr>
+      </w:pPr>
+      <w:r>
+        <w:rPr>
+          <w:b/>
+          <w:color w:val="1A1A1A"/>
         </w:rPr>
         <w:t xml:space="preserve">Platform design: </w:t>
       </w:r>
       <w:r>
-        <w:rPr>
-          <w:sz w:val="19"/>
-          <w:szCs w:val="19"/>
-        </w:rPr>
         <w:t>designed and built a cross-view optical platform for simultaneous, dual-directional imaging of sessile droplets on nano-trenches.</w:t>
       </w:r>
     </w:p>
@@ -1193,24 +952,17 @@
         <w:spacing w:before="120" w:after="20"/>
         <w:rPr>
           <w:color w:val="1A1A1A"/>
-          <w:sz w:val="19"/>
-          <w:szCs w:val="19"/>
-        </w:rPr>
-      </w:pPr>
-      <w:r>
-        <w:rPr>
-          <w:b/>
-          <w:color w:val="1A1A1A"/>
-          <w:sz w:val="19"/>
-          <w:szCs w:val="19"/>
-        </w:rPr>
+        </w:rPr>
+      </w:pPr>
+      <w:r>
+        <w:rPr>
+          <w:b/>
+          <w:color w:val="1A1A1A"/>
+        </w:rPr>
+        <w:lastRenderedPageBreak/>
         <w:t xml:space="preserve">Measurement accuracy: </w:t>
       </w:r>
       <w:r>
-        <w:rPr>
-          <w:sz w:val="19"/>
-          <w:szCs w:val="19"/>
-        </w:rPr>
         <w:t>eliminated the timing mismatch of sequential imaging, enabling synchronized capture of anisotropic droplet elongation with improved morphological accuracy.</w:t>
       </w:r>
     </w:p>
@@ -1227,41 +979,22 @@
         <w:spacing w:before="120" w:after="20"/>
         <w:rPr>
           <w:color w:val="1A1A1A"/>
-          <w:sz w:val="19"/>
-          <w:szCs w:val="19"/>
-        </w:rPr>
-      </w:pPr>
-      <w:r>
-        <w:rPr>
-          <w:b/>
-          <w:color w:val="1A1A1A"/>
-          <w:sz w:val="19"/>
-          <w:szCs w:val="19"/>
-        </w:rPr>
-        <w:lastRenderedPageBreak/>
+        </w:rPr>
+      </w:pPr>
+      <w:r>
+        <w:rPr>
+          <w:b/>
+          <w:color w:val="1A1A1A"/>
+        </w:rPr>
         <w:t xml:space="preserve">New defect indicator: </w:t>
       </w:r>
       <w:r>
-        <w:rPr>
-          <w:sz w:val="19"/>
-          <w:szCs w:val="19"/>
-        </w:rPr>
         <w:t xml:space="preserve">identified the structural-parameter regime where conventional wetting models break </w:t>
       </w:r>
-      <w:proofErr w:type="gramStart"/>
-      <w:r>
-        <w:rPr>
-          <w:sz w:val="19"/>
-          <w:szCs w:val="19"/>
-        </w:rPr>
-        <w:t>down, and</w:t>
-      </w:r>
-      <w:proofErr w:type="gramEnd"/>
-      <w:r>
-        <w:rPr>
-          <w:sz w:val="19"/>
-          <w:szCs w:val="19"/>
-        </w:rPr>
+      <w:r>
+        <w:t>down and</w:t>
+      </w:r>
+      <w:r>
         <w:t xml:space="preserve"> established real-time anisotropic elongation as a new indicator of nanoscale wetting defects.</w:t>
       </w:r>
     </w:p>
@@ -1271,18 +1004,12 @@
           <w:tab w:val="right" w:pos="9026"/>
         </w:tabs>
         <w:spacing w:before="120" w:after="20"/>
-        <w:rPr>
-          <w:sz w:val="19"/>
-          <w:szCs w:val="19"/>
-        </w:rPr>
       </w:pPr>
       <w:r>
         <w:rPr>
           <w:b/>
           <w:bCs/>
           <w:color w:val="1F4E79"/>
-          <w:sz w:val="19"/>
-          <w:szCs w:val="19"/>
         </w:rPr>
         <w:t>Graduate Intern</w:t>
       </w:r>
@@ -1291,8 +1018,6 @@
           <w:i/>
           <w:iCs/>
           <w:color w:val="555555"/>
-          <w:sz w:val="19"/>
-          <w:szCs w:val="19"/>
         </w:rPr>
         <w:tab/>
         <w:t xml:space="preserve">ARCNL, Amsterdam, the </w:t>
@@ -1303,8 +1028,6 @@
           <w:i/>
           <w:iCs/>
           <w:color w:val="555555"/>
-          <w:sz w:val="19"/>
-          <w:szCs w:val="19"/>
         </w:rPr>
         <w:t>Netherlands  |</w:t>
       </w:r>
@@ -1314,8 +1037,6 @@
           <w:i/>
           <w:iCs/>
           <w:color w:val="555555"/>
-          <w:sz w:val="19"/>
-          <w:szCs w:val="19"/>
         </w:rPr>
         <w:t xml:space="preserve">  2021</w:t>
       </w:r>
@@ -1328,25 +1049,15 @@
           <w:numId w:val="12"/>
         </w:numPr>
         <w:spacing w:after="70"/>
-        <w:rPr>
-          <w:sz w:val="19"/>
-          <w:szCs w:val="19"/>
-        </w:rPr>
-      </w:pPr>
-      <w:r>
-        <w:rPr>
-          <w:b/>
-          <w:color w:val="1A1A1A"/>
-          <w:sz w:val="19"/>
-          <w:szCs w:val="19"/>
+      </w:pPr>
+      <w:r>
+        <w:rPr>
+          <w:b/>
+          <w:color w:val="1A1A1A"/>
         </w:rPr>
         <w:t xml:space="preserve">Mechanical simulation: </w:t>
       </w:r>
       <w:r>
-        <w:rPr>
-          <w:sz w:val="19"/>
-          <w:szCs w:val="19"/>
-        </w:rPr>
         <w:t>ran stress-strain simulations (COMSOL) of elastomer microstructure arrays for low-wear wafer carriers.</w:t>
       </w:r>
     </w:p>
@@ -1358,25 +1069,15 @@
           <w:numId w:val="11"/>
         </w:numPr>
         <w:spacing w:after="70"/>
-        <w:rPr>
-          <w:sz w:val="19"/>
-          <w:szCs w:val="19"/>
-        </w:rPr>
-      </w:pPr>
-      <w:r>
-        <w:rPr>
-          <w:b/>
-          <w:color w:val="1A1A1A"/>
-          <w:sz w:val="19"/>
-          <w:szCs w:val="19"/>
+      </w:pPr>
+      <w:r>
+        <w:rPr>
+          <w:b/>
+          <w:color w:val="1A1A1A"/>
         </w:rPr>
         <w:t xml:space="preserve">Industrial collaboration: </w:t>
       </w:r>
       <w:r>
-        <w:rPr>
-          <w:sz w:val="19"/>
-          <w:szCs w:val="19"/>
-        </w:rPr>
         <w:t>worked with cleanroom specialists to improve micro-component durability in a research-to-manufacturing setting.</w:t>
       </w:r>
     </w:p>
@@ -1387,8 +1088,8 @@
         </w:pBdr>
         <w:spacing w:before="200" w:after="20"/>
         <w:rPr>
-          <w:sz w:val="19"/>
-          <w:szCs w:val="19"/>
+          <w:sz w:val="21"/>
+          <w:szCs w:val="21"/>
         </w:rPr>
       </w:pPr>
       <w:r>
@@ -1396,8 +1097,8 @@
           <w:b/>
           <w:bCs/>
           <w:color w:val="1F4E79"/>
-          <w:sz w:val="19"/>
-          <w:szCs w:val="19"/>
+          <w:sz w:val="21"/>
+          <w:szCs w:val="21"/>
         </w:rPr>
         <w:t>PUBLICATIONS &amp; PRESENTATIONS</w:t>
       </w:r>
@@ -1409,8 +1110,6 @@
           <w:i/>
           <w:iCs/>
           <w:color w:val="555555"/>
-          <w:sz w:val="19"/>
-          <w:szCs w:val="19"/>
         </w:rPr>
       </w:pPr>
       <w:r>
@@ -1418,8 +1117,6 @@
           <w:b/>
           <w:bCs/>
           <w:color w:val="1F4E79"/>
-          <w:sz w:val="19"/>
-          <w:szCs w:val="19"/>
         </w:rPr>
         <w:t>Publications</w:t>
       </w:r>
@@ -1428,8 +1125,6 @@
           <w:i/>
           <w:iCs/>
           <w:color w:val="555555"/>
-          <w:sz w:val="19"/>
-          <w:szCs w:val="19"/>
         </w:rPr>
         <w:t xml:space="preserve">  </w:t>
       </w:r>
@@ -1442,26 +1137,31 @@
           <w:numId w:val="11"/>
         </w:numPr>
         <w:spacing w:before="40" w:after="40"/>
-        <w:rPr>
-          <w:sz w:val="19"/>
-          <w:szCs w:val="19"/>
-        </w:rPr>
-      </w:pPr>
-      <w:r>
-        <w:rPr>
-          <w:color w:val="1A1A1A"/>
-          <w:sz w:val="19"/>
-          <w:szCs w:val="19"/>
-        </w:rPr>
-        <w:t xml:space="preserve">Q. Wu et al., </w:t>
+      </w:pPr>
+      <w:r>
+        <w:rPr>
+          <w:color w:val="1A1A1A"/>
+        </w:rPr>
+        <w:t>Q. Wu</w:t>
+      </w:r>
+      <w:r>
+        <w:rPr>
+          <w:rFonts w:hint="eastAsia"/>
+          <w:color w:val="1A1A1A"/>
+        </w:rPr>
+        <w:t>,</w:t>
+      </w:r>
+      <w:r>
+        <w:rPr>
+          <w:color w:val="1A1A1A"/>
+        </w:rPr>
+        <w:t xml:space="preserve"> et al., </w:t>
       </w:r>
       <w:r>
         <w:rPr>
           <w:i/>
           <w:iCs/>
           <w:color w:val="1A1A1A"/>
-          <w:sz w:val="19"/>
-          <w:szCs w:val="19"/>
         </w:rPr>
         <w:t xml:space="preserve">“Modulating Silane Monolayer Grafting on Nanopatterned Silicon: Insights from Infrared-Spectroscopy-Based Air-Trapping Monitoring,” </w:t>
       </w:r>
@@ -1470,16 +1170,12 @@
           <w:b/>
           <w:bCs/>
           <w:color w:val="1A1A1A"/>
-          <w:sz w:val="19"/>
-          <w:szCs w:val="19"/>
         </w:rPr>
         <w:t>Solid State Phenomena</w:t>
       </w:r>
       <w:r>
         <w:rPr>
           <w:color w:val="1A1A1A"/>
-          <w:sz w:val="19"/>
-          <w:szCs w:val="19"/>
         </w:rPr>
         <w:t xml:space="preserve"> (UCPSS 2025, 17th International Symposium on Ultra Clean Processing of Semiconductor Surfaces),</w:t>
       </w:r>
@@ -1489,16 +1185,12 @@
           <w:b/>
           <w:bCs/>
           <w:color w:val="1A1A1A"/>
-          <w:sz w:val="19"/>
-          <w:szCs w:val="19"/>
         </w:rPr>
         <w:t xml:space="preserve"> </w:t>
       </w:r>
       <w:r>
         <w:rPr>
           <w:color w:val="1A1A1A"/>
-          <w:sz w:val="19"/>
-          <w:szCs w:val="19"/>
         </w:rPr>
         <w:t xml:space="preserve">accepted </w:t>
       </w:r>
@@ -1506,16 +1198,12 @@
         <w:rPr>
           <w:rFonts w:hint="eastAsia"/>
           <w:color w:val="1A1A1A"/>
-          <w:sz w:val="19"/>
-          <w:szCs w:val="19"/>
         </w:rPr>
         <w:t>&amp;</w:t>
       </w:r>
       <w:r>
         <w:rPr>
           <w:color w:val="1A1A1A"/>
-          <w:sz w:val="19"/>
-          <w:szCs w:val="19"/>
         </w:rPr>
         <w:t xml:space="preserve"> in press.</w:t>
       </w:r>
@@ -1527,8 +1215,6 @@
           <w:b/>
           <w:bCs/>
           <w:color w:val="1F4E79"/>
-          <w:sz w:val="19"/>
-          <w:szCs w:val="19"/>
         </w:rPr>
       </w:pPr>
       <w:r>
@@ -1536,8 +1222,6 @@
           <w:b/>
           <w:bCs/>
           <w:color w:val="1F4E79"/>
-          <w:sz w:val="19"/>
-          <w:szCs w:val="19"/>
         </w:rPr>
         <w:t>Presentations</w:t>
       </w:r>
@@ -1547,19 +1231,13 @@
         <w:pStyle w:val="ListParagraph"/>
         <w:numPr>
           <w:ilvl w:val="0"/>
-          <w:numId w:val="5"/>
+          <w:numId w:val="11"/>
         </w:numPr>
         <w:spacing w:after="70"/>
-        <w:rPr>
-          <w:sz w:val="19"/>
-          <w:szCs w:val="19"/>
-        </w:rPr>
-      </w:pPr>
-      <w:r>
-        <w:rPr>
-          <w:color w:val="1A1A1A"/>
-          <w:sz w:val="19"/>
-          <w:szCs w:val="19"/>
+      </w:pPr>
+      <w:r>
+        <w:rPr>
+          <w:color w:val="1A1A1A"/>
         </w:rPr>
         <w:t xml:space="preserve">Q. Wu, </w:t>
       </w:r>
@@ -1568,8 +1246,6 @@
           <w:i/>
           <w:iCs/>
           <w:color w:val="1A1A1A"/>
-          <w:sz w:val="19"/>
-          <w:szCs w:val="19"/>
         </w:rPr>
         <w:t xml:space="preserve">“Impact of HF Pretreatment on Silane Self-Assembled Monolayers on Silicon Surfaces,” </w:t>
       </w:r>
@@ -1578,16 +1254,12 @@
           <w:b/>
           <w:bCs/>
           <w:color w:val="1A1A1A"/>
-          <w:sz w:val="19"/>
-          <w:szCs w:val="19"/>
         </w:rPr>
         <w:t>oral presentation</w:t>
       </w:r>
       <w:r>
         <w:rPr>
           <w:color w:val="1A1A1A"/>
-          <w:sz w:val="19"/>
-          <w:szCs w:val="19"/>
         </w:rPr>
         <w:t>,</w:t>
       </w:r>
@@ -1595,16 +1267,12 @@
         <w:rPr>
           <w:rFonts w:hint="eastAsia"/>
           <w:color w:val="1A1A1A"/>
-          <w:sz w:val="19"/>
-          <w:szCs w:val="19"/>
         </w:rPr>
         <w:t xml:space="preserve"> </w:t>
       </w:r>
       <w:r>
         <w:rPr>
           <w:color w:val="1A1A1A"/>
-          <w:sz w:val="19"/>
-          <w:szCs w:val="19"/>
         </w:rPr>
         <w:t>18th Mini-Symposium on Liquids, Okayama</w:t>
       </w:r>
@@ -1612,8 +1280,6 @@
         <w:rPr>
           <w:rFonts w:hint="eastAsia"/>
           <w:color w:val="1A1A1A"/>
-          <w:sz w:val="19"/>
-          <w:szCs w:val="19"/>
         </w:rPr>
         <w:t>, Japan</w:t>
       </w:r>
@@ -1621,8 +1287,6 @@
         <w:rPr>
           <w:rFonts w:hint="eastAsia"/>
           <w:color w:val="1A1A1A"/>
-          <w:sz w:val="19"/>
-          <w:szCs w:val="19"/>
         </w:rPr>
         <w:t>, May 2025.</w:t>
       </w:r>
@@ -1632,19 +1296,13 @@
         <w:pStyle w:val="ListParagraph"/>
         <w:numPr>
           <w:ilvl w:val="0"/>
-          <w:numId w:val="5"/>
+          <w:numId w:val="11"/>
         </w:numPr>
         <w:spacing w:after="70"/>
-        <w:rPr>
-          <w:sz w:val="19"/>
-          <w:szCs w:val="19"/>
-        </w:rPr>
-      </w:pPr>
-      <w:r>
-        <w:rPr>
-          <w:color w:val="1A1A1A"/>
-          <w:sz w:val="19"/>
-          <w:szCs w:val="19"/>
+      </w:pPr>
+      <w:r>
+        <w:rPr>
+          <w:color w:val="1A1A1A"/>
         </w:rPr>
         <w:t xml:space="preserve">Q. Wu, </w:t>
       </w:r>
@@ -1653,8 +1311,6 @@
           <w:i/>
           <w:iCs/>
           <w:color w:val="1A1A1A"/>
-          <w:sz w:val="19"/>
-          <w:szCs w:val="19"/>
         </w:rPr>
         <w:t xml:space="preserve">“Optical Method to Characterize the Wetting States on Nano-patterned Surfaces,” </w:t>
       </w:r>
@@ -1663,8 +1319,6 @@
           <w:b/>
           <w:bCs/>
           <w:color w:val="1A1A1A"/>
-          <w:sz w:val="19"/>
-          <w:szCs w:val="19"/>
         </w:rPr>
         <w:t>poster presentation</w:t>
       </w:r>
@@ -1672,16 +1326,12 @@
         <w:rPr>
           <w:rFonts w:hint="eastAsia"/>
           <w:color w:val="1A1A1A"/>
-          <w:sz w:val="19"/>
-          <w:szCs w:val="19"/>
         </w:rPr>
         <w:t xml:space="preserve">, </w:t>
       </w:r>
       <w:r>
         <w:rPr>
           <w:color w:val="1A1A1A"/>
-          <w:sz w:val="19"/>
-          <w:szCs w:val="19"/>
         </w:rPr>
         <w:t>SPP 2171 Summer School</w:t>
       </w:r>
@@ -1689,8 +1339,6 @@
         <w:rPr>
           <w:rFonts w:hint="eastAsia"/>
           <w:color w:val="1A1A1A"/>
-          <w:sz w:val="19"/>
-          <w:szCs w:val="19"/>
         </w:rPr>
         <w:t>,</w:t>
       </w:r>
@@ -1698,8 +1346,6 @@
         <w:rPr>
           <w:rFonts w:hint="eastAsia"/>
           <w:color w:val="1A1A1A"/>
-          <w:sz w:val="19"/>
-          <w:szCs w:val="19"/>
         </w:rPr>
         <w:t xml:space="preserve"> </w:t>
       </w:r>
@@ -1707,8 +1353,6 @@
         <w:rPr>
           <w:rFonts w:hint="eastAsia"/>
           <w:color w:val="1A1A1A"/>
-          <w:sz w:val="19"/>
-          <w:szCs w:val="19"/>
         </w:rPr>
         <w:t>Munster</w:t>
       </w:r>
@@ -1716,8 +1360,6 @@
         <w:rPr>
           <w:rFonts w:hint="eastAsia"/>
           <w:color w:val="1A1A1A"/>
-          <w:sz w:val="19"/>
-          <w:szCs w:val="19"/>
         </w:rPr>
         <w:t>, German</w:t>
       </w:r>
@@ -1725,8 +1367,6 @@
         <w:rPr>
           <w:rFonts w:hint="eastAsia"/>
           <w:color w:val="1A1A1A"/>
-          <w:sz w:val="19"/>
-          <w:szCs w:val="19"/>
         </w:rPr>
         <w:t>y</w:t>
       </w:r>
@@ -1734,8 +1374,6 @@
         <w:rPr>
           <w:rFonts w:hint="eastAsia"/>
           <w:color w:val="1A1A1A"/>
-          <w:sz w:val="19"/>
-          <w:szCs w:val="19"/>
         </w:rPr>
         <w:t>,</w:t>
       </w:r>
@@ -1743,8 +1381,6 @@
         <w:rPr>
           <w:rFonts w:hint="eastAsia"/>
           <w:color w:val="1A1A1A"/>
-          <w:sz w:val="19"/>
-          <w:szCs w:val="19"/>
         </w:rPr>
         <w:t xml:space="preserve"> </w:t>
       </w:r>
@@ -1752,8 +1388,6 @@
         <w:rPr>
           <w:rFonts w:hint="eastAsia"/>
           <w:color w:val="1A1A1A"/>
-          <w:sz w:val="19"/>
-          <w:szCs w:val="19"/>
         </w:rPr>
         <w:t xml:space="preserve">July </w:t>
       </w:r>
@@ -1761,8 +1395,6 @@
         <w:rPr>
           <w:rFonts w:hint="eastAsia"/>
           <w:color w:val="1A1A1A"/>
-          <w:sz w:val="19"/>
-          <w:szCs w:val="19"/>
         </w:rPr>
         <w:t>202</w:t>
       </w:r>
@@ -1770,8 +1402,6 @@
         <w:rPr>
           <w:rFonts w:hint="eastAsia"/>
           <w:color w:val="1A1A1A"/>
-          <w:sz w:val="19"/>
-          <w:szCs w:val="19"/>
         </w:rPr>
         <w:t>4</w:t>
       </w:r>
@@ -1779,8 +1409,6 @@
         <w:rPr>
           <w:rFonts w:hint="eastAsia"/>
           <w:color w:val="1A1A1A"/>
-          <w:sz w:val="19"/>
-          <w:szCs w:val="19"/>
         </w:rPr>
         <w:t>.</w:t>
       </w:r>
@@ -1791,15 +1419,19 @@
           <w:bottom w:val="single" w:sz="6" w:space="2" w:color="1F4E79"/>
         </w:pBdr>
         <w:spacing w:before="200" w:after="20"/>
-      </w:pPr>
-      <w:r>
-        <w:rPr>
-          <w:b/>
-          <w:bCs/>
-          <w:color w:val="1F4E79"/>
+        <w:rPr>
           <w:sz w:val="22"/>
           <w:szCs w:val="22"/>
         </w:rPr>
+      </w:pPr>
+      <w:r>
+        <w:rPr>
+          <w:b/>
+          <w:bCs/>
+          <w:color w:val="1F4E79"/>
+          <w:sz w:val="24"/>
+          <w:szCs w:val="24"/>
+        </w:rPr>
         <w:t>INTERESTS</w:t>
       </w:r>
     </w:p>
@@ -1810,8 +1442,6 @@
       <w:r>
         <w:rPr>
           <w:color w:val="1A1A1A"/>
-          <w:sz w:val="19"/>
-          <w:szCs w:val="19"/>
         </w:rPr>
         <w:t>Tennis, bouldering, hiking, DIY electronics.</w:t>
       </w:r>
@@ -2030,7 +1660,7 @@
   <w:abstractNum w:abstractNumId="2" w15:restartNumberingAfterBreak="0">
     <w:nsid w:val="20660E37"/>
     <w:multiLevelType w:val="hybridMultilevel"/>
-    <w:tmpl w:val="DF20897C"/>
+    <w:tmpl w:val="0AA4A35E"/>
     <w:lvl w:ilvl="0" w:tplc="08090001">
       <w:start w:val="1"/>
       <w:numFmt w:val="bullet"/>
@@ -2536,7 +2166,7 @@
   <w:abstractNum w:abstractNumId="7" w15:restartNumberingAfterBreak="0">
     <w:nsid w:val="642107AC"/>
     <w:multiLevelType w:val="hybridMultilevel"/>
-    <w:tmpl w:val="D124E9FC"/>
+    <w:tmpl w:val="AFA83486"/>
     <w:lvl w:ilvl="0" w:tplc="08090001">
       <w:start w:val="1"/>
       <w:numFmt w:val="bullet"/>
